--- a/00-首页/题组Word/专项卷/一分册/专项卷III-学生版.docx
+++ b/00-首页/题组Word/专项卷/一分册/专项卷III-学生版.docx
@@ -4455,19 +4455,20 @@
         </w:rPr>
         <w:t xml:space="preserve"> </w:t>
       </w:r>
-      <w:r>
-        <w:rPr>
-          <w:rFonts w:hint="eastAsia" w:ascii="Times New Roman" w:hAnsi="Times New Roman" w:eastAsia="Times New Roman" w:cs="Times New Roman"/>
-        </w:rPr>
-        <w:t>C</w:t>
-      </w:r>
-      <w:r>
-        <w:rPr>
-          <w:rFonts w:hint="eastAsia" w:ascii="Times New Roman" w:hAnsi="Times New Roman" w:eastAsia="Times New Roman" w:cs="Times New Roman"/>
-          <w:vertAlign w:val="subscript"/>
-        </w:rPr>
-        <w:t>60</w:t>
-      </w:r>
+      <m:oMath>
+        <m:sSub>
+          <m:e>
+            <m:r>
+              <m:t>C</m:t>
+            </m:r>
+          </m:e>
+          <m:sub>
+            <m:r>
+              <m:t>60</m:t>
+            </m:r>
+          </m:sub>
+        </m:sSub>
+      </m:oMath>
       <w:r>
         <w:rPr>
           <w:rFonts w:hint="eastAsia" w:ascii="Times New Roman" w:hAnsi="Times New Roman" w:eastAsia="Times New Roman" w:cs="Times New Roman"/>
@@ -4498,19 +4499,20 @@
         </w:rPr>
         <w:t xml:space="preserve"> </w:t>
       </w:r>
-      <w:r>
-        <w:rPr>
-          <w:rFonts w:hint="eastAsia" w:ascii="Times New Roman" w:hAnsi="Times New Roman" w:eastAsia="Times New Roman" w:cs="Times New Roman"/>
-        </w:rPr>
-        <w:t>N</w:t>
-      </w:r>
-      <w:r>
-        <w:rPr>
-          <w:rFonts w:hint="eastAsia" w:ascii="Times New Roman" w:hAnsi="Times New Roman" w:eastAsia="Times New Roman" w:cs="Times New Roman"/>
-          <w:vertAlign w:val="subscript"/>
-        </w:rPr>
-        <w:t>60</w:t>
-      </w:r>
+      <m:oMath>
+        <m:sSub>
+          <m:e>
+            <m:r>
+              <m:t>N</m:t>
+            </m:r>
+          </m:e>
+          <m:sub>
+            <m:r>
+              <m:t>60</m:t>
+            </m:r>
+          </m:sub>
+        </m:sSub>
+      </m:oMath>
       <w:r>
         <w:rPr>
           <w:rFonts w:hint="eastAsia" w:ascii="Times New Roman" w:hAnsi="Times New Roman" w:eastAsia="Times New Roman" w:cs="Times New Roman"/>
@@ -4527,15 +4529,22 @@
         <w:rPr>
           <w:rFonts w:hint="eastAsia" w:ascii="Times New Roman" w:hAnsi="Times New Roman" w:eastAsia="Times New Roman" w:cs="Times New Roman"/>
         </w:rPr>
-        <w:t>，N</w:t>
-      </w:r>
-      <w:r>
-        <w:rPr>
-          <w:rFonts w:hint="eastAsia" w:ascii="Times New Roman" w:hAnsi="Times New Roman" w:eastAsia="Times New Roman" w:cs="Times New Roman"/>
-          <w:vertAlign w:val="subscript"/>
-        </w:rPr>
-        <w:t>60</w:t>
-      </w:r>
+        <w:t>，</w:t>
+      </w:r>
+      <m:oMath>
+        <m:sSub>
+          <m:e>
+            <m:r>
+              <m:t>N</m:t>
+            </m:r>
+          </m:e>
+          <m:sub>
+            <m:r>
+              <m:t>60</m:t>
+            </m:r>
+          </m:sub>
+        </m:sSub>
+      </m:oMath>
       <w:r>
         <w:rPr>
           <w:rFonts w:ascii="Times New Roman" w:hAnsi="Times New Roman" w:eastAsia="Times New Roman" w:cs="Times New Roman"/>
@@ -4552,15 +4561,22 @@
         <w:rPr>
           <w:rFonts w:ascii="Times New Roman" w:hAnsi="Times New Roman" w:eastAsia="Times New Roman" w:cs="Times New Roman"/>
         </w:rPr>
-        <w:t xml:space="preserve"> C</w:t>
-      </w:r>
-      <w:r>
-        <w:rPr>
-          <w:rFonts w:ascii="Times New Roman" w:hAnsi="Times New Roman" w:eastAsia="Times New Roman" w:cs="Times New Roman"/>
-          <w:vertAlign w:val="subscript"/>
-        </w:rPr>
-        <w:t>60</w:t>
-      </w:r>
+        <w:t xml:space="preserve"> </w:t>
+      </w:r>
+      <m:oMath>
+        <m:sSub>
+          <m:e>
+            <m:r>
+              <m:t>C</m:t>
+            </m:r>
+          </m:e>
+          <m:sub>
+            <m:r>
+              <m:t>60</m:t>
+            </m:r>
+          </m:sub>
+        </m:sSub>
+      </m:oMath>
       <w:r>
         <w:rPr>
           <w:rFonts w:ascii="Times New Roman" w:hAnsi="Times New Roman" w:eastAsia="Times New Roman" w:cs="Times New Roman"/>
@@ -4601,15 +4617,22 @@
         <w:rPr>
           <w:rFonts w:ascii="Times New Roman" w:hAnsi="Times New Roman" w:eastAsia="Times New Roman" w:cs="Times New Roman"/>
         </w:rPr>
-        <w:t xml:space="preserve"> N</w:t>
-      </w:r>
-      <w:r>
-        <w:rPr>
-          <w:rFonts w:ascii="Times New Roman" w:hAnsi="Times New Roman" w:eastAsia="Times New Roman" w:cs="Times New Roman"/>
-          <w:vertAlign w:val="subscript"/>
-        </w:rPr>
-        <w:t>2</w:t>
-      </w:r>
+        <w:t xml:space="preserve"> </w:t>
+      </w:r>
+      <m:oMath>
+        <m:sSub>
+          <m:e>
+            <m:r>
+              <m:t>N</m:t>
+            </m:r>
+          </m:e>
+          <m:sub>
+            <m:r>
+              <m:t>2</m:t>
+            </m:r>
+          </m:sub>
+        </m:sSub>
+      </m:oMath>
       <w:r>
         <w:rPr>
           <w:rFonts w:ascii="Times New Roman" w:hAnsi="Times New Roman" w:eastAsia="Times New Roman" w:cs="Times New Roman"/>
@@ -4638,15 +4661,22 @@
         <w:rPr>
           <w:rFonts w:ascii="Times New Roman" w:hAnsi="Times New Roman" w:eastAsia="Times New Roman" w:cs="Times New Roman"/>
         </w:rPr>
-        <w:t xml:space="preserve"> N</w:t>
-      </w:r>
-      <w:r>
-        <w:rPr>
-          <w:rFonts w:ascii="Times New Roman" w:hAnsi="Times New Roman" w:eastAsia="Times New Roman" w:cs="Times New Roman"/>
-          <w:vertAlign w:val="subscript"/>
-        </w:rPr>
-        <w:t>60</w:t>
-      </w:r>
+        <w:t xml:space="preserve"> </w:t>
+      </w:r>
+      <m:oMath>
+        <m:sSub>
+          <m:e>
+            <m:r>
+              <m:t>N</m:t>
+            </m:r>
+          </m:e>
+          <m:sub>
+            <m:r>
+              <m:t>60</m:t>
+            </m:r>
+          </m:sub>
+        </m:sSub>
+      </m:oMath>
       <w:r>
         <w:rPr>
           <w:rFonts w:ascii="Times New Roman" w:hAnsi="Times New Roman" w:eastAsia="Times New Roman" w:cs="Times New Roman"/>
@@ -4687,15 +4717,22 @@
         <w:rPr>
           <w:rFonts w:ascii="Times New Roman" w:hAnsi="Times New Roman" w:eastAsia="Times New Roman" w:cs="Times New Roman"/>
         </w:rPr>
-        <w:t xml:space="preserve"> N</w:t>
-      </w:r>
-      <w:r>
-        <w:rPr>
-          <w:rFonts w:ascii="Times New Roman" w:hAnsi="Times New Roman" w:eastAsia="Times New Roman" w:cs="Times New Roman"/>
-          <w:vertAlign w:val="subscript"/>
-        </w:rPr>
-        <w:t>2</w:t>
-      </w:r>
+        <w:t xml:space="preserve"> </w:t>
+      </w:r>
+      <m:oMath>
+        <m:sSub>
+          <m:e>
+            <m:r>
+              <m:t>N</m:t>
+            </m:r>
+          </m:e>
+          <m:sub>
+            <m:r>
+              <m:t>2</m:t>
+            </m:r>
+          </m:sub>
+        </m:sSub>
+      </m:oMath>
       <w:r>
         <w:rPr>
           <w:rFonts w:ascii="Times New Roman" w:hAnsi="Times New Roman" w:eastAsia="Times New Roman" w:cs="Times New Roman"/>
@@ -5113,19 +5150,20 @@
           <w:numId w:val="1004"/>
         </w:numPr>
       </w:pPr>
-      <w:r>
-        <w:rPr>
-          <w:rFonts w:ascii="Times New Roman" w:hAnsi="Times New Roman" w:eastAsia="Times New Roman" w:cs="Times New Roman"/>
-        </w:rPr>
-        <w:t>N</w:t>
-      </w:r>
-      <w:r>
-        <w:rPr>
-          <w:rFonts w:ascii="Times New Roman" w:hAnsi="Times New Roman" w:eastAsia="Times New Roman" w:cs="Times New Roman"/>
-          <w:vertAlign w:val="subscript"/>
-        </w:rPr>
-        <w:t>60</w:t>
-      </w:r>
+      <m:oMath>
+        <m:sSub>
+          <m:e>
+            <m:r>
+              <m:t>N</m:t>
+            </m:r>
+          </m:e>
+          <m:sub>
+            <m:r>
+              <m:t>60</m:t>
+            </m:r>
+          </m:sub>
+        </m:sSub>
+      </m:oMath>
       <w:r>
         <w:rPr>
           <w:rFonts w:ascii="Times New Roman" w:hAnsi="Times New Roman" w:eastAsia="Times New Roman" w:cs="Times New Roman"/>
@@ -5164,19 +5202,20 @@
           <w:numId w:val="1004"/>
         </w:numPr>
       </w:pPr>
-      <w:r>
-        <w:rPr>
-          <w:rFonts w:ascii="Times New Roman" w:hAnsi="Times New Roman" w:eastAsia="Times New Roman" w:cs="Times New Roman"/>
-        </w:rPr>
-        <w:t>N</w:t>
-      </w:r>
-      <w:r>
-        <w:rPr>
-          <w:rFonts w:ascii="Times New Roman" w:hAnsi="Times New Roman" w:eastAsia="Times New Roman" w:cs="Times New Roman"/>
-          <w:vertAlign w:val="subscript"/>
-        </w:rPr>
-        <w:t>60</w:t>
-      </w:r>
+      <m:oMath>
+        <m:sSub>
+          <m:e>
+            <m:r>
+              <m:t>N</m:t>
+            </m:r>
+          </m:e>
+          <m:sub>
+            <m:r>
+              <m:t>60</m:t>
+            </m:r>
+          </m:sub>
+        </m:sSub>
+      </m:oMath>
       <w:r>
         <w:rPr>
           <w:rFonts w:ascii="Times New Roman" w:hAnsi="Times New Roman" w:eastAsia="Times New Roman" w:cs="Times New Roman"/>
@@ -5219,15 +5258,22 @@
         <w:rPr>
           <w:rFonts w:ascii="Times New Roman" w:hAnsi="Times New Roman" w:eastAsia="Times New Roman" w:cs="Times New Roman"/>
         </w:rPr>
-        <w:t xml:space="preserve"> N</w:t>
-      </w:r>
-      <w:r>
-        <w:rPr>
-          <w:rFonts w:ascii="Times New Roman" w:hAnsi="Times New Roman" w:eastAsia="Times New Roman" w:cs="Times New Roman"/>
-          <w:vertAlign w:val="subscript"/>
-        </w:rPr>
-        <w:t>60</w:t>
-      </w:r>
+        <w:t xml:space="preserve"> </w:t>
+      </w:r>
+      <m:oMath>
+        <m:sSub>
+          <m:e>
+            <m:r>
+              <m:t>N</m:t>
+            </m:r>
+          </m:e>
+          <m:sub>
+            <m:r>
+              <m:t>60</m:t>
+            </m:r>
+          </m:sub>
+        </m:sSub>
+      </m:oMath>
       <w:r>
         <w:rPr>
           <w:rFonts w:ascii="Times New Roman" w:hAnsi="Times New Roman" w:eastAsia="Times New Roman" w:cs="Times New Roman"/>
@@ -5337,15 +5383,22 @@
         <w:rPr>
           <w:rFonts w:ascii="Times New Roman" w:hAnsi="Times New Roman" w:eastAsia="Times New Roman" w:cs="Times New Roman"/>
         </w:rPr>
-        <w:t xml:space="preserve"> N</w:t>
-      </w:r>
-      <w:r>
-        <w:rPr>
-          <w:rFonts w:ascii="Times New Roman" w:hAnsi="Times New Roman" w:eastAsia="Times New Roman" w:cs="Times New Roman"/>
-          <w:vertAlign w:val="subscript"/>
-        </w:rPr>
-        <w:t>2</w:t>
-      </w:r>
+        <w:t xml:space="preserve"> </w:t>
+      </w:r>
+      <m:oMath>
+        <m:sSub>
+          <m:e>
+            <m:r>
+              <m:t>N</m:t>
+            </m:r>
+          </m:e>
+          <m:sub>
+            <m:r>
+              <m:t>2</m:t>
+            </m:r>
+          </m:sub>
+        </m:sSub>
+      </m:oMath>
       <w:r>
         <w:rPr>
           <w:rFonts w:ascii="Times New Roman" w:hAnsi="Times New Roman" w:eastAsia="Times New Roman" w:cs="Times New Roman"/>
@@ -5378,19 +5431,20 @@
           <w:numId w:val="1004"/>
         </w:numPr>
       </w:pPr>
-      <w:r>
-        <w:rPr>
-          <w:rFonts w:ascii="Times New Roman" w:hAnsi="Times New Roman" w:eastAsia="Times New Roman" w:cs="Times New Roman"/>
-        </w:rPr>
-        <w:t>N</w:t>
-      </w:r>
-      <w:r>
-        <w:rPr>
-          <w:rFonts w:ascii="Times New Roman" w:hAnsi="Times New Roman" w:eastAsia="Times New Roman" w:cs="Times New Roman"/>
-          <w:vertAlign w:val="subscript"/>
-        </w:rPr>
-        <w:t>60</w:t>
-      </w:r>
+      <m:oMath>
+        <m:sSub>
+          <m:e>
+            <m:r>
+              <m:t>N</m:t>
+            </m:r>
+          </m:e>
+          <m:sub>
+            <m:r>
+              <m:t>60</m:t>
+            </m:r>
+          </m:sub>
+        </m:sSub>
+      </m:oMath>
       <w:r>
         <w:rPr>
           <w:rFonts w:ascii="Times New Roman" w:hAnsi="Times New Roman" w:eastAsia="Times New Roman" w:cs="Times New Roman"/>
@@ -8288,456 +8342,7 @@
         <w:rPr>
           <w:rFonts w:ascii="Times New Roman" w:hAnsi="Times New Roman" w:eastAsia="Times New Roman" w:cs="Times New Roman"/>
         </w:rPr>
-        <w:t xml:space="preserve"> FeO</w:t>
-      </w:r>
-      <w:r>
-        <w:rPr>
-          <w:rFonts w:ascii="Times New Roman" w:hAnsi="Times New Roman" w:eastAsia="Times New Roman" w:cs="Times New Roman"/>
-          <w:vertAlign w:val="subscript"/>
-        </w:rPr>
-        <w:t>4</w:t>
-      </w:r>
-      <w:r>
-        <w:rPr>
-          <w:rFonts w:ascii="Times New Roman" w:hAnsi="Times New Roman" w:eastAsia="Times New Roman" w:cs="Times New Roman"/>
-          <w:vertAlign w:val="superscript"/>
-        </w:rPr>
-        <w:t>2-</w:t>
-      </w:r>
-      <w:r>
-        <w:rPr>
-          <w:rFonts w:ascii="Times New Roman" w:hAnsi="Times New Roman" w:eastAsia="Times New Roman" w:cs="Times New Roman"/>
-        </w:rPr>
-        <w:t xml:space="preserve"> </w:t>
-      </w:r>
-      <w:r>
-        <w:rPr>
-          <w:rFonts w:hint="eastAsia" w:ascii="Times New Roman" w:hAnsi="Times New Roman" w:eastAsia="FangSong" w:cs="Times New Roman"/>
-        </w:rPr>
-        <w:t xml:space="preserve">与</w:t>
-      </w:r>
-      <w:r>
-        <w:rPr>
-          <w:rFonts w:ascii="Times New Roman" w:hAnsi="Times New Roman" w:eastAsia="Times New Roman" w:cs="Times New Roman"/>
-        </w:rPr>
-        <w:t xml:space="preserve"> Fe</w:t>
-      </w:r>
-      <w:r>
-        <w:rPr>
-          <w:rFonts w:ascii="Times New Roman" w:hAnsi="Times New Roman" w:eastAsia="Times New Roman" w:cs="Times New Roman"/>
-          <w:vertAlign w:val="superscript"/>
-        </w:rPr>
-        <w:t>2+</w:t>
-      </w:r>
-      <w:r>
-        <w:rPr>
-          <w:rFonts w:ascii="Times New Roman" w:hAnsi="Times New Roman" w:eastAsia="Times New Roman" w:cs="Times New Roman"/>
-        </w:rPr>
-        <w:t xml:space="preserve"> </w:t>
-      </w:r>
-      <w:r>
-        <w:rPr>
-          <w:rFonts w:hint="eastAsia" w:ascii="Times New Roman" w:hAnsi="Times New Roman" w:eastAsia="FangSong" w:cs="Times New Roman"/>
-        </w:rPr>
-        <w:t>的计量关系</w:t>
-      </w:r>
-      <w:r>
-        <w:rPr>
-          <w:rFonts w:hint="eastAsia" w:ascii="Times New Roman" w:hAnsi="Times New Roman" w:eastAsia="Times New Roman" w:cs="Times New Roman"/>
-        </w:rPr>
-        <w:t>。</w:t>
-      </w:r>
-    </w:p>
-    <w:bookmarkEnd w:id="26"/>
-    <w:bookmarkStart w:id="27" w:name="结构化学9-题"/>
-    <w:p>
-      <w:pPr>
-        <w:pStyle w:val="Heading2"/>
-        <w:spacing w:before="280" w:after="120"/>
-      </w:pPr>
-      <w:r>
-        <w:rPr>
-          <w:rFonts w:hint="eastAsia" w:ascii="Times New Roman" w:hAnsi="Times New Roman" w:eastAsia="SimHei" w:cs="Times New Roman"/>
-        </w:rPr>
-        <w:t>结构化学</w:t>
-      </w:r>
-      <w:r>
-        <w:rPr>
-          <w:rFonts w:hint="eastAsia" w:ascii="Times New Roman" w:hAnsi="Times New Roman" w:eastAsia="Times New Roman" w:cs="Times New Roman"/>
-        </w:rPr>
-        <w:t>（9</w:t>
-      </w:r>
-      <w:r>
-        <w:rPr>
-          <w:rFonts w:ascii="Times New Roman" w:hAnsi="Times New Roman" w:eastAsia="Times New Roman" w:cs="Times New Roman"/>
-        </w:rPr>
-        <w:t xml:space="preserve"> </w:t>
-      </w:r>
-      <w:r>
-        <w:rPr>
-          <w:rFonts w:hint="eastAsia" w:ascii="Times New Roman" w:hAnsi="Times New Roman" w:eastAsia="SimHei" w:cs="Times New Roman"/>
-        </w:rPr>
-        <w:t>题</w:t>
-      </w:r>
-      <w:r>
-        <w:rPr>
-          <w:rFonts w:hint="eastAsia" w:ascii="Times New Roman" w:hAnsi="Times New Roman" w:eastAsia="Times New Roman" w:cs="Times New Roman"/>
-        </w:rPr>
-        <w:t>）</w:t>
-      </w:r>
-    </w:p>
-    <w:bookmarkEnd w:id="27"/>
-    <w:bookmarkStart w:id="28" w:name="第-12-题"/>
-    <w:p>
-      <w:pPr>
-        <w:pStyle w:val="Heading2"/>
-        <w:spacing w:before="280" w:after="120"/>
-      </w:pPr>
-      <w:r>
-        <w:rPr>
-          <w:rFonts w:hint="eastAsia" w:ascii="Times New Roman" w:hAnsi="Times New Roman" w:eastAsia="SimHei" w:cs="Times New Roman"/>
-        </w:rPr>
-        <w:t xml:space="preserve">第</w:t>
-      </w:r>
-      <w:r>
-        <w:rPr>
-          <w:rFonts w:ascii="Times New Roman" w:hAnsi="Times New Roman" w:eastAsia="Times New Roman" w:cs="Times New Roman"/>
-        </w:rPr>
-        <w:t xml:space="preserve"> 12 </w:t>
-      </w:r>
-      <w:r>
-        <w:rPr>
-          <w:rFonts w:hint="eastAsia" w:ascii="Times New Roman" w:hAnsi="Times New Roman" w:eastAsia="SimHei" w:cs="Times New Roman"/>
-        </w:rPr>
-        <w:t xml:space="preserve">题</w:t>
-      </w:r>
-    </w:p>
-    <w:p>
-      <w:pPr>
-        <w:pStyle w:val="BlockText"/>
-      </w:pPr>
-      <w:r>
-        <w:rPr>
-          <w:rFonts w:hint="eastAsia" w:ascii="Times New Roman" w:hAnsi="Times New Roman" w:eastAsia="FangSong" w:cs="Times New Roman"/>
-        </w:rPr>
-        <w:t>来源</w:t>
-      </w:r>
-      <w:r>
-        <w:rPr>
-          <w:rFonts w:hint="eastAsia" w:ascii="Times New Roman" w:hAnsi="Times New Roman" w:eastAsia="Times New Roman" w:cs="Times New Roman"/>
-        </w:rPr>
-        <w:t>：</w:t>
-      </w:r>
-      <w:r>
-        <w:rPr>
-          <w:rFonts w:hint="eastAsia" w:ascii="Times New Roman" w:hAnsi="Times New Roman" w:eastAsia="FangSong" w:cs="Times New Roman"/>
-        </w:rPr>
-        <w:t>高中化学竞赛教程第一分册</w:t>
-      </w:r>
-    </w:p>
-    <w:p>
-      <w:pPr>
-        <w:pStyle w:val="FirstParagraph"/>
-      </w:pPr>
-      <w:r>
-        <w:rPr>
-          <w:rFonts w:hint="eastAsia" w:ascii="Times New Roman" w:hAnsi="Times New Roman" w:eastAsia="FangSong" w:cs="Times New Roman"/>
-          <w:b/>
-          <w:bCs/>
-        </w:rPr>
-        <w:t xml:space="preserve">金属键强弱与熔点比较</w:t>
-      </w:r>
-    </w:p>
-    <w:p>
-      <w:pPr>
-        <w:pStyle w:val="BodyText"/>
-      </w:pPr>
-      <w:r>
-        <w:rPr>
-          <w:rFonts w:hint="eastAsia" w:ascii="Times New Roman" w:hAnsi="Times New Roman" w:eastAsia="FangSong" w:cs="Times New Roman"/>
-        </w:rPr>
-        <w:t>试比较并解释下列金属熔点的高低</w:t>
-      </w:r>
-      <w:r>
-        <w:rPr>
-          <w:rFonts w:hint="eastAsia" w:ascii="Times New Roman" w:hAnsi="Times New Roman" w:eastAsia="Times New Roman" w:cs="Times New Roman"/>
-        </w:rPr>
-        <w:t>：</w:t>
-      </w:r>
-    </w:p>
-    <w:p>
-      <w:pPr>
-        <w:numPr>
-          <w:ilvl w:val="0"/>
-          <w:numId w:val="1008"/>
-        </w:numPr>
-      </w:pPr>
-      <w:r>
-        <w:rPr>
-          <w:rFonts w:ascii="Times New Roman" w:hAnsi="Times New Roman" w:eastAsia="Times New Roman" w:cs="Times New Roman"/>
-        </w:rPr>
-        <w:t xml:space="preserve">Na、Mg、Al</w:t>
-      </w:r>
-    </w:p>
-    <w:p>
-      <w:pPr>
-        <w:numPr>
-          <w:ilvl w:val="0"/>
-          <w:numId w:val="1008"/>
-        </w:numPr>
-      </w:pPr>
-      <w:r>
-        <w:rPr>
-          <w:rFonts w:ascii="Times New Roman" w:hAnsi="Times New Roman" w:eastAsia="Times New Roman" w:cs="Times New Roman"/>
-        </w:rPr>
-        <w:t xml:space="preserve">Li、Na、K、Rb、Cs</w:t>
-      </w:r>
-    </w:p>
-    <w:bookmarkEnd w:id="28"/>
-    <w:bookmarkStart w:id="29" w:name="第-13-题"/>
-    <w:p>
-      <w:pPr>
-        <w:pStyle w:val="Heading2"/>
-        <w:spacing w:before="280" w:after="120"/>
-      </w:pPr>
-      <w:r>
-        <w:rPr>
-          <w:rFonts w:hint="eastAsia" w:ascii="Times New Roman" w:hAnsi="Times New Roman" w:eastAsia="SimHei" w:cs="Times New Roman"/>
-        </w:rPr>
-        <w:t xml:space="preserve">第</w:t>
-      </w:r>
-      <w:r>
-        <w:rPr>
-          <w:rFonts w:ascii="Times New Roman" w:hAnsi="Times New Roman" w:eastAsia="Times New Roman" w:cs="Times New Roman"/>
-        </w:rPr>
-        <w:t xml:space="preserve"> 13 </w:t>
-      </w:r>
-      <w:r>
-        <w:rPr>
-          <w:rFonts w:hint="eastAsia" w:ascii="Times New Roman" w:hAnsi="Times New Roman" w:eastAsia="SimHei" w:cs="Times New Roman"/>
-        </w:rPr>
-        <w:t xml:space="preserve">题</w:t>
-      </w:r>
-    </w:p>
-    <w:p>
-      <w:pPr>
-        <w:pStyle w:val="BlockText"/>
-      </w:pPr>
-      <w:r>
-        <w:rPr>
-          <w:rFonts w:hint="eastAsia" w:ascii="Times New Roman" w:hAnsi="Times New Roman" w:eastAsia="FangSong" w:cs="Times New Roman"/>
-        </w:rPr>
-        <w:t>来源</w:t>
-      </w:r>
-      <w:r>
-        <w:rPr>
-          <w:rFonts w:hint="eastAsia" w:ascii="Times New Roman" w:hAnsi="Times New Roman" w:eastAsia="Times New Roman" w:cs="Times New Roman"/>
-        </w:rPr>
-        <w:t>：</w:t>
-      </w:r>
-      <w:r>
-        <w:rPr>
-          <w:rFonts w:hint="eastAsia" w:ascii="Times New Roman" w:hAnsi="Times New Roman" w:eastAsia="FangSong" w:cs="Times New Roman"/>
-        </w:rPr>
-        <w:t>高中化学竞赛教程第一分册</w:t>
-      </w:r>
-    </w:p>
-    <w:p>
-      <w:pPr>
-        <w:pStyle w:val="FirstParagraph"/>
-      </w:pPr>
-      <w:r>
-        <w:rPr>
-          <w:rFonts w:hint="eastAsia" w:ascii="Times New Roman" w:hAnsi="Times New Roman" w:eastAsia="Times New Roman" w:cs="Times New Roman"/>
-          <w:b/>
-          <w:bCs/>
-        </w:rPr>
-        <w:t>NO</w:t>
-      </w:r>
-      <w:r>
-        <w:rPr>
-          <w:rFonts w:hint="eastAsia" w:ascii="Times New Roman" w:hAnsi="Times New Roman" w:eastAsia="Times New Roman" w:cs="Times New Roman"/>
-          <w:b/>
-          <w:bCs/>
-          <w:vertAlign w:val="superscript"/>
-        </w:rPr>
-        <w:t>+</w:t>
-      </w:r>
-      <w:r>
-        <w:rPr>
-          <w:rFonts w:hint="eastAsia" w:ascii="Times New Roman" w:hAnsi="Times New Roman" w:eastAsia="FangSong" w:cs="Times New Roman"/>
-          <w:b/>
-          <w:bCs/>
-        </w:rPr>
-        <w:t>的路易斯结构式</w:t>
-      </w:r>
-    </w:p>
-    <w:p>
-      <w:pPr>
-        <w:pStyle w:val="BodyText"/>
-      </w:pPr>
-      <w:r>
-        <w:rPr>
-          <w:rFonts w:hint="eastAsia" w:ascii="Times New Roman" w:hAnsi="Times New Roman" w:eastAsia="FangSong" w:cs="Times New Roman"/>
-        </w:rPr>
-        <w:t xml:space="preserve">写出亚硝酰正离子</w:t>
-      </w:r>
-      <w:r>
-        <w:rPr>
-          <w:rFonts w:ascii="Times New Roman" w:hAnsi="Times New Roman" w:eastAsia="Times New Roman" w:cs="Times New Roman"/>
-        </w:rPr>
-        <w:t xml:space="preserve"> NO</w:t>
-      </w:r>
-      <w:r>
-        <w:rPr>
-          <w:rFonts w:ascii="Times New Roman" w:hAnsi="Times New Roman" w:eastAsia="Times New Roman" w:cs="Times New Roman"/>
-          <w:vertAlign w:val="superscript"/>
-        </w:rPr>
-        <w:t>+</w:t>
-      </w:r>
-      <w:r>
-        <w:rPr>
-          <w:rFonts w:ascii="Times New Roman" w:hAnsi="Times New Roman" w:eastAsia="Times New Roman" w:cs="Times New Roman"/>
-        </w:rPr>
-        <w:t xml:space="preserve"> </w:t>
-      </w:r>
-      <w:r>
-        <w:rPr>
-          <w:rFonts w:hint="eastAsia" w:ascii="Times New Roman" w:hAnsi="Times New Roman" w:eastAsia="FangSong" w:cs="Times New Roman"/>
-        </w:rPr>
-        <w:t>的路易斯结构式</w:t>
-      </w:r>
-      <w:r>
-        <w:rPr>
-          <w:rFonts w:hint="eastAsia" w:ascii="Times New Roman" w:hAnsi="Times New Roman" w:eastAsia="Times New Roman" w:cs="Times New Roman"/>
-        </w:rPr>
-        <w:t>。</w:t>
-      </w:r>
-    </w:p>
-    <w:bookmarkEnd w:id="29"/>
-    <w:bookmarkStart w:id="30" w:name="第-14-题"/>
-    <w:p>
-      <w:pPr>
-        <w:pStyle w:val="Heading2"/>
-        <w:spacing w:before="280" w:after="120"/>
-      </w:pPr>
-      <w:r>
-        <w:rPr>
-          <w:rFonts w:hint="eastAsia" w:ascii="Times New Roman" w:hAnsi="Times New Roman" w:eastAsia="SimHei" w:cs="Times New Roman"/>
-        </w:rPr>
-        <w:t xml:space="preserve">第</w:t>
-      </w:r>
-      <w:r>
-        <w:rPr>
-          <w:rFonts w:ascii="Times New Roman" w:hAnsi="Times New Roman" w:eastAsia="Times New Roman" w:cs="Times New Roman"/>
-        </w:rPr>
-        <w:t xml:space="preserve"> 14 </w:t>
-      </w:r>
-      <w:r>
-        <w:rPr>
-          <w:rFonts w:hint="eastAsia" w:ascii="Times New Roman" w:hAnsi="Times New Roman" w:eastAsia="SimHei" w:cs="Times New Roman"/>
-        </w:rPr>
-        <w:t xml:space="preserve">题</w:t>
-      </w:r>
-    </w:p>
-    <w:p>
-      <w:pPr>
-        <w:pStyle w:val="BlockText"/>
-      </w:pPr>
-      <w:r>
-        <w:rPr>
-          <w:rFonts w:hint="eastAsia" w:ascii="Times New Roman" w:hAnsi="Times New Roman" w:eastAsia="FangSong" w:cs="Times New Roman"/>
-        </w:rPr>
-        <w:t>来源</w:t>
-      </w:r>
-      <w:r>
-        <w:rPr>
-          <w:rFonts w:hint="eastAsia" w:ascii="Times New Roman" w:hAnsi="Times New Roman" w:eastAsia="Times New Roman" w:cs="Times New Roman"/>
-        </w:rPr>
-        <w:t>：</w:t>
-      </w:r>
-      <w:r>
-        <w:rPr>
-          <w:rFonts w:hint="eastAsia" w:ascii="Times New Roman" w:hAnsi="Times New Roman" w:eastAsia="FangSong" w:cs="Times New Roman"/>
-        </w:rPr>
-        <w:t>高中化学竞赛教程第一分册</w:t>
-      </w:r>
-    </w:p>
-    <w:p>
-      <w:pPr>
-        <w:pStyle w:val="FirstParagraph"/>
-      </w:pPr>
-      <w:r>
-        <w:rPr>
-          <w:rFonts w:hint="eastAsia" w:ascii="Times New Roman" w:hAnsi="Times New Roman" w:eastAsia="FangSong" w:cs="Times New Roman"/>
-          <w:b/>
-          <w:bCs/>
-        </w:rPr>
-        <w:t xml:space="preserve">类比思维的类推结论判正误</w:t>
-      </w:r>
-    </w:p>
-    <w:p>
-      <w:pPr>
-        <w:pStyle w:val="BodyText"/>
-      </w:pPr>
-      <w:r>
-        <w:rPr>
-          <w:rFonts w:hint="eastAsia" w:ascii="Times New Roman" w:hAnsi="Times New Roman" w:eastAsia="FangSong" w:cs="Times New Roman"/>
-        </w:rPr>
-        <w:t>类比思维是一种常用的学习方法</w:t>
-      </w:r>
-      <w:r>
-        <w:rPr>
-          <w:rFonts w:hint="eastAsia" w:ascii="Times New Roman" w:hAnsi="Times New Roman" w:eastAsia="Times New Roman" w:cs="Times New Roman"/>
-        </w:rPr>
-        <w:t>，</w:t>
-      </w:r>
-      <w:r>
-        <w:rPr>
-          <w:rFonts w:hint="eastAsia" w:ascii="Times New Roman" w:hAnsi="Times New Roman" w:eastAsia="FangSong" w:cs="Times New Roman"/>
-        </w:rPr>
-        <w:t>下列类推结论中正确的是</w:t>
-      </w:r>
-      <w:r>
-        <w:rPr>
-          <w:rFonts w:hint="eastAsia" w:ascii="Times New Roman" w:hAnsi="Times New Roman" w:eastAsia="Times New Roman" w:cs="Times New Roman"/>
-        </w:rPr>
-        <w:t>(</w:t>
-      </w:r>
-      <w:r>
-        <w:rPr>
-          <w:rFonts w:ascii="Times New Roman" w:hAnsi="Times New Roman" w:eastAsia="Times New Roman" w:cs="Times New Roman"/>
-        </w:rPr>
-        <w:t xml:space="preserve">　)。</w:t>
-      </w:r>
-    </w:p>
-    <w:p>
-      <w:pPr>
-        <w:pStyle w:val="BodyText"/>
-      </w:pPr>
-      <w:r>
-        <w:rPr>
-          <w:rFonts w:ascii="Times New Roman" w:hAnsi="Times New Roman" w:eastAsia="Times New Roman" w:cs="Times New Roman"/>
-        </w:rPr>
-        <w:t xml:space="preserve">A. </w:t>
-      </w:r>
-      <w:r>
-        <w:rPr>
-          <w:rFonts w:hint="eastAsia" w:ascii="Times New Roman" w:hAnsi="Times New Roman" w:eastAsia="Times New Roman" w:cs="Times New Roman"/>
-        </w:rPr>
-        <w:t>ⅣA</w:t>
-      </w:r>
-      <w:r>
-        <w:rPr>
-          <w:rFonts w:hint="eastAsia" w:ascii="Times New Roman" w:hAnsi="Times New Roman" w:eastAsia="FangSong" w:cs="Times New Roman"/>
-        </w:rPr>
-        <w:t>族元素氢化物沸点顺序是</w:t>
-      </w:r>
-      <w:r>
-        <w:rPr>
-          <w:rFonts w:hint="eastAsia" w:ascii="Times New Roman" w:hAnsi="Times New Roman" w:eastAsia="Times New Roman" w:cs="Times New Roman"/>
-        </w:rPr>
-        <w:t>：</w:t>
+        <w:t xml:space="preserve"> </w:t>
       </w:r>
       <m:oMath>
         <m:oMathPr>
@@ -8749,125 +8354,492 @@
           </m:ctrlPr>
         </m:oMathPr>
         <m:r>
-          <m:rPr>
-            <m:sty m:val="p"/>
-          </m:rPr>
-          <m:t>G</m:t>
-        </m:r>
-        <m:r>
-          <m:rPr>
-            <m:sty m:val="p"/>
-          </m:rPr>
+          <m:t>F</m:t>
+        </m:r>
+        <m:r>
           <m:t>e</m:t>
         </m:r>
-        <m:sSub>
+        <m:sSubSup>
           <m:e>
+            <m:r>
+              <m:t>O</m:t>
+            </m:r>
+          </m:e>
+          <m:sub>
+            <m:r>
+              <m:t>4</m:t>
+            </m:r>
+          </m:sub>
+          <m:sup>
+            <m:r>
+              <m:t>2</m:t>
+            </m:r>
             <m:r>
               <m:rPr>
                 <m:sty m:val="p"/>
               </m:rPr>
-              <m:t>H</m:t>
+              <m:t>−</m:t>
+            </m:r>
+          </m:sup>
+        </m:sSubSup>
+      </m:oMath>
+      <w:r>
+        <w:rPr>
+          <w:rFonts w:ascii="Times New Roman" w:hAnsi="Times New Roman" w:eastAsia="Times New Roman" w:cs="Times New Roman"/>
+        </w:rPr>
+        <w:t xml:space="preserve"> </w:t>
+      </w:r>
+      <w:r>
+        <w:rPr>
+          <w:rFonts w:hint="eastAsia" w:ascii="Times New Roman" w:hAnsi="Times New Roman" w:eastAsia="FangSong" w:cs="Times New Roman"/>
+        </w:rPr>
+        <w:t xml:space="preserve">与</w:t>
+      </w:r>
+      <w:r>
+        <w:rPr>
+          <w:rFonts w:ascii="Times New Roman" w:hAnsi="Times New Roman" w:eastAsia="Times New Roman" w:cs="Times New Roman"/>
+        </w:rPr>
+        <w:t xml:space="preserve"> </w:t>
+      </w:r>
+      <m:oMath>
+        <m:r>
+          <m:t>F</m:t>
+        </m:r>
+        <m:sSup>
+          <m:e>
+            <m:r>
+              <m:t>e</m:t>
             </m:r>
           </m:e>
-          <m:sub>
+          <m:sup>
+            <m:r>
+              <m:t>2</m:t>
+            </m:r>
             <m:r>
               <m:rPr>
                 <m:sty m:val="p"/>
               </m:rPr>
-              <m:t>4</m:t>
-            </m:r>
-          </m:sub>
-        </m:sSub>
-        <m:r>
-          <m:rPr>
-            <m:sty m:val="p"/>
-          </m:rPr>
-          <m:t>&gt;</m:t>
-        </m:r>
-        <m:r>
-          <m:rPr>
-            <m:sty m:val="p"/>
-          </m:rPr>
-          <m:t>S</m:t>
-        </m:r>
-        <m:r>
-          <m:rPr>
-            <m:sty m:val="p"/>
-          </m:rPr>
-          <m:t>i</m:t>
-        </m:r>
-        <m:sSub>
+              <m:t>+</m:t>
+            </m:r>
+          </m:sup>
+        </m:sSup>
+      </m:oMath>
+      <w:r>
+        <w:rPr>
+          <w:rFonts w:ascii="Times New Roman" w:hAnsi="Times New Roman" w:eastAsia="Times New Roman" w:cs="Times New Roman"/>
+        </w:rPr>
+        <w:t xml:space="preserve"> </w:t>
+      </w:r>
+      <w:r>
+        <w:rPr>
+          <w:rFonts w:hint="eastAsia" w:ascii="Times New Roman" w:hAnsi="Times New Roman" w:eastAsia="FangSong" w:cs="Times New Roman"/>
+        </w:rPr>
+        <w:t>的计量关系</w:t>
+      </w:r>
+      <w:r>
+        <w:rPr>
+          <w:rFonts w:hint="eastAsia" w:ascii="Times New Roman" w:hAnsi="Times New Roman" w:eastAsia="Times New Roman" w:cs="Times New Roman"/>
+        </w:rPr>
+        <w:t>。</w:t>
+      </w:r>
+    </w:p>
+    <w:bookmarkEnd w:id="26"/>
+    <w:bookmarkStart w:id="27" w:name="结构化学9-题"/>
+    <w:p>
+      <w:pPr>
+        <w:pStyle w:val="Heading2"/>
+        <w:spacing w:before="280" w:after="120"/>
+      </w:pPr>
+      <w:r>
+        <w:rPr>
+          <w:rFonts w:hint="eastAsia" w:ascii="Times New Roman" w:hAnsi="Times New Roman" w:eastAsia="SimHei" w:cs="Times New Roman"/>
+        </w:rPr>
+        <w:t>结构化学</w:t>
+      </w:r>
+      <w:r>
+        <w:rPr>
+          <w:rFonts w:hint="eastAsia" w:ascii="Times New Roman" w:hAnsi="Times New Roman" w:eastAsia="Times New Roman" w:cs="Times New Roman"/>
+        </w:rPr>
+        <w:t>（9</w:t>
+      </w:r>
+      <w:r>
+        <w:rPr>
+          <w:rFonts w:ascii="Times New Roman" w:hAnsi="Times New Roman" w:eastAsia="Times New Roman" w:cs="Times New Roman"/>
+        </w:rPr>
+        <w:t xml:space="preserve"> </w:t>
+      </w:r>
+      <w:r>
+        <w:rPr>
+          <w:rFonts w:hint="eastAsia" w:ascii="Times New Roman" w:hAnsi="Times New Roman" w:eastAsia="SimHei" w:cs="Times New Roman"/>
+        </w:rPr>
+        <w:t>题</w:t>
+      </w:r>
+      <w:r>
+        <w:rPr>
+          <w:rFonts w:hint="eastAsia" w:ascii="Times New Roman" w:hAnsi="Times New Roman" w:eastAsia="Times New Roman" w:cs="Times New Roman"/>
+        </w:rPr>
+        <w:t>）</w:t>
+      </w:r>
+    </w:p>
+    <w:bookmarkEnd w:id="27"/>
+    <w:bookmarkStart w:id="28" w:name="第-12-题"/>
+    <w:p>
+      <w:pPr>
+        <w:pStyle w:val="Heading2"/>
+        <w:spacing w:before="280" w:after="120"/>
+      </w:pPr>
+      <w:r>
+        <w:rPr>
+          <w:rFonts w:hint="eastAsia" w:ascii="Times New Roman" w:hAnsi="Times New Roman" w:eastAsia="SimHei" w:cs="Times New Roman"/>
+        </w:rPr>
+        <w:t xml:space="preserve">第</w:t>
+      </w:r>
+      <w:r>
+        <w:rPr>
+          <w:rFonts w:ascii="Times New Roman" w:hAnsi="Times New Roman" w:eastAsia="Times New Roman" w:cs="Times New Roman"/>
+        </w:rPr>
+        <w:t xml:space="preserve"> 12 </w:t>
+      </w:r>
+      <w:r>
+        <w:rPr>
+          <w:rFonts w:hint="eastAsia" w:ascii="Times New Roman" w:hAnsi="Times New Roman" w:eastAsia="SimHei" w:cs="Times New Roman"/>
+        </w:rPr>
+        <w:t xml:space="preserve">题</w:t>
+      </w:r>
+    </w:p>
+    <w:p>
+      <w:pPr>
+        <w:pStyle w:val="BlockText"/>
+      </w:pPr>
+      <w:r>
+        <w:rPr>
+          <w:rFonts w:hint="eastAsia" w:ascii="Times New Roman" w:hAnsi="Times New Roman" w:eastAsia="FangSong" w:cs="Times New Roman"/>
+        </w:rPr>
+        <w:t>来源</w:t>
+      </w:r>
+      <w:r>
+        <w:rPr>
+          <w:rFonts w:hint="eastAsia" w:ascii="Times New Roman" w:hAnsi="Times New Roman" w:eastAsia="Times New Roman" w:cs="Times New Roman"/>
+        </w:rPr>
+        <w:t>：</w:t>
+      </w:r>
+      <w:r>
+        <w:rPr>
+          <w:rFonts w:hint="eastAsia" w:ascii="Times New Roman" w:hAnsi="Times New Roman" w:eastAsia="FangSong" w:cs="Times New Roman"/>
+        </w:rPr>
+        <w:t>高中化学竞赛教程第一分册</w:t>
+      </w:r>
+    </w:p>
+    <w:p>
+      <w:pPr>
+        <w:pStyle w:val="FirstParagraph"/>
+      </w:pPr>
+      <w:r>
+        <w:rPr>
+          <w:rFonts w:hint="eastAsia" w:ascii="Times New Roman" w:hAnsi="Times New Roman" w:eastAsia="FangSong" w:cs="Times New Roman"/>
+          <w:b/>
+          <w:bCs/>
+        </w:rPr>
+        <w:t xml:space="preserve">金属键强弱与熔点比较</w:t>
+      </w:r>
+    </w:p>
+    <w:p>
+      <w:pPr>
+        <w:pStyle w:val="BodyText"/>
+      </w:pPr>
+      <w:r>
+        <w:rPr>
+          <w:rFonts w:hint="eastAsia" w:ascii="Times New Roman" w:hAnsi="Times New Roman" w:eastAsia="FangSong" w:cs="Times New Roman"/>
+        </w:rPr>
+        <w:t>试比较并解释下列金属熔点的高低</w:t>
+      </w:r>
+      <w:r>
+        <w:rPr>
+          <w:rFonts w:hint="eastAsia" w:ascii="Times New Roman" w:hAnsi="Times New Roman" w:eastAsia="Times New Roman" w:cs="Times New Roman"/>
+        </w:rPr>
+        <w:t>：</w:t>
+      </w:r>
+    </w:p>
+    <w:p>
+      <w:pPr>
+        <w:numPr>
+          <w:ilvl w:val="0"/>
+          <w:numId w:val="1008"/>
+        </w:numPr>
+      </w:pPr>
+      <w:r>
+        <w:rPr>
+          <w:rFonts w:ascii="Times New Roman" w:hAnsi="Times New Roman" w:eastAsia="Times New Roman" w:cs="Times New Roman"/>
+        </w:rPr>
+        <w:t xml:space="preserve">Na、Mg、Al</w:t>
+      </w:r>
+    </w:p>
+    <w:p>
+      <w:pPr>
+        <w:numPr>
+          <w:ilvl w:val="0"/>
+          <w:numId w:val="1008"/>
+        </w:numPr>
+      </w:pPr>
+      <w:r>
+        <w:rPr>
+          <w:rFonts w:ascii="Times New Roman" w:hAnsi="Times New Roman" w:eastAsia="Times New Roman" w:cs="Times New Roman"/>
+        </w:rPr>
+        <w:t xml:space="preserve">Li、Na、K、Rb、Cs</w:t>
+      </w:r>
+    </w:p>
+    <w:bookmarkEnd w:id="28"/>
+    <w:bookmarkStart w:id="29" w:name="第-13-题"/>
+    <w:p>
+      <w:pPr>
+        <w:pStyle w:val="Heading2"/>
+        <w:spacing w:before="280" w:after="120"/>
+      </w:pPr>
+      <w:r>
+        <w:rPr>
+          <w:rFonts w:hint="eastAsia" w:ascii="Times New Roman" w:hAnsi="Times New Roman" w:eastAsia="SimHei" w:cs="Times New Roman"/>
+        </w:rPr>
+        <w:t xml:space="preserve">第</w:t>
+      </w:r>
+      <w:r>
+        <w:rPr>
+          <w:rFonts w:ascii="Times New Roman" w:hAnsi="Times New Roman" w:eastAsia="Times New Roman" w:cs="Times New Roman"/>
+        </w:rPr>
+        <w:t xml:space="preserve"> 13 </w:t>
+      </w:r>
+      <w:r>
+        <w:rPr>
+          <w:rFonts w:hint="eastAsia" w:ascii="Times New Roman" w:hAnsi="Times New Roman" w:eastAsia="SimHei" w:cs="Times New Roman"/>
+        </w:rPr>
+        <w:t xml:space="preserve">题</w:t>
+      </w:r>
+    </w:p>
+    <w:p>
+      <w:pPr>
+        <w:pStyle w:val="BlockText"/>
+      </w:pPr>
+      <w:r>
+        <w:rPr>
+          <w:rFonts w:hint="eastAsia" w:ascii="Times New Roman" w:hAnsi="Times New Roman" w:eastAsia="FangSong" w:cs="Times New Roman"/>
+        </w:rPr>
+        <w:t>来源</w:t>
+      </w:r>
+      <w:r>
+        <w:rPr>
+          <w:rFonts w:hint="eastAsia" w:ascii="Times New Roman" w:hAnsi="Times New Roman" w:eastAsia="Times New Roman" w:cs="Times New Roman"/>
+        </w:rPr>
+        <w:t>：</w:t>
+      </w:r>
+      <w:r>
+        <w:rPr>
+          <w:rFonts w:hint="eastAsia" w:ascii="Times New Roman" w:hAnsi="Times New Roman" w:eastAsia="FangSong" w:cs="Times New Roman"/>
+        </w:rPr>
+        <w:t>高中化学竞赛教程第一分册</w:t>
+      </w:r>
+    </w:p>
+    <w:p>
+      <w:pPr>
+        <w:pStyle w:val="FirstParagraph"/>
+      </w:pPr>
+      <w:r>
+        <w:rPr>
+          <w:rFonts w:hint="eastAsia" w:ascii="Times New Roman" w:hAnsi="Times New Roman" w:eastAsia="Times New Roman" w:cs="Times New Roman"/>
+          <w:b/>
+          <w:bCs/>
+        </w:rPr>
+        <w:t>NO</w:t>
+      </w:r>
+      <w:r>
+        <w:rPr>
+          <w:rFonts w:hint="eastAsia" w:ascii="Times New Roman" w:hAnsi="Times New Roman" w:eastAsia="Times New Roman" w:cs="Times New Roman"/>
+          <w:b/>
+          <w:bCs/>
+          <w:vertAlign w:val="superscript"/>
+        </w:rPr>
+        <w:t>+</w:t>
+      </w:r>
+      <w:r>
+        <w:rPr>
+          <w:rFonts w:hint="eastAsia" w:ascii="Times New Roman" w:hAnsi="Times New Roman" w:eastAsia="FangSong" w:cs="Times New Roman"/>
+          <w:b/>
+          <w:bCs/>
+        </w:rPr>
+        <w:t>的路易斯结构式</w:t>
+      </w:r>
+    </w:p>
+    <w:p>
+      <w:pPr>
+        <w:pStyle w:val="BodyText"/>
+      </w:pPr>
+      <w:r>
+        <w:rPr>
+          <w:rFonts w:hint="eastAsia" w:ascii="Times New Roman" w:hAnsi="Times New Roman" w:eastAsia="FangSong" w:cs="Times New Roman"/>
+        </w:rPr>
+        <w:t xml:space="preserve">写出亚硝酰正离子</w:t>
+      </w:r>
+      <w:r>
+        <w:rPr>
+          <w:rFonts w:ascii="Times New Roman" w:hAnsi="Times New Roman" w:eastAsia="Times New Roman" w:cs="Times New Roman"/>
+        </w:rPr>
+        <w:t xml:space="preserve"> </w:t>
+      </w:r>
+      <m:oMath>
+        <m:r>
+          <m:t>N</m:t>
+        </m:r>
+        <m:sSup>
           <m:e>
+            <m:r>
+              <m:t>O</m:t>
+            </m:r>
+          </m:e>
+          <m:sup>
             <m:r>
               <m:rPr>
                 <m:sty m:val="p"/>
               </m:rPr>
-              <m:t>H</m:t>
-            </m:r>
-          </m:e>
-          <m:sub>
-            <m:r>
-              <m:rPr>
-                <m:sty m:val="p"/>
-              </m:rPr>
-              <m:t>4</m:t>
-            </m:r>
-          </m:sub>
-        </m:sSub>
-        <m:r>
-          <m:rPr>
-            <m:sty m:val="p"/>
-          </m:rPr>
-          <m:t>&gt;</m:t>
-        </m:r>
-        <m:r>
-          <m:rPr>
-            <m:sty m:val="p"/>
-          </m:rPr>
-          <m:t>C</m:t>
-        </m:r>
-        <m:sSub>
-          <m:e>
-            <m:r>
-              <m:rPr>
-                <m:sty m:val="p"/>
-              </m:rPr>
-              <m:t>H</m:t>
-            </m:r>
-          </m:e>
-          <m:sub>
-            <m:r>
-              <m:rPr>
-                <m:sty m:val="p"/>
-              </m:rPr>
-              <m:t>4</m:t>
-            </m:r>
-          </m:sub>
-        </m:sSub>
+              <m:t>+</m:t>
+            </m:r>
+          </m:sup>
+        </m:sSup>
       </m:oMath>
       <w:r>
         <w:rPr>
-          <w:rFonts w:hint="eastAsia" w:ascii="Times New Roman" w:hAnsi="Times New Roman" w:eastAsia="Times New Roman" w:cs="Times New Roman"/>
-        </w:rPr>
-        <w:t>；</w:t>
-      </w:r>
-      <w:r>
-        <w:rPr>
-          <w:rFonts w:hint="eastAsia" w:ascii="Times New Roman" w:hAnsi="Times New Roman" w:eastAsia="FangSong" w:cs="Times New Roman"/>
-        </w:rPr>
-        <w:t>则</w:t>
-      </w:r>
-      <w:r>
-        <w:rPr>
-          <w:rFonts w:hint="eastAsia" w:ascii="Times New Roman" w:hAnsi="Times New Roman" w:eastAsia="Times New Roman" w:cs="Times New Roman"/>
-        </w:rPr>
-        <w:t>ⅤA</w:t>
-      </w:r>
-      <w:r>
-        <w:rPr>
-          <w:rFonts w:hint="eastAsia" w:ascii="Times New Roman" w:hAnsi="Times New Roman" w:eastAsia="FangSong" w:cs="Times New Roman"/>
-        </w:rPr>
-        <w:t>族元素氢化物沸点顺序也是</w:t>
+          <w:rFonts w:ascii="Times New Roman" w:hAnsi="Times New Roman" w:eastAsia="Times New Roman" w:cs="Times New Roman"/>
+        </w:rPr>
+        <w:t xml:space="preserve"> </w:t>
+      </w:r>
+      <w:r>
+        <w:rPr>
+          <w:rFonts w:hint="eastAsia" w:ascii="Times New Roman" w:hAnsi="Times New Roman" w:eastAsia="FangSong" w:cs="Times New Roman"/>
+        </w:rPr>
+        <w:t>的路易斯结构式</w:t>
+      </w:r>
+      <w:r>
+        <w:rPr>
+          <w:rFonts w:hint="eastAsia" w:ascii="Times New Roman" w:hAnsi="Times New Roman" w:eastAsia="Times New Roman" w:cs="Times New Roman"/>
+        </w:rPr>
+        <w:t>。</w:t>
+      </w:r>
+    </w:p>
+    <w:bookmarkEnd w:id="29"/>
+    <w:bookmarkStart w:id="30" w:name="第-14-题"/>
+    <w:p>
+      <w:pPr>
+        <w:pStyle w:val="Heading2"/>
+        <w:spacing w:before="280" w:after="120"/>
+      </w:pPr>
+      <w:r>
+        <w:rPr>
+          <w:rFonts w:hint="eastAsia" w:ascii="Times New Roman" w:hAnsi="Times New Roman" w:eastAsia="SimHei" w:cs="Times New Roman"/>
+        </w:rPr>
+        <w:t xml:space="preserve">第</w:t>
+      </w:r>
+      <w:r>
+        <w:rPr>
+          <w:rFonts w:ascii="Times New Roman" w:hAnsi="Times New Roman" w:eastAsia="Times New Roman" w:cs="Times New Roman"/>
+        </w:rPr>
+        <w:t xml:space="preserve"> 14 </w:t>
+      </w:r>
+      <w:r>
+        <w:rPr>
+          <w:rFonts w:hint="eastAsia" w:ascii="Times New Roman" w:hAnsi="Times New Roman" w:eastAsia="SimHei" w:cs="Times New Roman"/>
+        </w:rPr>
+        <w:t xml:space="preserve">题</w:t>
+      </w:r>
+    </w:p>
+    <w:p>
+      <w:pPr>
+        <w:pStyle w:val="BlockText"/>
+      </w:pPr>
+      <w:r>
+        <w:rPr>
+          <w:rFonts w:hint="eastAsia" w:ascii="Times New Roman" w:hAnsi="Times New Roman" w:eastAsia="FangSong" w:cs="Times New Roman"/>
+        </w:rPr>
+        <w:t>来源</w:t>
+      </w:r>
+      <w:r>
+        <w:rPr>
+          <w:rFonts w:hint="eastAsia" w:ascii="Times New Roman" w:hAnsi="Times New Roman" w:eastAsia="Times New Roman" w:cs="Times New Roman"/>
+        </w:rPr>
+        <w:t>：</w:t>
+      </w:r>
+      <w:r>
+        <w:rPr>
+          <w:rFonts w:hint="eastAsia" w:ascii="Times New Roman" w:hAnsi="Times New Roman" w:eastAsia="FangSong" w:cs="Times New Roman"/>
+        </w:rPr>
+        <w:t>高中化学竞赛教程第一分册</w:t>
+      </w:r>
+    </w:p>
+    <w:p>
+      <w:pPr>
+        <w:pStyle w:val="FirstParagraph"/>
+      </w:pPr>
+      <w:r>
+        <w:rPr>
+          <w:rFonts w:hint="eastAsia" w:ascii="Times New Roman" w:hAnsi="Times New Roman" w:eastAsia="FangSong" w:cs="Times New Roman"/>
+          <w:b/>
+          <w:bCs/>
+        </w:rPr>
+        <w:t xml:space="preserve">类比思维的类推结论判正误</w:t>
+      </w:r>
+    </w:p>
+    <w:p>
+      <w:pPr>
+        <w:pStyle w:val="BodyText"/>
+      </w:pPr>
+      <w:r>
+        <w:rPr>
+          <w:rFonts w:hint="eastAsia" w:ascii="Times New Roman" w:hAnsi="Times New Roman" w:eastAsia="FangSong" w:cs="Times New Roman"/>
+        </w:rPr>
+        <w:t>类比思维是一种常用的学习方法</w:t>
+      </w:r>
+      <w:r>
+        <w:rPr>
+          <w:rFonts w:hint="eastAsia" w:ascii="Times New Roman" w:hAnsi="Times New Roman" w:eastAsia="Times New Roman" w:cs="Times New Roman"/>
+        </w:rPr>
+        <w:t>，</w:t>
+      </w:r>
+      <w:r>
+        <w:rPr>
+          <w:rFonts w:hint="eastAsia" w:ascii="Times New Roman" w:hAnsi="Times New Roman" w:eastAsia="FangSong" w:cs="Times New Roman"/>
+        </w:rPr>
+        <w:t>下列类推结论中正确的是</w:t>
+      </w:r>
+      <w:r>
+        <w:rPr>
+          <w:rFonts w:hint="eastAsia" w:ascii="Times New Roman" w:hAnsi="Times New Roman" w:eastAsia="Times New Roman" w:cs="Times New Roman"/>
+        </w:rPr>
+        <w:t>(</w:t>
+      </w:r>
+      <w:r>
+        <w:rPr>
+          <w:rFonts w:ascii="Times New Roman" w:hAnsi="Times New Roman" w:eastAsia="Times New Roman" w:cs="Times New Roman"/>
+        </w:rPr>
+        <w:t xml:space="preserve">　)。</w:t>
+      </w:r>
+    </w:p>
+    <w:p>
+      <w:pPr>
+        <w:pStyle w:val="BodyText"/>
+      </w:pPr>
+      <w:r>
+        <w:rPr>
+          <w:rFonts w:ascii="Times New Roman" w:hAnsi="Times New Roman" w:eastAsia="Times New Roman" w:cs="Times New Roman"/>
+        </w:rPr>
+        <w:t xml:space="preserve">A. </w:t>
+      </w:r>
+      <w:r>
+        <w:rPr>
+          <w:rFonts w:hint="eastAsia" w:ascii="Times New Roman" w:hAnsi="Times New Roman" w:eastAsia="Times New Roman" w:cs="Times New Roman"/>
+        </w:rPr>
+        <w:t>ⅣA</w:t>
+      </w:r>
+      <w:r>
+        <w:rPr>
+          <w:rFonts w:hint="eastAsia" w:ascii="Times New Roman" w:hAnsi="Times New Roman" w:eastAsia="FangSong" w:cs="Times New Roman"/>
+        </w:rPr>
+        <w:t>族元素氢化物沸点顺序是</w:t>
       </w:r>
       <w:r>
         <w:rPr>
@@ -8888,13 +8860,13 @@
           <m:rPr>
             <m:sty m:val="p"/>
           </m:rPr>
-          <m:t>A</m:t>
-        </m:r>
-        <m:r>
-          <m:rPr>
-            <m:sty m:val="p"/>
-          </m:rPr>
-          <m:t>s</m:t>
+          <m:t>G</m:t>
+        </m:r>
+        <m:r>
+          <m:rPr>
+            <m:sty m:val="p"/>
+          </m:rPr>
+          <m:t>e</m:t>
         </m:r>
         <m:sSub>
           <m:e>
@@ -8910,7 +8882,7 @@
               <m:rPr>
                 <m:sty m:val="p"/>
               </m:rPr>
-              <m:t>3</m:t>
+              <m:t>4</m:t>
             </m:r>
           </m:sub>
         </m:sSub>
@@ -8924,7 +8896,13 @@
           <m:rPr>
             <m:sty m:val="p"/>
           </m:rPr>
-          <m:t>P</m:t>
+          <m:t>S</m:t>
+        </m:r>
+        <m:r>
+          <m:rPr>
+            <m:sty m:val="p"/>
+          </m:rPr>
+          <m:t>i</m:t>
         </m:r>
         <m:sSub>
           <m:e>
@@ -8940,7 +8918,7 @@
               <m:rPr>
                 <m:sty m:val="p"/>
               </m:rPr>
-              <m:t>3</m:t>
+              <m:t>4</m:t>
             </m:r>
           </m:sub>
         </m:sSub>
@@ -8954,7 +8932,7 @@
           <m:rPr>
             <m:sty m:val="p"/>
           </m:rPr>
-          <m:t>N</m:t>
+          <m:t>C</m:t>
         </m:r>
         <m:sSub>
           <m:e>
@@ -8970,27 +8948,34 @@
               <m:rPr>
                 <m:sty m:val="p"/>
               </m:rPr>
-              <m:t>3</m:t>
+              <m:t>4</m:t>
             </m:r>
           </m:sub>
         </m:sSub>
       </m:oMath>
-    </w:p>
-    <w:p>
-      <w:pPr>
-        <w:pStyle w:val="BodyText"/>
-      </w:pPr>
-      <w:r>
-        <w:rPr>
-          <w:rFonts w:ascii="Times New Roman" w:hAnsi="Times New Roman" w:eastAsia="Times New Roman" w:cs="Times New Roman"/>
-        </w:rPr>
-        <w:t xml:space="preserve">B. </w:t>
-      </w:r>
-      <w:r>
-        <w:rPr>
-          <w:rFonts w:hint="eastAsia" w:ascii="Times New Roman" w:hAnsi="Times New Roman" w:eastAsia="FangSong" w:cs="Times New Roman"/>
-        </w:rPr>
-        <w:t>第二周期元素氢化物的稳定性顺序是</w:t>
+      <w:r>
+        <w:rPr>
+          <w:rFonts w:hint="eastAsia" w:ascii="Times New Roman" w:hAnsi="Times New Roman" w:eastAsia="Times New Roman" w:cs="Times New Roman"/>
+        </w:rPr>
+        <w:t>；</w:t>
+      </w:r>
+      <w:r>
+        <w:rPr>
+          <w:rFonts w:hint="eastAsia" w:ascii="Times New Roman" w:hAnsi="Times New Roman" w:eastAsia="FangSong" w:cs="Times New Roman"/>
+        </w:rPr>
+        <w:t>则</w:t>
+      </w:r>
+      <w:r>
+        <w:rPr>
+          <w:rFonts w:hint="eastAsia" w:ascii="Times New Roman" w:hAnsi="Times New Roman" w:eastAsia="Times New Roman" w:cs="Times New Roman"/>
+        </w:rPr>
+        <w:t>ⅤA</w:t>
+      </w:r>
+      <w:r>
+        <w:rPr>
+          <w:rFonts w:hint="eastAsia" w:ascii="Times New Roman" w:hAnsi="Times New Roman" w:eastAsia="FangSong" w:cs="Times New Roman"/>
+        </w:rPr>
+        <w:t>族元素氢化物沸点顺序也是</w:t>
       </w:r>
       <w:r>
         <w:rPr>
@@ -9011,19 +8996,13 @@
           <m:rPr>
             <m:sty m:val="p"/>
           </m:rPr>
-          <m:t>H</m:t>
-        </m:r>
-        <m:r>
-          <m:rPr>
-            <m:sty m:val="p"/>
-          </m:rPr>
-          <m:t>F</m:t>
-        </m:r>
-        <m:r>
-          <m:rPr>
-            <m:sty m:val="p"/>
-          </m:rPr>
-          <m:t>&gt;</m:t>
+          <m:t>A</m:t>
+        </m:r>
+        <m:r>
+          <m:rPr>
+            <m:sty m:val="p"/>
+          </m:rPr>
+          <m:t>s</m:t>
         </m:r>
         <m:sSub>
           <m:e>
@@ -9039,7 +9018,7 @@
               <m:rPr>
                 <m:sty m:val="p"/>
               </m:rPr>
-              <m:t>2</m:t>
+              <m:t>3</m:t>
             </m:r>
           </m:sub>
         </m:sSub>
@@ -9047,19 +9026,13 @@
           <m:rPr>
             <m:sty m:val="p"/>
           </m:rPr>
-          <m:t>O</m:t>
-        </m:r>
-        <m:r>
-          <m:rPr>
-            <m:sty m:val="p"/>
-          </m:rPr>
           <m:t>&gt;</m:t>
         </m:r>
         <m:r>
           <m:rPr>
             <m:sty m:val="p"/>
           </m:rPr>
-          <m:t>N</m:t>
+          <m:t>P</m:t>
         </m:r>
         <m:sSub>
           <m:e>
@@ -9079,18 +9052,53 @@
             </m:r>
           </m:sub>
         </m:sSub>
+        <m:r>
+          <m:rPr>
+            <m:sty m:val="p"/>
+          </m:rPr>
+          <m:t>&gt;</m:t>
+        </m:r>
+        <m:r>
+          <m:rPr>
+            <m:sty m:val="p"/>
+          </m:rPr>
+          <m:t>N</m:t>
+        </m:r>
+        <m:sSub>
+          <m:e>
+            <m:r>
+              <m:rPr>
+                <m:sty m:val="p"/>
+              </m:rPr>
+              <m:t>H</m:t>
+            </m:r>
+          </m:e>
+          <m:sub>
+            <m:r>
+              <m:rPr>
+                <m:sty m:val="p"/>
+              </m:rPr>
+              <m:t>3</m:t>
+            </m:r>
+          </m:sub>
+        </m:sSub>
       </m:oMath>
-      <w:r>
-        <w:rPr>
-          <w:rFonts w:hint="eastAsia" w:ascii="Times New Roman" w:hAnsi="Times New Roman" w:eastAsia="Times New Roman" w:cs="Times New Roman"/>
-        </w:rPr>
-        <w:t>；</w:t>
-      </w:r>
-      <w:r>
-        <w:rPr>
-          <w:rFonts w:hint="eastAsia" w:ascii="Times New Roman" w:hAnsi="Times New Roman" w:eastAsia="FangSong" w:cs="Times New Roman"/>
-        </w:rPr>
-        <w:t>则第三周期元素氢化物的稳定性顺序也是</w:t>
+    </w:p>
+    <w:p>
+      <w:pPr>
+        <w:pStyle w:val="BodyText"/>
+      </w:pPr>
+      <w:r>
+        <w:rPr>
+          <w:rFonts w:ascii="Times New Roman" w:hAnsi="Times New Roman" w:eastAsia="Times New Roman" w:cs="Times New Roman"/>
+        </w:rPr>
+        <w:t xml:space="preserve">B. </w:t>
+      </w:r>
+      <w:r>
+        <w:rPr>
+          <w:rFonts w:hint="eastAsia" w:ascii="Times New Roman" w:hAnsi="Times New Roman" w:eastAsia="FangSong" w:cs="Times New Roman"/>
+        </w:rPr>
+        <w:t>第二周期元素氢化物的稳定性顺序是</w:t>
       </w:r>
       <w:r>
         <w:rPr>
@@ -9117,13 +9125,7 @@
           <m:rPr>
             <m:sty m:val="p"/>
           </m:rPr>
-          <m:t>C</m:t>
-        </m:r>
-        <m:r>
-          <m:rPr>
-            <m:sty m:val="p"/>
-          </m:rPr>
-          <m:t>l</m:t>
+          <m:t>F</m:t>
         </m:r>
         <m:r>
           <m:rPr>
@@ -9153,7 +9155,7 @@
           <m:rPr>
             <m:sty m:val="p"/>
           </m:rPr>
-          <m:t>S</m:t>
+          <m:t>O</m:t>
         </m:r>
         <m:r>
           <m:rPr>
@@ -9165,7 +9167,7 @@
           <m:rPr>
             <m:sty m:val="p"/>
           </m:rPr>
-          <m:t>P</m:t>
+          <m:t>N</m:t>
         </m:r>
         <m:sSub>
           <m:e>
@@ -9186,35 +9188,6 @@
           </m:sub>
         </m:sSub>
       </m:oMath>
-    </w:p>
-    <w:p>
-      <w:pPr>
-        <w:pStyle w:val="BodyText"/>
-      </w:pPr>
-      <w:r>
-        <w:rPr>
-          <w:rFonts w:ascii="Times New Roman" w:hAnsi="Times New Roman" w:eastAsia="Times New Roman" w:cs="Times New Roman"/>
-        </w:rPr>
-        <w:t xml:space="preserve">C. </w:t>
-      </w:r>
-      <w:r>
-        <w:rPr>
-          <w:rFonts w:hint="eastAsia" w:ascii="Times New Roman" w:hAnsi="Times New Roman" w:eastAsia="FangSong" w:cs="Times New Roman"/>
-        </w:rPr>
-        <w:t>晶体中有阴离子</w:t>
-      </w:r>
-      <w:r>
-        <w:rPr>
-          <w:rFonts w:hint="eastAsia" w:ascii="Times New Roman" w:hAnsi="Times New Roman" w:eastAsia="Times New Roman" w:cs="Times New Roman"/>
-        </w:rPr>
-        <w:t>，</w:t>
-      </w:r>
-      <w:r>
-        <w:rPr>
-          <w:rFonts w:hint="eastAsia" w:ascii="Times New Roman" w:hAnsi="Times New Roman" w:eastAsia="FangSong" w:cs="Times New Roman"/>
-        </w:rPr>
-        <w:t>必有阳离子</w:t>
-      </w:r>
       <w:r>
         <w:rPr>
           <w:rFonts w:hint="eastAsia" w:ascii="Times New Roman" w:hAnsi="Times New Roman" w:eastAsia="Times New Roman" w:cs="Times New Roman"/>
@@ -9225,653 +9198,13 @@
         <w:rPr>
           <w:rFonts w:hint="eastAsia" w:ascii="Times New Roman" w:hAnsi="Times New Roman" w:eastAsia="FangSong" w:cs="Times New Roman"/>
         </w:rPr>
-        <w:t>则晶体中有阳离子</w:t>
-      </w:r>
-      <w:r>
-        <w:rPr>
-          <w:rFonts w:hint="eastAsia" w:ascii="Times New Roman" w:hAnsi="Times New Roman" w:eastAsia="Times New Roman" w:cs="Times New Roman"/>
-        </w:rPr>
-        <w:t>，</w:t>
-      </w:r>
-      <w:r>
-        <w:rPr>
-          <w:rFonts w:hint="eastAsia" w:ascii="Times New Roman" w:hAnsi="Times New Roman" w:eastAsia="FangSong" w:cs="Times New Roman"/>
-        </w:rPr>
-        <w:t>必有阴离子</w:t>
-      </w:r>
-    </w:p>
-    <w:p>
-      <w:pPr>
-        <w:pStyle w:val="BodyText"/>
-      </w:pPr>
-      <w:r>
-        <w:rPr>
-          <w:rFonts w:ascii="Times New Roman" w:hAnsi="Times New Roman" w:eastAsia="Times New Roman" w:cs="Times New Roman"/>
-        </w:rPr>
-        <w:t xml:space="preserve">D. </w:t>
-      </w:r>
-      <w:r>
-        <w:rPr>
-          <w:rFonts w:hint="eastAsia" w:ascii="Times New Roman" w:hAnsi="Times New Roman" w:eastAsia="FangSong" w:cs="Times New Roman"/>
-        </w:rPr>
-        <w:t xml:space="preserve">干冰</w:t>
-      </w:r>
-      <w:r>
-        <w:rPr>
-          <w:rFonts w:ascii="Times New Roman" w:hAnsi="Times New Roman" w:eastAsia="Times New Roman" w:cs="Times New Roman"/>
-        </w:rPr>
-        <w:t xml:space="preserve"> </w:t>
-      </w:r>
-      <m:oMath>
-        <m:r>
-          <m:rPr>
-            <m:sty m:val="p"/>
-          </m:rPr>
-          <m:t>(</m:t>
-        </m:r>
-        <m:sSub>
-          <m:e>
-            <m:r>
-              <m:rPr>
-                <m:sty m:val="p"/>
-              </m:rPr>
-              <m:t>C</m:t>
-            </m:r>
-            <m:r>
-              <m:rPr>
-                <m:sty m:val="p"/>
-              </m:rPr>
-              <m:t>O</m:t>
-            </m:r>
-          </m:e>
-          <m:sub>
-            <m:r>
-              <m:t>2</m:t>
-            </m:r>
-          </m:sub>
-        </m:sSub>
-        <m:r>
-          <m:rPr>
-            <m:sty m:val="p"/>
-          </m:rPr>
-          <m:t>)</m:t>
-        </m:r>
-      </m:oMath>
-      <w:r>
-        <w:rPr>
-          <w:rFonts w:ascii="Times New Roman" w:hAnsi="Times New Roman" w:eastAsia="Times New Roman" w:cs="Times New Roman"/>
-        </w:rPr>
-        <w:t xml:space="preserve"> </w:t>
-      </w:r>
-      <w:r>
-        <w:rPr>
-          <w:rFonts w:hint="eastAsia" w:ascii="Times New Roman" w:hAnsi="Times New Roman" w:eastAsia="FangSong" w:cs="Times New Roman"/>
-        </w:rPr>
-        <w:t>是分子晶体</w:t>
-      </w:r>
-      <w:r>
-        <w:rPr>
-          <w:rFonts w:hint="eastAsia" w:ascii="Times New Roman" w:hAnsi="Times New Roman" w:eastAsia="Times New Roman" w:cs="Times New Roman"/>
-        </w:rPr>
-        <w:t>，</w:t>
-      </w:r>
-      <w:r>
-        <w:rPr>
-          <w:rFonts w:hint="eastAsia" w:ascii="Times New Roman" w:hAnsi="Times New Roman" w:eastAsia="FangSong" w:cs="Times New Roman"/>
-        </w:rPr>
-        <w:t>则</w:t>
-      </w:r>
-      <w:r>
-        <w:rPr>
-          <w:rFonts w:ascii="Times New Roman" w:hAnsi="Times New Roman" w:eastAsia="Times New Roman" w:cs="Times New Roman"/>
-        </w:rPr>
-        <w:t xml:space="preserve"> </w:t>
-      </w:r>
-      <m:oMath>
-        <m:sSub>
-          <m:e>
-            <m:r>
-              <m:rPr>
-                <m:sty m:val="p"/>
-              </m:rPr>
-              <m:t>S</m:t>
-            </m:r>
-            <m:r>
-              <m:rPr>
-                <m:sty m:val="p"/>
-              </m:rPr>
-              <m:t>i</m:t>
-            </m:r>
-            <m:r>
-              <m:rPr>
-                <m:sty m:val="p"/>
-              </m:rPr>
-              <m:t>O</m:t>
-            </m:r>
-          </m:e>
-          <m:sub>
-            <m:r>
-              <m:t>2</m:t>
-            </m:r>
-          </m:sub>
-        </m:sSub>
-      </m:oMath>
-      <w:r>
-        <w:rPr>
-          <w:rFonts w:ascii="Times New Roman" w:hAnsi="Times New Roman" w:eastAsia="Times New Roman" w:cs="Times New Roman"/>
-        </w:rPr>
-        <w:t xml:space="preserve"> </w:t>
-      </w:r>
-      <w:r>
-        <w:rPr>
-          <w:rFonts w:hint="eastAsia" w:ascii="Times New Roman" w:hAnsi="Times New Roman" w:eastAsia="FangSong" w:cs="Times New Roman"/>
-        </w:rPr>
-        <w:t xml:space="preserve">也是分子晶体</w:t>
-      </w:r>
-    </w:p>
-    <w:bookmarkEnd w:id="30"/>
-    <w:bookmarkStart w:id="31" w:name="第-15-题"/>
-    <w:p>
-      <w:pPr>
-        <w:pStyle w:val="Heading2"/>
-        <w:spacing w:before="280" w:after="120"/>
-      </w:pPr>
-      <w:r>
-        <w:rPr>
-          <w:rFonts w:hint="eastAsia" w:ascii="Times New Roman" w:hAnsi="Times New Roman" w:eastAsia="SimHei" w:cs="Times New Roman"/>
-        </w:rPr>
-        <w:t xml:space="preserve">第</w:t>
-      </w:r>
-      <w:r>
-        <w:rPr>
-          <w:rFonts w:ascii="Times New Roman" w:hAnsi="Times New Roman" w:eastAsia="Times New Roman" w:cs="Times New Roman"/>
-        </w:rPr>
-        <w:t xml:space="preserve"> 15 </w:t>
-      </w:r>
-      <w:r>
-        <w:rPr>
-          <w:rFonts w:hint="eastAsia" w:ascii="Times New Roman" w:hAnsi="Times New Roman" w:eastAsia="SimHei" w:cs="Times New Roman"/>
-        </w:rPr>
-        <w:t xml:space="preserve">题</w:t>
-      </w:r>
-    </w:p>
-    <w:p>
-      <w:pPr>
-        <w:pStyle w:val="BlockText"/>
-      </w:pPr>
-      <w:r>
-        <w:rPr>
-          <w:rFonts w:hint="eastAsia" w:ascii="Times New Roman" w:hAnsi="Times New Roman" w:eastAsia="FangSong" w:cs="Times New Roman"/>
-        </w:rPr>
-        <w:t>来源</w:t>
+        <w:t>则第三周期元素氢化物的稳定性顺序也是</w:t>
       </w:r>
       <w:r>
         <w:rPr>
           <w:rFonts w:hint="eastAsia" w:ascii="Times New Roman" w:hAnsi="Times New Roman" w:eastAsia="Times New Roman" w:cs="Times New Roman"/>
         </w:rPr>
         <w:t>：</w:t>
-      </w:r>
-      <w:r>
-        <w:rPr>
-          <w:rFonts w:hint="eastAsia" w:ascii="Times New Roman" w:hAnsi="Times New Roman" w:eastAsia="FangSong" w:cs="Times New Roman"/>
-        </w:rPr>
-        <w:t>高中化学竞赛教程第一分册</w:t>
-      </w:r>
-    </w:p>
-    <w:p>
-      <w:pPr>
-        <w:pStyle w:val="FirstParagraph"/>
-      </w:pPr>
-      <w:r>
-        <w:rPr>
-          <w:rFonts w:hint="eastAsia" w:ascii="Times New Roman" w:hAnsi="Times New Roman" w:eastAsia="FangSong" w:cs="Times New Roman"/>
-          <w:b/>
-          <w:bCs/>
-        </w:rPr>
-        <w:t xml:space="preserve">双原子分子式量同位素</w:t>
-      </w:r>
-    </w:p>
-    <w:p>
-      <w:pPr>
-        <w:pStyle w:val="BlockText"/>
-      </w:pPr>
-      <w:r>
-        <w:rPr>
-          <w:rFonts w:hint="eastAsia" w:ascii="Times New Roman" w:hAnsi="Times New Roman" w:eastAsia="FangSong" w:cs="Times New Roman"/>
-          <w:b/>
-          <w:bCs/>
-        </w:rPr>
-        <w:t xml:space="preserve">同母题变体</w:t>
-      </w:r>
-      <w:r>
-        <w:rPr>
-          <w:rFonts w:hint="eastAsia" w:ascii="Times New Roman" w:hAnsi="Times New Roman" w:eastAsia="Times New Roman" w:cs="Times New Roman"/>
-        </w:rPr>
-        <w:t>：</w:t>
-      </w:r>
-      <w:r>
-        <w:rPr>
-          <w:rFonts w:hint="eastAsia" w:ascii="Times New Roman" w:hAnsi="Times New Roman" w:eastAsia="FangSong" w:cs="Times New Roman"/>
-        </w:rPr>
-        <w:t>本讲实战演练</w:t>
-      </w:r>
-      <w:r>
-        <w:rPr>
-          <w:rFonts w:ascii="Times New Roman" w:hAnsi="Times New Roman" w:eastAsia="Times New Roman" w:cs="Times New Roman"/>
-        </w:rPr>
-        <w:t xml:space="preserve"> </w:t>
-      </w:r>
-      <w:r>
-        <w:rPr>
-          <w:rFonts w:hint="eastAsia" w:ascii="Times New Roman" w:hAnsi="Times New Roman" w:eastAsia="Times New Roman" w:cs="Times New Roman"/>
-        </w:rPr>
-        <w:t xml:space="preserve">1（1996</w:t>
-      </w:r>
-      <w:r>
-        <w:rPr>
-          <w:rFonts w:ascii="Times New Roman" w:hAnsi="Times New Roman" w:eastAsia="Times New Roman" w:cs="Times New Roman"/>
-        </w:rPr>
-        <w:t xml:space="preserve"> </w:t>
-      </w:r>
-      <w:r>
-        <w:rPr>
-          <w:rFonts w:hint="eastAsia" w:ascii="Times New Roman" w:hAnsi="Times New Roman" w:eastAsia="FangSong" w:cs="Times New Roman"/>
-        </w:rPr>
-        <w:t>陕西</w:t>
-      </w:r>
-      <w:r>
-        <w:rPr>
-          <w:rFonts w:hint="eastAsia" w:ascii="Times New Roman" w:hAnsi="Times New Roman" w:eastAsia="Times New Roman" w:cs="Times New Roman"/>
-        </w:rPr>
-        <w:t>，1:2:1</w:t>
-      </w:r>
-      <w:r>
-        <w:rPr>
-          <w:rFonts w:ascii="Times New Roman" w:hAnsi="Times New Roman" w:eastAsia="Times New Roman" w:cs="Times New Roman"/>
-        </w:rPr>
-        <w:t xml:space="preserve"> </w:t>
-      </w:r>
-      <w:r>
-        <w:rPr>
-          <w:rFonts w:hint="eastAsia" w:ascii="Times New Roman" w:hAnsi="Times New Roman" w:eastAsia="FangSong" w:cs="Times New Roman"/>
-        </w:rPr>
-        <w:t>版</w:t>
-      </w:r>
-      <w:r>
-        <w:rPr>
-          <w:rFonts w:hint="eastAsia" w:ascii="Times New Roman" w:hAnsi="Times New Roman" w:eastAsia="Times New Roman" w:cs="Times New Roman"/>
-        </w:rPr>
-        <w:t>，</w:t>
-      </w:r>
-      <w:r>
-        <w:rPr>
-          <w:rFonts w:hint="eastAsia" w:ascii="Times New Roman" w:hAnsi="Times New Roman" w:eastAsia="FangSong" w:cs="Times New Roman"/>
-        </w:rPr>
-        <w:t>互见</w:t>
-      </w:r>
-      <w:r>
-        <w:rPr>
-          <w:rFonts w:ascii="Times New Roman" w:hAnsi="Times New Roman" w:eastAsia="Times New Roman" w:cs="Times New Roman"/>
-        </w:rPr>
-        <w:t xml:space="preserve"> </w:t>
-      </w:r>
-      <w:r>
-        <w:rPr>
-          <w:rFonts w:hint="eastAsia" w:ascii="Times New Roman" w:hAnsi="Times New Roman" w:eastAsia="FangSong" w:cs="Times New Roman"/>
-        </w:rPr>
-        <w:t>题</w:t>
-      </w:r>
-      <w:r>
-        <w:rPr>
-          <w:rFonts w:hint="eastAsia" w:ascii="Times New Roman" w:hAnsi="Times New Roman" w:eastAsia="Times New Roman" w:cs="Times New Roman"/>
-        </w:rPr>
-        <w:t>-103-</w:t>
-      </w:r>
-      <w:r>
-        <w:rPr>
-          <w:rFonts w:hint="eastAsia" w:ascii="Times New Roman" w:hAnsi="Times New Roman" w:eastAsia="FangSong" w:cs="Times New Roman"/>
-        </w:rPr>
-        <w:t>一分册</w:t>
-      </w:r>
-      <w:r>
-        <w:rPr>
-          <w:rFonts w:hint="eastAsia" w:ascii="Times New Roman" w:hAnsi="Times New Roman" w:eastAsia="Times New Roman" w:cs="Times New Roman"/>
-        </w:rPr>
-        <w:t>-L5</w:t>
-      </w:r>
-      <w:r>
-        <w:rPr>
-          <w:rFonts w:hint="eastAsia" w:ascii="Times New Roman" w:hAnsi="Times New Roman" w:eastAsia="FangSong" w:cs="Times New Roman"/>
-        </w:rPr>
-        <w:t>实</w:t>
-      </w:r>
-      <w:r>
-        <w:rPr>
-          <w:rFonts w:hint="eastAsia" w:ascii="Times New Roman" w:hAnsi="Times New Roman" w:eastAsia="Times New Roman" w:cs="Times New Roman"/>
-        </w:rPr>
-        <w:t>1-</w:t>
-      </w:r>
-      <w:r>
-        <w:rPr>
-          <w:rFonts w:hint="eastAsia" w:ascii="Times New Roman" w:hAnsi="Times New Roman" w:eastAsia="FangSong" w:cs="Times New Roman"/>
-        </w:rPr>
-        <w:t>双原子分子式量变体</w:t>
-      </w:r>
-      <w:r>
-        <w:rPr>
-          <w:rFonts w:hint="eastAsia" w:ascii="Times New Roman" w:hAnsi="Times New Roman" w:eastAsia="Times New Roman" w:cs="Times New Roman"/>
-        </w:rPr>
-        <w:t>）</w:t>
-      </w:r>
-    </w:p>
-    <w:p>
-      <w:pPr>
-        <w:pStyle w:val="FirstParagraph"/>
-      </w:pPr>
-      <w:r>
-        <w:rPr>
-          <w:rFonts w:hint="eastAsia" w:ascii="Times New Roman" w:hAnsi="Times New Roman" w:eastAsia="FangSong" w:cs="Times New Roman"/>
-        </w:rPr>
-        <w:t>某元素构成的双原子单质分子有三种</w:t>
-      </w:r>
-      <w:r>
-        <w:rPr>
-          <w:rFonts w:hint="eastAsia" w:ascii="Times New Roman" w:hAnsi="Times New Roman" w:eastAsia="Times New Roman" w:cs="Times New Roman"/>
-        </w:rPr>
-        <w:t>，</w:t>
-      </w:r>
-      <w:r>
-        <w:rPr>
-          <w:rFonts w:hint="eastAsia" w:ascii="Times New Roman" w:hAnsi="Times New Roman" w:eastAsia="FangSong" w:cs="Times New Roman"/>
-        </w:rPr>
-        <w:t>其式量分别是</w:t>
-      </w:r>
-      <w:r>
-        <w:rPr>
-          <w:rFonts w:ascii="Times New Roman" w:hAnsi="Times New Roman" w:eastAsia="Times New Roman" w:cs="Times New Roman"/>
-        </w:rPr>
-        <w:t xml:space="preserve"> 158、160 </w:t>
-      </w:r>
-      <w:r>
-        <w:rPr>
-          <w:rFonts w:hint="eastAsia" w:ascii="Times New Roman" w:hAnsi="Times New Roman" w:eastAsia="FangSong" w:cs="Times New Roman"/>
-        </w:rPr>
-        <w:t xml:space="preserve">和</w:t>
-      </w:r>
-      <w:r>
-        <w:rPr>
-          <w:rFonts w:ascii="Times New Roman" w:hAnsi="Times New Roman" w:eastAsia="Times New Roman" w:cs="Times New Roman"/>
-        </w:rPr>
-        <w:t xml:space="preserve"> </w:t>
-      </w:r>
-      <w:r>
-        <w:rPr>
-          <w:rFonts w:hint="eastAsia" w:ascii="Times New Roman" w:hAnsi="Times New Roman" w:eastAsia="Times New Roman" w:cs="Times New Roman"/>
-        </w:rPr>
-        <w:t>162。</w:t>
-      </w:r>
-      <w:r>
-        <w:rPr>
-          <w:rFonts w:hint="eastAsia" w:ascii="Times New Roman" w:hAnsi="Times New Roman" w:eastAsia="FangSong" w:cs="Times New Roman"/>
-        </w:rPr>
-        <w:t>在天然单质中</w:t>
-      </w:r>
-      <w:r>
-        <w:rPr>
-          <w:rFonts w:hint="eastAsia" w:ascii="Times New Roman" w:hAnsi="Times New Roman" w:eastAsia="Times New Roman" w:cs="Times New Roman"/>
-        </w:rPr>
-        <w:t>，</w:t>
-      </w:r>
-      <w:r>
-        <w:rPr>
-          <w:rFonts w:hint="eastAsia" w:ascii="Times New Roman" w:hAnsi="Times New Roman" w:eastAsia="FangSong" w:cs="Times New Roman"/>
-        </w:rPr>
-        <w:t>此三种单质的物质的量之比为</w:t>
-      </w:r>
-      <w:r>
-        <w:rPr>
-          <w:rFonts w:ascii="Times New Roman" w:hAnsi="Times New Roman" w:eastAsia="Times New Roman" w:cs="Times New Roman"/>
-        </w:rPr>
-        <w:t xml:space="preserve"> </w:t>
-      </w:r>
-      <w:r>
-        <w:rPr>
-          <w:rFonts w:hint="eastAsia" w:ascii="Times New Roman" w:hAnsi="Times New Roman" w:eastAsia="Times New Roman" w:cs="Times New Roman"/>
-        </w:rPr>
-        <w:t>1:1:1。</w:t>
-      </w:r>
-      <w:r>
-        <w:rPr>
-          <w:rFonts w:hint="eastAsia" w:ascii="Times New Roman" w:hAnsi="Times New Roman" w:eastAsia="FangSong" w:cs="Times New Roman"/>
-        </w:rPr>
-        <w:t>由此推断以下结论正确的是</w:t>
-      </w:r>
-      <w:r>
-        <w:rPr>
-          <w:rFonts w:hint="eastAsia" w:ascii="Times New Roman" w:hAnsi="Times New Roman" w:eastAsia="Times New Roman" w:cs="Times New Roman"/>
-        </w:rPr>
-        <w:t>(</w:t>
-      </w:r>
-      <w:r>
-        <w:rPr>
-          <w:rFonts w:ascii="Times New Roman" w:hAnsi="Times New Roman" w:eastAsia="Times New Roman" w:cs="Times New Roman"/>
-        </w:rPr>
-        <w:t xml:space="preserve">　)。</w:t>
-      </w:r>
-      <w:r>
-        <w:rPr>
-          <w:rFonts w:ascii="Times New Roman" w:hAnsi="Times New Roman" w:eastAsia="Times New Roman" w:cs="Times New Roman"/>
-        </w:rPr>
-        <w:t xml:space="preserve"> </w:t>
-      </w:r>
-      <w:r>
-        <w:rPr>
-          <w:rFonts w:ascii="Times New Roman" w:hAnsi="Times New Roman" w:eastAsia="Times New Roman" w:cs="Times New Roman"/>
-        </w:rPr>
-        <w:t xml:space="preserve">A. </w:t>
-      </w:r>
-      <w:r>
-        <w:rPr>
-          <w:rFonts w:hint="eastAsia" w:ascii="Times New Roman" w:hAnsi="Times New Roman" w:eastAsia="FangSong" w:cs="Times New Roman"/>
-        </w:rPr>
-        <w:t xml:space="preserve">此元素有三种同位素</w:t>
-      </w:r>
-      <w:r>
-        <w:rPr>
-          <w:rFonts w:ascii="Times New Roman" w:hAnsi="Times New Roman" w:eastAsia="Times New Roman" w:cs="Times New Roman"/>
-        </w:rPr>
-        <w:t xml:space="preserve"> </w:t>
-      </w:r>
-      <w:r>
-        <w:rPr>
-          <w:rFonts w:ascii="Times New Roman" w:hAnsi="Times New Roman" w:eastAsia="Times New Roman" w:cs="Times New Roman"/>
-        </w:rPr>
-        <w:t xml:space="preserve">B. </w:t>
-      </w:r>
-      <w:r>
-        <w:rPr>
-          <w:rFonts w:hint="eastAsia" w:ascii="Times New Roman" w:hAnsi="Times New Roman" w:eastAsia="FangSong" w:cs="Times New Roman"/>
-        </w:rPr>
-        <w:t xml:space="preserve">其中一种同位素质量数为</w:t>
-      </w:r>
-      <w:r>
-        <w:rPr>
-          <w:rFonts w:ascii="Times New Roman" w:hAnsi="Times New Roman" w:eastAsia="Times New Roman" w:cs="Times New Roman"/>
-        </w:rPr>
-        <w:t xml:space="preserve"> 80</w:t>
-      </w:r>
-      <w:r>
-        <w:rPr>
-          <w:rFonts w:ascii="Times New Roman" w:hAnsi="Times New Roman" w:eastAsia="Times New Roman" w:cs="Times New Roman"/>
-        </w:rPr>
-        <w:t xml:space="preserve"> </w:t>
-      </w:r>
-      <w:r>
-        <w:rPr>
-          <w:rFonts w:ascii="Times New Roman" w:hAnsi="Times New Roman" w:eastAsia="Times New Roman" w:cs="Times New Roman"/>
-        </w:rPr>
-        <w:t xml:space="preserve">C. </w:t>
-      </w:r>
-      <w:r>
-        <w:rPr>
-          <w:rFonts w:hint="eastAsia" w:ascii="Times New Roman" w:hAnsi="Times New Roman" w:eastAsia="FangSong" w:cs="Times New Roman"/>
-        </w:rPr>
-        <w:t xml:space="preserve">其中质量数为</w:t>
-      </w:r>
-      <w:r>
-        <w:rPr>
-          <w:rFonts w:ascii="Times New Roman" w:hAnsi="Times New Roman" w:eastAsia="Times New Roman" w:cs="Times New Roman"/>
-        </w:rPr>
-        <w:t xml:space="preserve"> 79 </w:t>
-      </w:r>
-      <w:r>
-        <w:rPr>
-          <w:rFonts w:hint="eastAsia" w:ascii="Times New Roman" w:hAnsi="Times New Roman" w:eastAsia="FangSong" w:cs="Times New Roman"/>
-        </w:rPr>
-        <w:t xml:space="preserve">的同位素原子占总数的</w:t>
-      </w:r>
-      <w:r>
-        <w:rPr>
-          <w:rFonts w:ascii="Times New Roman" w:hAnsi="Times New Roman" w:eastAsia="Times New Roman" w:cs="Times New Roman"/>
-        </w:rPr>
-        <w:t xml:space="preserve"> </w:t>
-      </w:r>
-      <m:oMath>
-        <m:f>
-          <m:fPr>
-            <m:type m:val="bar"/>
-          </m:fPr>
-          <m:num>
-            <m:r>
-              <m:t>1</m:t>
-            </m:r>
-          </m:num>
-          <m:den>
-            <m:r>
-              <m:t>2</m:t>
-            </m:r>
-          </m:den>
-        </m:f>
-      </m:oMath>
-      <w:r>
-        <w:rPr>
-          <w:rFonts w:ascii="Times New Roman" w:hAnsi="Times New Roman" w:eastAsia="Times New Roman" w:cs="Times New Roman"/>
-        </w:rPr>
-        <w:t xml:space="preserve"> </w:t>
-      </w:r>
-      <w:r>
-        <w:rPr>
-          <w:rFonts w:ascii="Times New Roman" w:hAnsi="Times New Roman" w:eastAsia="Times New Roman" w:cs="Times New Roman"/>
-        </w:rPr>
-        <w:t xml:space="preserve">D. </w:t>
-      </w:r>
-      <w:r>
-        <w:rPr>
-          <w:rFonts w:hint="eastAsia" w:ascii="Times New Roman" w:hAnsi="Times New Roman" w:eastAsia="FangSong" w:cs="Times New Roman"/>
-        </w:rPr>
-        <w:t xml:space="preserve">此元素的单质的平均式量为</w:t>
-      </w:r>
-      <w:r>
-        <w:rPr>
-          <w:rFonts w:ascii="Times New Roman" w:hAnsi="Times New Roman" w:eastAsia="Times New Roman" w:cs="Times New Roman"/>
-        </w:rPr>
-        <w:t xml:space="preserve"> 160</w:t>
-      </w:r>
-    </w:p>
-    <w:bookmarkEnd w:id="31"/>
-    <w:bookmarkStart w:id="35" w:name="第-16-题"/>
-    <w:p>
-      <w:pPr>
-        <w:pStyle w:val="Heading2"/>
-        <w:spacing w:before="280" w:after="120"/>
-      </w:pPr>
-      <w:r>
-        <w:rPr>
-          <w:rFonts w:hint="eastAsia" w:ascii="Times New Roman" w:hAnsi="Times New Roman" w:eastAsia="SimHei" w:cs="Times New Roman"/>
-        </w:rPr>
-        <w:t xml:space="preserve">第</w:t>
-      </w:r>
-      <w:r>
-        <w:rPr>
-          <w:rFonts w:ascii="Times New Roman" w:hAnsi="Times New Roman" w:eastAsia="Times New Roman" w:cs="Times New Roman"/>
-        </w:rPr>
-        <w:t xml:space="preserve"> 16 </w:t>
-      </w:r>
-      <w:r>
-        <w:rPr>
-          <w:rFonts w:hint="eastAsia" w:ascii="Times New Roman" w:hAnsi="Times New Roman" w:eastAsia="SimHei" w:cs="Times New Roman"/>
-        </w:rPr>
-        <w:t xml:space="preserve">题</w:t>
-      </w:r>
-    </w:p>
-    <w:p>
-      <w:pPr>
-        <w:pStyle w:val="BlockText"/>
-      </w:pPr>
-      <w:r>
-        <w:rPr>
-          <w:rFonts w:hint="eastAsia" w:ascii="Times New Roman" w:hAnsi="Times New Roman" w:eastAsia="FangSong" w:cs="Times New Roman"/>
-        </w:rPr>
-        <w:t>来源</w:t>
-      </w:r>
-      <w:r>
-        <w:rPr>
-          <w:rFonts w:hint="eastAsia" w:ascii="Times New Roman" w:hAnsi="Times New Roman" w:eastAsia="Times New Roman" w:cs="Times New Roman"/>
-        </w:rPr>
-        <w:t>：</w:t>
-      </w:r>
-      <w:r>
-        <w:rPr>
-          <w:rFonts w:hint="eastAsia" w:ascii="Times New Roman" w:hAnsi="Times New Roman" w:eastAsia="FangSong" w:cs="Times New Roman"/>
-        </w:rPr>
-        <w:t>高中化学竞赛教程第一分册</w:t>
-      </w:r>
-    </w:p>
-    <w:p>
-      <w:pPr>
-        <w:pStyle w:val="FirstParagraph"/>
-      </w:pPr>
-      <w:r>
-        <w:rPr>
-          <w:rFonts w:hint="eastAsia" w:ascii="Times New Roman" w:hAnsi="Times New Roman" w:eastAsia="FangSong" w:cs="Times New Roman"/>
-          <w:b/>
-          <w:bCs/>
-        </w:rPr>
-        <w:t xml:space="preserve">三组化合物沸点比较</w:t>
-      </w:r>
-    </w:p>
-    <w:p>
-      <w:pPr>
-        <w:pStyle w:val="BodyText"/>
-      </w:pPr>
-      <w:r>
-        <w:rPr>
-          <w:rFonts w:hint="eastAsia" w:ascii="Times New Roman" w:hAnsi="Times New Roman" w:eastAsia="FangSong" w:cs="Times New Roman"/>
-        </w:rPr>
-        <w:t>比较下列各组化合物沸点的高低并说明理由</w:t>
-      </w:r>
-      <w:r>
-        <w:rPr>
-          <w:rFonts w:hint="eastAsia" w:ascii="Times New Roman" w:hAnsi="Times New Roman" w:eastAsia="Times New Roman" w:cs="Times New Roman"/>
-        </w:rPr>
-        <w:t>。</w:t>
-      </w:r>
-    </w:p>
-    <w:p>
-      <w:pPr>
-        <w:pStyle w:val="BodyText"/>
-      </w:pPr>
-      <w:r>
-        <w:rPr>
-          <w:rFonts w:ascii="Times New Roman" w:hAnsi="Times New Roman" w:eastAsia="Times New Roman" w:cs="Times New Roman"/>
-        </w:rPr>
-        <w:t xml:space="preserve">①</w:t>
-      </w:r>
-      <w:r>
-        <w:rPr>
-          <w:rFonts w:ascii="Times New Roman" w:hAnsi="Times New Roman" w:eastAsia="Times New Roman" w:cs="Times New Roman"/>
-        </w:rPr>
-        <w:t xml:space="preserve"> </w:t>
       </w:r>
       <m:oMath>
         <m:oMathPr>
@@ -9883,53 +9216,764 @@
           </m:ctrlPr>
         </m:oMathPr>
         <m:r>
+          <m:rPr>
+            <m:sty m:val="p"/>
+          </m:rPr>
+          <m:t>H</m:t>
+        </m:r>
+        <m:r>
+          <m:rPr>
+            <m:sty m:val="p"/>
+          </m:rPr>
           <m:t>C</m:t>
+        </m:r>
+        <m:r>
+          <m:rPr>
+            <m:sty m:val="p"/>
+          </m:rPr>
+          <m:t>l</m:t>
+        </m:r>
+        <m:r>
+          <m:rPr>
+            <m:sty m:val="p"/>
+          </m:rPr>
+          <m:t>&gt;</m:t>
         </m:r>
         <m:sSub>
           <m:e>
             <m:r>
+              <m:rPr>
+                <m:sty m:val="p"/>
+              </m:rPr>
               <m:t>H</m:t>
             </m:r>
           </m:e>
           <m:sub>
             <m:r>
-              <m:t>3</m:t>
+              <m:rPr>
+                <m:sty m:val="p"/>
+              </m:rPr>
+              <m:t>2</m:t>
             </m:r>
           </m:sub>
         </m:sSub>
         <m:r>
-          <m:t>C</m:t>
+          <m:rPr>
+            <m:sty m:val="p"/>
+          </m:rPr>
+          <m:t>S</m:t>
+        </m:r>
+        <m:r>
+          <m:rPr>
+            <m:sty m:val="p"/>
+          </m:rPr>
+          <m:t>&gt;</m:t>
+        </m:r>
+        <m:r>
+          <m:rPr>
+            <m:sty m:val="p"/>
+          </m:rPr>
+          <m:t>P</m:t>
         </m:r>
         <m:sSub>
           <m:e>
             <m:r>
+              <m:rPr>
+                <m:sty m:val="p"/>
+              </m:rPr>
               <m:t>H</m:t>
             </m:r>
           </m:e>
           <m:sub>
             <m:r>
-              <m:t>2</m:t>
+              <m:rPr>
+                <m:sty m:val="p"/>
+              </m:rPr>
+              <m:t>3</m:t>
             </m:r>
           </m:sub>
         </m:sSub>
-        <m:r>
-          <m:t>O</m:t>
-        </m:r>
-        <m:r>
-          <m:t>H</m:t>
-        </m:r>
       </m:oMath>
-      <w:r>
-        <w:rPr>
-          <w:rFonts w:ascii="Times New Roman" w:hAnsi="Times New Roman" w:eastAsia="Times New Roman" w:cs="Times New Roman"/>
-        </w:rPr>
-        <w:t xml:space="preserve"> </w:t>
-      </w:r>
-      <w:r>
-        <w:rPr>
-          <w:rFonts w:hint="eastAsia" w:ascii="Times New Roman" w:hAnsi="Times New Roman" w:eastAsia="FangSong" w:cs="Times New Roman"/>
-        </w:rPr>
-        <w:t xml:space="preserve">与</w:t>
+    </w:p>
+    <w:p>
+      <w:pPr>
+        <w:pStyle w:val="BodyText"/>
+      </w:pPr>
+      <w:r>
+        <w:rPr>
+          <w:rFonts w:ascii="Times New Roman" w:hAnsi="Times New Roman" w:eastAsia="Times New Roman" w:cs="Times New Roman"/>
+        </w:rPr>
+        <w:t xml:space="preserve">C. </w:t>
+      </w:r>
+      <w:r>
+        <w:rPr>
+          <w:rFonts w:hint="eastAsia" w:ascii="Times New Roman" w:hAnsi="Times New Roman" w:eastAsia="FangSong" w:cs="Times New Roman"/>
+        </w:rPr>
+        <w:t>晶体中有阴离子</w:t>
+      </w:r>
+      <w:r>
+        <w:rPr>
+          <w:rFonts w:hint="eastAsia" w:ascii="Times New Roman" w:hAnsi="Times New Roman" w:eastAsia="Times New Roman" w:cs="Times New Roman"/>
+        </w:rPr>
+        <w:t>，</w:t>
+      </w:r>
+      <w:r>
+        <w:rPr>
+          <w:rFonts w:hint="eastAsia" w:ascii="Times New Roman" w:hAnsi="Times New Roman" w:eastAsia="FangSong" w:cs="Times New Roman"/>
+        </w:rPr>
+        <w:t>必有阳离子</w:t>
+      </w:r>
+      <w:r>
+        <w:rPr>
+          <w:rFonts w:hint="eastAsia" w:ascii="Times New Roman" w:hAnsi="Times New Roman" w:eastAsia="Times New Roman" w:cs="Times New Roman"/>
+        </w:rPr>
+        <w:t>；</w:t>
+      </w:r>
+      <w:r>
+        <w:rPr>
+          <w:rFonts w:hint="eastAsia" w:ascii="Times New Roman" w:hAnsi="Times New Roman" w:eastAsia="FangSong" w:cs="Times New Roman"/>
+        </w:rPr>
+        <w:t>则晶体中有阳离子</w:t>
+      </w:r>
+      <w:r>
+        <w:rPr>
+          <w:rFonts w:hint="eastAsia" w:ascii="Times New Roman" w:hAnsi="Times New Roman" w:eastAsia="Times New Roman" w:cs="Times New Roman"/>
+        </w:rPr>
+        <w:t>，</w:t>
+      </w:r>
+      <w:r>
+        <w:rPr>
+          <w:rFonts w:hint="eastAsia" w:ascii="Times New Roman" w:hAnsi="Times New Roman" w:eastAsia="FangSong" w:cs="Times New Roman"/>
+        </w:rPr>
+        <w:t>必有阴离子</w:t>
+      </w:r>
+    </w:p>
+    <w:p>
+      <w:pPr>
+        <w:pStyle w:val="BodyText"/>
+      </w:pPr>
+      <w:r>
+        <w:rPr>
+          <w:rFonts w:ascii="Times New Roman" w:hAnsi="Times New Roman" w:eastAsia="Times New Roman" w:cs="Times New Roman"/>
+        </w:rPr>
+        <w:t xml:space="preserve">D. </w:t>
+      </w:r>
+      <w:r>
+        <w:rPr>
+          <w:rFonts w:hint="eastAsia" w:ascii="Times New Roman" w:hAnsi="Times New Roman" w:eastAsia="FangSong" w:cs="Times New Roman"/>
+        </w:rPr>
+        <w:t xml:space="preserve">干冰</w:t>
+      </w:r>
+      <w:r>
+        <w:rPr>
+          <w:rFonts w:ascii="Times New Roman" w:hAnsi="Times New Roman" w:eastAsia="Times New Roman" w:cs="Times New Roman"/>
+        </w:rPr>
+        <w:t xml:space="preserve"> </w:t>
+      </w:r>
+      <m:oMath>
+        <m:r>
+          <m:rPr>
+            <m:sty m:val="p"/>
+          </m:rPr>
+          <m:t>(</m:t>
+        </m:r>
+        <m:sSub>
+          <m:e>
+            <m:r>
+              <m:rPr>
+                <m:sty m:val="p"/>
+              </m:rPr>
+              <m:t>C</m:t>
+            </m:r>
+            <m:r>
+              <m:rPr>
+                <m:sty m:val="p"/>
+              </m:rPr>
+              <m:t>O</m:t>
+            </m:r>
+          </m:e>
+          <m:sub>
+            <m:r>
+              <m:t>2</m:t>
+            </m:r>
+          </m:sub>
+        </m:sSub>
+        <m:r>
+          <m:rPr>
+            <m:sty m:val="p"/>
+          </m:rPr>
+          <m:t>)</m:t>
+        </m:r>
+      </m:oMath>
+      <w:r>
+        <w:rPr>
+          <w:rFonts w:ascii="Times New Roman" w:hAnsi="Times New Roman" w:eastAsia="Times New Roman" w:cs="Times New Roman"/>
+        </w:rPr>
+        <w:t xml:space="preserve"> </w:t>
+      </w:r>
+      <w:r>
+        <w:rPr>
+          <w:rFonts w:hint="eastAsia" w:ascii="Times New Roman" w:hAnsi="Times New Roman" w:eastAsia="FangSong" w:cs="Times New Roman"/>
+        </w:rPr>
+        <w:t>是分子晶体</w:t>
+      </w:r>
+      <w:r>
+        <w:rPr>
+          <w:rFonts w:hint="eastAsia" w:ascii="Times New Roman" w:hAnsi="Times New Roman" w:eastAsia="Times New Roman" w:cs="Times New Roman"/>
+        </w:rPr>
+        <w:t>，</w:t>
+      </w:r>
+      <w:r>
+        <w:rPr>
+          <w:rFonts w:hint="eastAsia" w:ascii="Times New Roman" w:hAnsi="Times New Roman" w:eastAsia="FangSong" w:cs="Times New Roman"/>
+        </w:rPr>
+        <w:t>则</w:t>
+      </w:r>
+      <w:r>
+        <w:rPr>
+          <w:rFonts w:ascii="Times New Roman" w:hAnsi="Times New Roman" w:eastAsia="Times New Roman" w:cs="Times New Roman"/>
+        </w:rPr>
+        <w:t xml:space="preserve"> </w:t>
+      </w:r>
+      <m:oMath>
+        <m:sSub>
+          <m:e>
+            <m:r>
+              <m:rPr>
+                <m:sty m:val="p"/>
+              </m:rPr>
+              <m:t>S</m:t>
+            </m:r>
+            <m:r>
+              <m:rPr>
+                <m:sty m:val="p"/>
+              </m:rPr>
+              <m:t>i</m:t>
+            </m:r>
+            <m:r>
+              <m:rPr>
+                <m:sty m:val="p"/>
+              </m:rPr>
+              <m:t>O</m:t>
+            </m:r>
+          </m:e>
+          <m:sub>
+            <m:r>
+              <m:t>2</m:t>
+            </m:r>
+          </m:sub>
+        </m:sSub>
+      </m:oMath>
+      <w:r>
+        <w:rPr>
+          <w:rFonts w:ascii="Times New Roman" w:hAnsi="Times New Roman" w:eastAsia="Times New Roman" w:cs="Times New Roman"/>
+        </w:rPr>
+        <w:t xml:space="preserve"> </w:t>
+      </w:r>
+      <w:r>
+        <w:rPr>
+          <w:rFonts w:hint="eastAsia" w:ascii="Times New Roman" w:hAnsi="Times New Roman" w:eastAsia="FangSong" w:cs="Times New Roman"/>
+        </w:rPr>
+        <w:t xml:space="preserve">也是分子晶体</w:t>
+      </w:r>
+    </w:p>
+    <w:bookmarkEnd w:id="30"/>
+    <w:bookmarkStart w:id="31" w:name="第-15-题"/>
+    <w:p>
+      <w:pPr>
+        <w:pStyle w:val="Heading2"/>
+        <w:spacing w:before="280" w:after="120"/>
+      </w:pPr>
+      <w:r>
+        <w:rPr>
+          <w:rFonts w:hint="eastAsia" w:ascii="Times New Roman" w:hAnsi="Times New Roman" w:eastAsia="SimHei" w:cs="Times New Roman"/>
+        </w:rPr>
+        <w:t xml:space="preserve">第</w:t>
+      </w:r>
+      <w:r>
+        <w:rPr>
+          <w:rFonts w:ascii="Times New Roman" w:hAnsi="Times New Roman" w:eastAsia="Times New Roman" w:cs="Times New Roman"/>
+        </w:rPr>
+        <w:t xml:space="preserve"> 15 </w:t>
+      </w:r>
+      <w:r>
+        <w:rPr>
+          <w:rFonts w:hint="eastAsia" w:ascii="Times New Roman" w:hAnsi="Times New Roman" w:eastAsia="SimHei" w:cs="Times New Roman"/>
+        </w:rPr>
+        <w:t xml:space="preserve">题</w:t>
+      </w:r>
+    </w:p>
+    <w:p>
+      <w:pPr>
+        <w:pStyle w:val="BlockText"/>
+      </w:pPr>
+      <w:r>
+        <w:rPr>
+          <w:rFonts w:hint="eastAsia" w:ascii="Times New Roman" w:hAnsi="Times New Roman" w:eastAsia="FangSong" w:cs="Times New Roman"/>
+        </w:rPr>
+        <w:t>来源</w:t>
+      </w:r>
+      <w:r>
+        <w:rPr>
+          <w:rFonts w:hint="eastAsia" w:ascii="Times New Roman" w:hAnsi="Times New Roman" w:eastAsia="Times New Roman" w:cs="Times New Roman"/>
+        </w:rPr>
+        <w:t>：</w:t>
+      </w:r>
+      <w:r>
+        <w:rPr>
+          <w:rFonts w:hint="eastAsia" w:ascii="Times New Roman" w:hAnsi="Times New Roman" w:eastAsia="FangSong" w:cs="Times New Roman"/>
+        </w:rPr>
+        <w:t>高中化学竞赛教程第一分册</w:t>
+      </w:r>
+    </w:p>
+    <w:p>
+      <w:pPr>
+        <w:pStyle w:val="FirstParagraph"/>
+      </w:pPr>
+      <w:r>
+        <w:rPr>
+          <w:rFonts w:hint="eastAsia" w:ascii="Times New Roman" w:hAnsi="Times New Roman" w:eastAsia="FangSong" w:cs="Times New Roman"/>
+          <w:b/>
+          <w:bCs/>
+        </w:rPr>
+        <w:t xml:space="preserve">双原子分子式量同位素</w:t>
+      </w:r>
+    </w:p>
+    <w:p>
+      <w:pPr>
+        <w:pStyle w:val="BlockText"/>
+      </w:pPr>
+      <w:r>
+        <w:rPr>
+          <w:rFonts w:hint="eastAsia" w:ascii="Times New Roman" w:hAnsi="Times New Roman" w:eastAsia="FangSong" w:cs="Times New Roman"/>
+          <w:b/>
+          <w:bCs/>
+        </w:rPr>
+        <w:t xml:space="preserve">同母题变体</w:t>
+      </w:r>
+      <w:r>
+        <w:rPr>
+          <w:rFonts w:hint="eastAsia" w:ascii="Times New Roman" w:hAnsi="Times New Roman" w:eastAsia="Times New Roman" w:cs="Times New Roman"/>
+        </w:rPr>
+        <w:t>：</w:t>
+      </w:r>
+      <w:r>
+        <w:rPr>
+          <w:rFonts w:hint="eastAsia" w:ascii="Times New Roman" w:hAnsi="Times New Roman" w:eastAsia="FangSong" w:cs="Times New Roman"/>
+        </w:rPr>
+        <w:t>本讲实战演练</w:t>
+      </w:r>
+      <w:r>
+        <w:rPr>
+          <w:rFonts w:ascii="Times New Roman" w:hAnsi="Times New Roman" w:eastAsia="Times New Roman" w:cs="Times New Roman"/>
+        </w:rPr>
+        <w:t xml:space="preserve"> </w:t>
+      </w:r>
+      <w:r>
+        <w:rPr>
+          <w:rFonts w:hint="eastAsia" w:ascii="Times New Roman" w:hAnsi="Times New Roman" w:eastAsia="Times New Roman" w:cs="Times New Roman"/>
+        </w:rPr>
+        <w:t xml:space="preserve">1（1996</w:t>
+      </w:r>
+      <w:r>
+        <w:rPr>
+          <w:rFonts w:ascii="Times New Roman" w:hAnsi="Times New Roman" w:eastAsia="Times New Roman" w:cs="Times New Roman"/>
+        </w:rPr>
+        <w:t xml:space="preserve"> </w:t>
+      </w:r>
+      <w:r>
+        <w:rPr>
+          <w:rFonts w:hint="eastAsia" w:ascii="Times New Roman" w:hAnsi="Times New Roman" w:eastAsia="FangSong" w:cs="Times New Roman"/>
+        </w:rPr>
+        <w:t>陕西</w:t>
+      </w:r>
+      <w:r>
+        <w:rPr>
+          <w:rFonts w:hint="eastAsia" w:ascii="Times New Roman" w:hAnsi="Times New Roman" w:eastAsia="Times New Roman" w:cs="Times New Roman"/>
+        </w:rPr>
+        <w:t>，1:2:1</w:t>
+      </w:r>
+      <w:r>
+        <w:rPr>
+          <w:rFonts w:ascii="Times New Roman" w:hAnsi="Times New Roman" w:eastAsia="Times New Roman" w:cs="Times New Roman"/>
+        </w:rPr>
+        <w:t xml:space="preserve"> </w:t>
+      </w:r>
+      <w:r>
+        <w:rPr>
+          <w:rFonts w:hint="eastAsia" w:ascii="Times New Roman" w:hAnsi="Times New Roman" w:eastAsia="FangSong" w:cs="Times New Roman"/>
+        </w:rPr>
+        <w:t>版</w:t>
+      </w:r>
+      <w:r>
+        <w:rPr>
+          <w:rFonts w:hint="eastAsia" w:ascii="Times New Roman" w:hAnsi="Times New Roman" w:eastAsia="Times New Roman" w:cs="Times New Roman"/>
+        </w:rPr>
+        <w:t>，</w:t>
+      </w:r>
+      <w:r>
+        <w:rPr>
+          <w:rFonts w:hint="eastAsia" w:ascii="Times New Roman" w:hAnsi="Times New Roman" w:eastAsia="FangSong" w:cs="Times New Roman"/>
+        </w:rPr>
+        <w:t>互见</w:t>
+      </w:r>
+      <w:r>
+        <w:rPr>
+          <w:rFonts w:ascii="Times New Roman" w:hAnsi="Times New Roman" w:eastAsia="Times New Roman" w:cs="Times New Roman"/>
+        </w:rPr>
+        <w:t xml:space="preserve"> </w:t>
+      </w:r>
+      <w:r>
+        <w:rPr>
+          <w:rFonts w:hint="eastAsia" w:ascii="Times New Roman" w:hAnsi="Times New Roman" w:eastAsia="FangSong" w:cs="Times New Roman"/>
+        </w:rPr>
+        <w:t>题</w:t>
+      </w:r>
+      <w:r>
+        <w:rPr>
+          <w:rFonts w:hint="eastAsia" w:ascii="Times New Roman" w:hAnsi="Times New Roman" w:eastAsia="Times New Roman" w:cs="Times New Roman"/>
+        </w:rPr>
+        <w:t>-103-</w:t>
+      </w:r>
+      <w:r>
+        <w:rPr>
+          <w:rFonts w:hint="eastAsia" w:ascii="Times New Roman" w:hAnsi="Times New Roman" w:eastAsia="FangSong" w:cs="Times New Roman"/>
+        </w:rPr>
+        <w:t>一分册</w:t>
+      </w:r>
+      <w:r>
+        <w:rPr>
+          <w:rFonts w:hint="eastAsia" w:ascii="Times New Roman" w:hAnsi="Times New Roman" w:eastAsia="Times New Roman" w:cs="Times New Roman"/>
+        </w:rPr>
+        <w:t>-L5</w:t>
+      </w:r>
+      <w:r>
+        <w:rPr>
+          <w:rFonts w:hint="eastAsia" w:ascii="Times New Roman" w:hAnsi="Times New Roman" w:eastAsia="FangSong" w:cs="Times New Roman"/>
+        </w:rPr>
+        <w:t>实</w:t>
+      </w:r>
+      <w:r>
+        <w:rPr>
+          <w:rFonts w:hint="eastAsia" w:ascii="Times New Roman" w:hAnsi="Times New Roman" w:eastAsia="Times New Roman" w:cs="Times New Roman"/>
+        </w:rPr>
+        <w:t>1-</w:t>
+      </w:r>
+      <w:r>
+        <w:rPr>
+          <w:rFonts w:hint="eastAsia" w:ascii="Times New Roman" w:hAnsi="Times New Roman" w:eastAsia="FangSong" w:cs="Times New Roman"/>
+        </w:rPr>
+        <w:t>双原子分子式量变体</w:t>
+      </w:r>
+      <w:r>
+        <w:rPr>
+          <w:rFonts w:hint="eastAsia" w:ascii="Times New Roman" w:hAnsi="Times New Roman" w:eastAsia="Times New Roman" w:cs="Times New Roman"/>
+        </w:rPr>
+        <w:t>）</w:t>
+      </w:r>
+    </w:p>
+    <w:p>
+      <w:pPr>
+        <w:pStyle w:val="FirstParagraph"/>
+      </w:pPr>
+      <w:r>
+        <w:rPr>
+          <w:rFonts w:hint="eastAsia" w:ascii="Times New Roman" w:hAnsi="Times New Roman" w:eastAsia="FangSong" w:cs="Times New Roman"/>
+        </w:rPr>
+        <w:t>某元素构成的双原子单质分子有三种</w:t>
+      </w:r>
+      <w:r>
+        <w:rPr>
+          <w:rFonts w:hint="eastAsia" w:ascii="Times New Roman" w:hAnsi="Times New Roman" w:eastAsia="Times New Roman" w:cs="Times New Roman"/>
+        </w:rPr>
+        <w:t>，</w:t>
+      </w:r>
+      <w:r>
+        <w:rPr>
+          <w:rFonts w:hint="eastAsia" w:ascii="Times New Roman" w:hAnsi="Times New Roman" w:eastAsia="FangSong" w:cs="Times New Roman"/>
+        </w:rPr>
+        <w:t>其式量分别是</w:t>
+      </w:r>
+      <w:r>
+        <w:rPr>
+          <w:rFonts w:ascii="Times New Roman" w:hAnsi="Times New Roman" w:eastAsia="Times New Roman" w:cs="Times New Roman"/>
+        </w:rPr>
+        <w:t xml:space="preserve"> 158、160 </w:t>
+      </w:r>
+      <w:r>
+        <w:rPr>
+          <w:rFonts w:hint="eastAsia" w:ascii="Times New Roman" w:hAnsi="Times New Roman" w:eastAsia="FangSong" w:cs="Times New Roman"/>
+        </w:rPr>
+        <w:t xml:space="preserve">和</w:t>
+      </w:r>
+      <w:r>
+        <w:rPr>
+          <w:rFonts w:ascii="Times New Roman" w:hAnsi="Times New Roman" w:eastAsia="Times New Roman" w:cs="Times New Roman"/>
+        </w:rPr>
+        <w:t xml:space="preserve"> </w:t>
+      </w:r>
+      <w:r>
+        <w:rPr>
+          <w:rFonts w:hint="eastAsia" w:ascii="Times New Roman" w:hAnsi="Times New Roman" w:eastAsia="Times New Roman" w:cs="Times New Roman"/>
+        </w:rPr>
+        <w:t>162。</w:t>
+      </w:r>
+      <w:r>
+        <w:rPr>
+          <w:rFonts w:hint="eastAsia" w:ascii="Times New Roman" w:hAnsi="Times New Roman" w:eastAsia="FangSong" w:cs="Times New Roman"/>
+        </w:rPr>
+        <w:t>在天然单质中</w:t>
+      </w:r>
+      <w:r>
+        <w:rPr>
+          <w:rFonts w:hint="eastAsia" w:ascii="Times New Roman" w:hAnsi="Times New Roman" w:eastAsia="Times New Roman" w:cs="Times New Roman"/>
+        </w:rPr>
+        <w:t>，</w:t>
+      </w:r>
+      <w:r>
+        <w:rPr>
+          <w:rFonts w:hint="eastAsia" w:ascii="Times New Roman" w:hAnsi="Times New Roman" w:eastAsia="FangSong" w:cs="Times New Roman"/>
+        </w:rPr>
+        <w:t>此三种单质的物质的量之比为</w:t>
+      </w:r>
+      <w:r>
+        <w:rPr>
+          <w:rFonts w:ascii="Times New Roman" w:hAnsi="Times New Roman" w:eastAsia="Times New Roman" w:cs="Times New Roman"/>
+        </w:rPr>
+        <w:t xml:space="preserve"> </w:t>
+      </w:r>
+      <w:r>
+        <w:rPr>
+          <w:rFonts w:hint="eastAsia" w:ascii="Times New Roman" w:hAnsi="Times New Roman" w:eastAsia="Times New Roman" w:cs="Times New Roman"/>
+        </w:rPr>
+        <w:t>1:1:1。</w:t>
+      </w:r>
+      <w:r>
+        <w:rPr>
+          <w:rFonts w:hint="eastAsia" w:ascii="Times New Roman" w:hAnsi="Times New Roman" w:eastAsia="FangSong" w:cs="Times New Roman"/>
+        </w:rPr>
+        <w:t>由此推断以下结论正确的是</w:t>
+      </w:r>
+      <w:r>
+        <w:rPr>
+          <w:rFonts w:hint="eastAsia" w:ascii="Times New Roman" w:hAnsi="Times New Roman" w:eastAsia="Times New Roman" w:cs="Times New Roman"/>
+        </w:rPr>
+        <w:t>(</w:t>
+      </w:r>
+      <w:r>
+        <w:rPr>
+          <w:rFonts w:ascii="Times New Roman" w:hAnsi="Times New Roman" w:eastAsia="Times New Roman" w:cs="Times New Roman"/>
+        </w:rPr>
+        <w:t xml:space="preserve">　)。</w:t>
+      </w:r>
+      <w:r>
+        <w:rPr>
+          <w:rFonts w:ascii="Times New Roman" w:hAnsi="Times New Roman" w:eastAsia="Times New Roman" w:cs="Times New Roman"/>
+        </w:rPr>
+        <w:t xml:space="preserve"> </w:t>
+      </w:r>
+      <w:r>
+        <w:rPr>
+          <w:rFonts w:ascii="Times New Roman" w:hAnsi="Times New Roman" w:eastAsia="Times New Roman" w:cs="Times New Roman"/>
+        </w:rPr>
+        <w:t xml:space="preserve">A. </w:t>
+      </w:r>
+      <w:r>
+        <w:rPr>
+          <w:rFonts w:hint="eastAsia" w:ascii="Times New Roman" w:hAnsi="Times New Roman" w:eastAsia="FangSong" w:cs="Times New Roman"/>
+        </w:rPr>
+        <w:t xml:space="preserve">此元素有三种同位素</w:t>
+      </w:r>
+      <w:r>
+        <w:rPr>
+          <w:rFonts w:ascii="Times New Roman" w:hAnsi="Times New Roman" w:eastAsia="Times New Roman" w:cs="Times New Roman"/>
+        </w:rPr>
+        <w:t xml:space="preserve"> </w:t>
+      </w:r>
+      <w:r>
+        <w:rPr>
+          <w:rFonts w:ascii="Times New Roman" w:hAnsi="Times New Roman" w:eastAsia="Times New Roman" w:cs="Times New Roman"/>
+        </w:rPr>
+        <w:t xml:space="preserve">B. </w:t>
+      </w:r>
+      <w:r>
+        <w:rPr>
+          <w:rFonts w:hint="eastAsia" w:ascii="Times New Roman" w:hAnsi="Times New Roman" w:eastAsia="FangSong" w:cs="Times New Roman"/>
+        </w:rPr>
+        <w:t xml:space="preserve">其中一种同位素质量数为</w:t>
+      </w:r>
+      <w:r>
+        <w:rPr>
+          <w:rFonts w:ascii="Times New Roman" w:hAnsi="Times New Roman" w:eastAsia="Times New Roman" w:cs="Times New Roman"/>
+        </w:rPr>
+        <w:t xml:space="preserve"> 80</w:t>
+      </w:r>
+      <w:r>
+        <w:rPr>
+          <w:rFonts w:ascii="Times New Roman" w:hAnsi="Times New Roman" w:eastAsia="Times New Roman" w:cs="Times New Roman"/>
+        </w:rPr>
+        <w:t xml:space="preserve"> </w:t>
+      </w:r>
+      <w:r>
+        <w:rPr>
+          <w:rFonts w:ascii="Times New Roman" w:hAnsi="Times New Roman" w:eastAsia="Times New Roman" w:cs="Times New Roman"/>
+        </w:rPr>
+        <w:t xml:space="preserve">C. </w:t>
+      </w:r>
+      <w:r>
+        <w:rPr>
+          <w:rFonts w:hint="eastAsia" w:ascii="Times New Roman" w:hAnsi="Times New Roman" w:eastAsia="FangSong" w:cs="Times New Roman"/>
+        </w:rPr>
+        <w:t xml:space="preserve">其中质量数为</w:t>
+      </w:r>
+      <w:r>
+        <w:rPr>
+          <w:rFonts w:ascii="Times New Roman" w:hAnsi="Times New Roman" w:eastAsia="Times New Roman" w:cs="Times New Roman"/>
+        </w:rPr>
+        <w:t xml:space="preserve"> 79 </w:t>
+      </w:r>
+      <w:r>
+        <w:rPr>
+          <w:rFonts w:hint="eastAsia" w:ascii="Times New Roman" w:hAnsi="Times New Roman" w:eastAsia="FangSong" w:cs="Times New Roman"/>
+        </w:rPr>
+        <w:t xml:space="preserve">的同位素原子占总数的</w:t>
+      </w:r>
+      <w:r>
+        <w:rPr>
+          <w:rFonts w:ascii="Times New Roman" w:hAnsi="Times New Roman" w:eastAsia="Times New Roman" w:cs="Times New Roman"/>
+        </w:rPr>
+        <w:t xml:space="preserve"> </w:t>
+      </w:r>
+      <m:oMath>
+        <m:f>
+          <m:fPr>
+            <m:type m:val="bar"/>
+          </m:fPr>
+          <m:num>
+            <m:r>
+              <m:t>1</m:t>
+            </m:r>
+          </m:num>
+          <m:den>
+            <m:r>
+              <m:t>2</m:t>
+            </m:r>
+          </m:den>
+        </m:f>
+      </m:oMath>
+      <w:r>
+        <w:rPr>
+          <w:rFonts w:ascii="Times New Roman" w:hAnsi="Times New Roman" w:eastAsia="Times New Roman" w:cs="Times New Roman"/>
+        </w:rPr>
+        <w:t xml:space="preserve"> </w:t>
+      </w:r>
+      <w:r>
+        <w:rPr>
+          <w:rFonts w:ascii="Times New Roman" w:hAnsi="Times New Roman" w:eastAsia="Times New Roman" w:cs="Times New Roman"/>
+        </w:rPr>
+        <w:t xml:space="preserve">D. </w:t>
+      </w:r>
+      <w:r>
+        <w:rPr>
+          <w:rFonts w:hint="eastAsia" w:ascii="Times New Roman" w:hAnsi="Times New Roman" w:eastAsia="FangSong" w:cs="Times New Roman"/>
+        </w:rPr>
+        <w:t xml:space="preserve">此元素的单质的平均式量为</w:t>
+      </w:r>
+      <w:r>
+        <w:rPr>
+          <w:rFonts w:ascii="Times New Roman" w:hAnsi="Times New Roman" w:eastAsia="Times New Roman" w:cs="Times New Roman"/>
+        </w:rPr>
+        <w:t xml:space="preserve"> 160</w:t>
+      </w:r>
+    </w:p>
+    <w:bookmarkEnd w:id="31"/>
+    <w:bookmarkStart w:id="35" w:name="第-16-题"/>
+    <w:p>
+      <w:pPr>
+        <w:pStyle w:val="Heading2"/>
+        <w:spacing w:before="280" w:after="120"/>
+      </w:pPr>
+      <w:r>
+        <w:rPr>
+          <w:rFonts w:hint="eastAsia" w:ascii="Times New Roman" w:hAnsi="Times New Roman" w:eastAsia="SimHei" w:cs="Times New Roman"/>
+        </w:rPr>
+        <w:t xml:space="preserve">第</w:t>
+      </w:r>
+      <w:r>
+        <w:rPr>
+          <w:rFonts w:ascii="Times New Roman" w:hAnsi="Times New Roman" w:eastAsia="Times New Roman" w:cs="Times New Roman"/>
+        </w:rPr>
+        <w:t xml:space="preserve"> 16 </w:t>
+      </w:r>
+      <w:r>
+        <w:rPr>
+          <w:rFonts w:hint="eastAsia" w:ascii="Times New Roman" w:hAnsi="Times New Roman" w:eastAsia="SimHei" w:cs="Times New Roman"/>
+        </w:rPr>
+        <w:t xml:space="preserve">题</w:t>
+      </w:r>
+    </w:p>
+    <w:p>
+      <w:pPr>
+        <w:pStyle w:val="BlockText"/>
+      </w:pPr>
+      <w:r>
+        <w:rPr>
+          <w:rFonts w:hint="eastAsia" w:ascii="Times New Roman" w:hAnsi="Times New Roman" w:eastAsia="FangSong" w:cs="Times New Roman"/>
+        </w:rPr>
+        <w:t>来源</w:t>
+      </w:r>
+      <w:r>
+        <w:rPr>
+          <w:rFonts w:hint="eastAsia" w:ascii="Times New Roman" w:hAnsi="Times New Roman" w:eastAsia="Times New Roman" w:cs="Times New Roman"/>
+        </w:rPr>
+        <w:t>：</w:t>
+      </w:r>
+      <w:r>
+        <w:rPr>
+          <w:rFonts w:hint="eastAsia" w:ascii="Times New Roman" w:hAnsi="Times New Roman" w:eastAsia="FangSong" w:cs="Times New Roman"/>
+        </w:rPr>
+        <w:t>高中化学竞赛教程第一分册</w:t>
+      </w:r>
+    </w:p>
+    <w:p>
+      <w:pPr>
+        <w:pStyle w:val="FirstParagraph"/>
+      </w:pPr>
+      <w:r>
+        <w:rPr>
+          <w:rFonts w:hint="eastAsia" w:ascii="Times New Roman" w:hAnsi="Times New Roman" w:eastAsia="FangSong" w:cs="Times New Roman"/>
+          <w:b/>
+          <w:bCs/>
+        </w:rPr>
+        <w:t xml:space="preserve">三组化合物沸点比较</w:t>
+      </w:r>
+    </w:p>
+    <w:p>
+      <w:pPr>
+        <w:pStyle w:val="BodyText"/>
+      </w:pPr>
+      <w:r>
+        <w:rPr>
+          <w:rFonts w:hint="eastAsia" w:ascii="Times New Roman" w:hAnsi="Times New Roman" w:eastAsia="FangSong" w:cs="Times New Roman"/>
+        </w:rPr>
+        <w:t>比较下列各组化合物沸点的高低并说明理由</w:t>
+      </w:r>
+      <w:r>
+        <w:rPr>
+          <w:rFonts w:hint="eastAsia" w:ascii="Times New Roman" w:hAnsi="Times New Roman" w:eastAsia="Times New Roman" w:cs="Times New Roman"/>
+        </w:rPr>
+        <w:t>。</w:t>
+      </w:r>
+    </w:p>
+    <w:p>
+      <w:pPr>
+        <w:pStyle w:val="BodyText"/>
+      </w:pPr>
+      <w:r>
+        <w:rPr>
+          <w:rFonts w:ascii="Times New Roman" w:hAnsi="Times New Roman" w:eastAsia="Times New Roman" w:cs="Times New Roman"/>
+        </w:rPr>
+        <w:t xml:space="preserve">①</w:t>
       </w:r>
       <w:r>
         <w:rPr>
@@ -9962,6 +10006,70 @@
           </m:sub>
         </m:sSub>
         <m:r>
+          <m:t>C</m:t>
+        </m:r>
+        <m:sSub>
+          <m:e>
+            <m:r>
+              <m:t>H</m:t>
+            </m:r>
+          </m:e>
+          <m:sub>
+            <m:r>
+              <m:t>2</m:t>
+            </m:r>
+          </m:sub>
+        </m:sSub>
+        <m:r>
+          <m:t>O</m:t>
+        </m:r>
+        <m:r>
+          <m:t>H</m:t>
+        </m:r>
+      </m:oMath>
+      <w:r>
+        <w:rPr>
+          <w:rFonts w:ascii="Times New Roman" w:hAnsi="Times New Roman" w:eastAsia="Times New Roman" w:cs="Times New Roman"/>
+        </w:rPr>
+        <w:t xml:space="preserve"> </w:t>
+      </w:r>
+      <w:r>
+        <w:rPr>
+          <w:rFonts w:hint="eastAsia" w:ascii="Times New Roman" w:hAnsi="Times New Roman" w:eastAsia="FangSong" w:cs="Times New Roman"/>
+        </w:rPr>
+        <w:t xml:space="preserve">与</w:t>
+      </w:r>
+      <w:r>
+        <w:rPr>
+          <w:rFonts w:ascii="Times New Roman" w:hAnsi="Times New Roman" w:eastAsia="Times New Roman" w:cs="Times New Roman"/>
+        </w:rPr>
+        <w:t xml:space="preserve"> </w:t>
+      </w:r>
+      <m:oMath>
+        <m:oMathPr>
+          <m:ctrlPr>
+            <w:rPr>
+              <w:sz w:val="28"/>
+              <w:szCs w:val="28"/>
+            </w:rPr>
+          </m:ctrlPr>
+        </m:oMathPr>
+        <m:r>
+          <m:t>C</m:t>
+        </m:r>
+        <m:sSub>
+          <m:e>
+            <m:r>
+              <m:t>H</m:t>
+            </m:r>
+          </m:e>
+          <m:sub>
+            <m:r>
+              <m:t>3</m:t>
+            </m:r>
+          </m:sub>
+        </m:sSub>
+        <m:r>
           <m:t>O</m:t>
         </m:r>
         <m:r>
@@ -9990,15 +10098,22 @@
         <w:rPr>
           <w:rFonts w:ascii="Times New Roman" w:hAnsi="Times New Roman" w:eastAsia="Times New Roman" w:cs="Times New Roman"/>
         </w:rPr>
-        <w:t xml:space="preserve"> O</w:t>
-      </w:r>
-      <w:r>
-        <w:rPr>
-          <w:rFonts w:ascii="Times New Roman" w:hAnsi="Times New Roman" w:eastAsia="Times New Roman" w:cs="Times New Roman"/>
-          <w:vertAlign w:val="subscript"/>
-        </w:rPr>
-        <w:t>3</w:t>
-      </w:r>
+        <w:t xml:space="preserve"> </w:t>
+      </w:r>
+      <m:oMath>
+        <m:sSub>
+          <m:e>
+            <m:r>
+              <m:t>O</m:t>
+            </m:r>
+          </m:e>
+          <m:sub>
+            <m:r>
+              <m:t>3</m:t>
+            </m:r>
+          </m:sub>
+        </m:sSub>
+      </m:oMath>
       <w:r>
         <w:rPr>
           <w:rFonts w:ascii="Times New Roman" w:hAnsi="Times New Roman" w:eastAsia="Times New Roman" w:cs="Times New Roman"/>
@@ -10017,24 +10132,28 @@
         </w:rPr>
         <w:t xml:space="preserve"> </w:t>
       </w:r>
-      <w:r>
-        <w:rPr>
-          <w:rFonts w:hint="eastAsia" w:ascii="Times New Roman" w:hAnsi="Times New Roman" w:eastAsia="Times New Roman" w:cs="Times New Roman"/>
-        </w:rPr>
-        <w:t>SO</w:t>
-      </w:r>
-      <w:r>
-        <w:rPr>
-          <w:rFonts w:hint="eastAsia" w:ascii="Times New Roman" w:hAnsi="Times New Roman" w:eastAsia="Times New Roman" w:cs="Times New Roman"/>
-          <w:vertAlign w:val="subscript"/>
-        </w:rPr>
-        <w:t>2</w:t>
-      </w:r>
-      <w:r>
-        <w:rPr>
-          <w:rFonts w:hint="eastAsia" w:ascii="Times New Roman" w:hAnsi="Times New Roman" w:eastAsia="Times New Roman" w:cs="Times New Roman"/>
-        </w:rPr>
-        <w:t>；</w:t>
+      <m:oMath>
+        <m:r>
+          <m:t>S</m:t>
+        </m:r>
+        <m:sSub>
+          <m:e>
+            <m:r>
+              <m:t>O</m:t>
+            </m:r>
+          </m:e>
+          <m:sub>
+            <m:r>
+              <m:t>2</m:t>
+            </m:r>
+          </m:sub>
+        </m:sSub>
+      </m:oMath>
+      <w:r>
+        <w:rPr>
+          <w:rFonts w:hint="eastAsia" w:ascii="Times New Roman" w:hAnsi="Times New Roman" w:eastAsia="Times New Roman" w:cs="Times New Roman"/>
+        </w:rPr>
+        <w:t xml:space="preserve">；</w:t>
       </w:r>
     </w:p>
     <w:p>
@@ -10318,15 +10437,25 @@
         <w:rPr>
           <w:rFonts w:ascii="Times New Roman" w:hAnsi="Times New Roman" w:eastAsia="Times New Roman" w:cs="Times New Roman"/>
         </w:rPr>
-        <w:t xml:space="preserve"> BF</w:t>
-      </w:r>
-      <w:r>
-        <w:rPr>
-          <w:rFonts w:ascii="Times New Roman" w:hAnsi="Times New Roman" w:eastAsia="Times New Roman" w:cs="Times New Roman"/>
-          <w:vertAlign w:val="subscript"/>
-        </w:rPr>
-        <w:t>3</w:t>
-      </w:r>
+        <w:t xml:space="preserve"> </w:t>
+      </w:r>
+      <m:oMath>
+        <m:r>
+          <m:t>B</m:t>
+        </m:r>
+        <m:sSub>
+          <m:e>
+            <m:r>
+              <m:t>F</m:t>
+            </m:r>
+          </m:e>
+          <m:sub>
+            <m:r>
+              <m:t>3</m:t>
+            </m:r>
+          </m:sub>
+        </m:sSub>
+      </m:oMath>
       <w:r>
         <w:rPr>
           <w:rFonts w:ascii="Times New Roman" w:hAnsi="Times New Roman" w:eastAsia="Times New Roman" w:cs="Times New Roman"/>
@@ -13665,22 +13794,33 @@
         <w:rPr>
           <w:rFonts w:ascii="Times New Roman" w:hAnsi="Times New Roman" w:eastAsia="Times New Roman" w:cs="Times New Roman"/>
         </w:rPr>
-        <w:t xml:space="preserve"> BC</w:t>
-      </w:r>
-      <w:r>
-        <w:rPr>
-          <w:rFonts w:ascii="Times New Roman" w:hAnsi="Times New Roman" w:eastAsia="Times New Roman" w:cs="Times New Roman"/>
-          <w:vertAlign w:val="subscript"/>
-        </w:rPr>
-        <w:t>2</w:t>
-      </w:r>
-      <w:r>
-        <w:rPr>
-          <w:rFonts w:ascii="Times New Roman" w:hAnsi="Times New Roman" w:eastAsia="Times New Roman" w:cs="Times New Roman"/>
-          <w:vertAlign w:val="superscript"/>
-        </w:rPr>
-        <w:t>+</w:t>
-      </w:r>
+        <w:t xml:space="preserve"> </w:t>
+      </w:r>
+      <m:oMath>
+        <m:r>
+          <m:t>B</m:t>
+        </m:r>
+        <m:sSubSup>
+          <m:e>
+            <m:r>
+              <m:t>C</m:t>
+            </m:r>
+          </m:e>
+          <m:sub>
+            <m:r>
+              <m:t>2</m:t>
+            </m:r>
+          </m:sub>
+          <m:sup>
+            <m:r>
+              <m:rPr>
+                <m:sty m:val="p"/>
+              </m:rPr>
+              <m:t>+</m:t>
+            </m:r>
+          </m:sup>
+        </m:sSubSup>
+      </m:oMath>
       <w:r>
         <w:rPr>
           <w:rFonts w:ascii="Times New Roman" w:hAnsi="Times New Roman" w:eastAsia="Times New Roman" w:cs="Times New Roman"/>
@@ -13703,22 +13843,39 @@
         <w:rPr>
           <w:rFonts w:ascii="Times New Roman" w:hAnsi="Times New Roman" w:eastAsia="Times New Roman" w:cs="Times New Roman"/>
         </w:rPr>
-        <w:t xml:space="preserve"> mol BC</w:t>
-      </w:r>
-      <w:r>
-        <w:rPr>
-          <w:rFonts w:ascii="Times New Roman" w:hAnsi="Times New Roman" w:eastAsia="Times New Roman" w:cs="Times New Roman"/>
-          <w:vertAlign w:val="subscript"/>
-        </w:rPr>
-        <w:t>2</w:t>
-      </w:r>
-      <w:r>
-        <w:rPr>
-          <w:rFonts w:ascii="Times New Roman" w:hAnsi="Times New Roman" w:eastAsia="Times New Roman" w:cs="Times New Roman"/>
-          <w:vertAlign w:val="superscript"/>
-        </w:rPr>
-        <w:t>+</w:t>
-      </w:r>
+        <w:t xml:space="preserve"> mol</w:t>
+      </w:r>
+      <w:r>
+        <w:rPr>
+          <w:rFonts w:ascii="Times New Roman" w:hAnsi="Times New Roman" w:eastAsia="Times New Roman" w:cs="Times New Roman"/>
+        </w:rPr>
+        <w:t xml:space="preserve"> </w:t>
+      </w:r>
+      <m:oMath>
+        <m:r>
+          <m:t>B</m:t>
+        </m:r>
+        <m:sSubSup>
+          <m:e>
+            <m:r>
+              <m:t>C</m:t>
+            </m:r>
+          </m:e>
+          <m:sub>
+            <m:r>
+              <m:t>2</m:t>
+            </m:r>
+          </m:sub>
+          <m:sup>
+            <m:r>
+              <m:rPr>
+                <m:sty m:val="p"/>
+              </m:rPr>
+              <m:t>+</m:t>
+            </m:r>
+          </m:sup>
+        </m:sSubSup>
+      </m:oMath>
       <w:r>
         <w:rPr>
           <w:rFonts w:ascii="Times New Roman" w:hAnsi="Times New Roman" w:eastAsia="Times New Roman" w:cs="Times New Roman"/>
@@ -14686,8 +14843,22 @@
           <w:i/>
           <w:iCs/>
         </w:rPr>
-        <w:t xml:space="preserve"> C</w:t>
-      </w:r>
+        <w:t xml:space="preserve"> </w:t>
+      </w:r>
+      <m:oMath>
+        <m:sSub>
+          <m:e>
+            <m:r>
+              <m:t>C</m:t>
+            </m:r>
+          </m:e>
+          <m:sub>
+            <m:r>
+              <m:t>60</m:t>
+            </m:r>
+          </m:sub>
+        </m:sSub>
+      </m:oMath>
       <w:r>
         <w:rPr>
           <w:rFonts w:ascii="Times New Roman" w:hAnsi="Times New Roman" w:eastAsia="Times New Roman" w:cs="Times New Roman"/>
@@ -14695,50 +14866,63 @@
           <w:bCs/>
           <w:i/>
           <w:iCs/>
-          <w:vertAlign w:val="subscript"/>
-        </w:rPr>
-        <w:t>60</w:t>
-      </w:r>
-      <w:r>
-        <w:rPr>
-          <w:rFonts w:ascii="Times New Roman" w:hAnsi="Times New Roman" w:eastAsia="Times New Roman" w:cs="Times New Roman"/>
+        </w:rPr>
+        <w:t xml:space="preserve"> </w:t>
+      </w:r>
+      <w:r>
+        <w:rPr>
+          <w:rFonts w:hint="eastAsia" w:ascii="Times New Roman" w:hAnsi="Times New Roman" w:eastAsia="FangSong" w:cs="Times New Roman"/>
           <w:b/>
           <w:bCs/>
           <w:i/>
           <w:iCs/>
         </w:rPr>
-        <w:t xml:space="preserve"> </w:t>
-      </w:r>
-      <w:r>
-        <w:rPr>
-          <w:rFonts w:hint="eastAsia" w:ascii="Times New Roman" w:hAnsi="Times New Roman" w:eastAsia="FangSong" w:cs="Times New Roman"/>
+        <w:t>的分子结构模型</w:t>
+      </w:r>
+      <w:r>
+        <w:rPr>
+          <w:rFonts w:hint="eastAsia" w:ascii="Times New Roman" w:hAnsi="Times New Roman" w:eastAsia="Times New Roman" w:cs="Times New Roman"/>
           <w:b/>
           <w:bCs/>
           <w:i/>
           <w:iCs/>
         </w:rPr>
-        <w:t>的分子结构模型</w:t>
-      </w:r>
-      <w:r>
-        <w:rPr>
-          <w:rFonts w:hint="eastAsia" w:ascii="Times New Roman" w:hAnsi="Times New Roman" w:eastAsia="Times New Roman" w:cs="Times New Roman"/>
+        <w:t>，</w:t>
+      </w:r>
+      <w:r>
+        <w:rPr>
+          <w:rFonts w:hint="eastAsia" w:ascii="Times New Roman" w:hAnsi="Times New Roman" w:eastAsia="FangSong" w:cs="Times New Roman"/>
           <w:b/>
           <w:bCs/>
           <w:i/>
           <w:iCs/>
         </w:rPr>
-        <w:t>，</w:t>
-      </w:r>
-      <w:r>
-        <w:rPr>
-          <w:rFonts w:hint="eastAsia" w:ascii="Times New Roman" w:hAnsi="Times New Roman" w:eastAsia="FangSong" w:cs="Times New Roman"/>
+        <w:t>在每个</w:t>
+      </w:r>
+      <w:r>
+        <w:rPr>
+          <w:rFonts w:ascii="Times New Roman" w:hAnsi="Times New Roman" w:eastAsia="Times New Roman" w:cs="Times New Roman"/>
           <w:b/>
           <w:bCs/>
           <w:i/>
           <w:iCs/>
         </w:rPr>
-        <w:t>在每个</w:t>
-      </w:r>
+        <w:t xml:space="preserve"> </w:t>
+      </w:r>
+      <m:oMath>
+        <m:sSub>
+          <m:e>
+            <m:r>
+              <m:t>C</m:t>
+            </m:r>
+          </m:e>
+          <m:sub>
+            <m:r>
+              <m:t>60</m:t>
+            </m:r>
+          </m:sub>
+        </m:sSub>
+      </m:oMath>
       <w:r>
         <w:rPr>
           <w:rFonts w:ascii="Times New Roman" w:hAnsi="Times New Roman" w:eastAsia="Times New Roman" w:cs="Times New Roman"/>
@@ -14747,18 +14931,17 @@
           <w:i/>
           <w:iCs/>
         </w:rPr>
-        <w:t xml:space="preserve"> C</w:t>
-      </w:r>
-      <w:r>
-        <w:rPr>
-          <w:rFonts w:ascii="Times New Roman" w:hAnsi="Times New Roman" w:eastAsia="Times New Roman" w:cs="Times New Roman"/>
+        <w:t xml:space="preserve"> </w:t>
+      </w:r>
+      <w:r>
+        <w:rPr>
+          <w:rFonts w:hint="eastAsia" w:ascii="Times New Roman" w:hAnsi="Times New Roman" w:eastAsia="FangSong" w:cs="Times New Roman"/>
           <w:b/>
           <w:bCs/>
           <w:i/>
           <w:iCs/>
-          <w:vertAlign w:val="subscript"/>
-        </w:rPr>
-        <w:t>60</w:t>
+        </w:rPr>
+        <w:t xml:space="preserve">分子中形成的</w:t>
       </w:r>
       <w:r>
         <w:rPr>
@@ -14770,56 +14953,384 @@
         </w:rPr>
         <w:t xml:space="preserve"> </w:t>
       </w:r>
-      <w:r>
-        <w:rPr>
-          <w:rFonts w:hint="eastAsia" w:ascii="Times New Roman" w:hAnsi="Times New Roman" w:eastAsia="FangSong" w:cs="Times New Roman"/>
+      <m:oMath>
+        <m:r>
+          <m:t>σ</m:t>
+        </m:r>
+      </m:oMath>
+      <w:r>
+        <w:rPr>
+          <w:rFonts w:ascii="Times New Roman" w:hAnsi="Times New Roman" w:eastAsia="Times New Roman" w:cs="Times New Roman"/>
           <w:b/>
           <w:bCs/>
           <w:i/>
           <w:iCs/>
         </w:rPr>
-        <w:t xml:space="preserve">分子中形成的</w:t>
-      </w:r>
-      <w:r>
-        <w:rPr>
-          <w:rFonts w:ascii="Times New Roman" w:hAnsi="Times New Roman" w:eastAsia="Times New Roman" w:cs="Times New Roman"/>
+        <w:t xml:space="preserve"> </w:t>
+      </w:r>
+      <w:r>
+        <w:rPr>
+          <w:rFonts w:hint="eastAsia" w:ascii="Times New Roman" w:hAnsi="Times New Roman" w:eastAsia="FangSong" w:cs="Times New Roman"/>
           <w:b/>
           <w:bCs/>
           <w:i/>
           <w:iCs/>
         </w:rPr>
+        <w:t xml:space="preserve">键数目为</w:t>
+      </w:r>
+      <w:r>
+        <w:rPr>
+          <w:rFonts w:ascii="Times New Roman" w:hAnsi="Times New Roman" w:eastAsia="Times New Roman" w:cs="Times New Roman"/>
+        </w:rPr>
+        <w:t xml:space="preserve">_。</w:t>
+      </w:r>
+    </w:p>
+    <w:p>
+      <w:pPr>
+        <w:numPr>
+          <w:ilvl w:val="0"/>
+          <w:numId w:val="1017"/>
+        </w:numPr>
+      </w:pPr>
+      <w:r>
+        <w:rPr>
+          <w:rFonts w:hint="eastAsia" w:ascii="Times New Roman" w:hAnsi="Times New Roman" w:eastAsia="FangSong" w:cs="Times New Roman"/>
+        </w:rPr>
+        <w:t xml:space="preserve">在</w:t>
+      </w:r>
+      <w:r>
+        <w:rPr>
+          <w:rFonts w:ascii="Times New Roman" w:hAnsi="Times New Roman" w:eastAsia="Times New Roman" w:cs="Times New Roman"/>
+        </w:rPr>
         <w:t xml:space="preserve"> </w:t>
       </w:r>
       <m:oMath>
-        <m:r>
-          <m:t>σ</m:t>
-        </m:r>
+        <m:sSub>
+          <m:e>
+            <m:r>
+              <m:rPr>
+                <m:sty m:val="p"/>
+              </m:rPr>
+              <m:t>C</m:t>
+            </m:r>
+          </m:e>
+          <m:sub>
+            <m:r>
+              <m:t>60</m:t>
+            </m:r>
+          </m:sub>
+        </m:sSub>
       </m:oMath>
       <w:r>
         <w:rPr>
           <w:rFonts w:ascii="Times New Roman" w:hAnsi="Times New Roman" w:eastAsia="Times New Roman" w:cs="Times New Roman"/>
+        </w:rPr>
+        <w:t xml:space="preserve"> </w:t>
+      </w:r>
+      <w:r>
+        <w:rPr>
+          <w:rFonts w:hint="eastAsia" w:ascii="Times New Roman" w:hAnsi="Times New Roman" w:eastAsia="FangSong" w:cs="Times New Roman"/>
+        </w:rPr>
+        <w:t>单质中</w:t>
+      </w:r>
+      <w:r>
+        <w:rPr>
+          <w:rFonts w:hint="eastAsia" w:ascii="Times New Roman" w:hAnsi="Times New Roman" w:eastAsia="Times New Roman" w:cs="Times New Roman"/>
+        </w:rPr>
+        <w:t>，</w:t>
+      </w:r>
+      <w:r>
+        <w:rPr>
+          <w:rFonts w:hint="eastAsia" w:ascii="Times New Roman" w:hAnsi="Times New Roman" w:eastAsia="FangSong" w:cs="Times New Roman"/>
+        </w:rPr>
+        <w:t>微粒之间的作用力为</w:t>
+      </w:r>
+      <w:r>
+        <w:rPr>
+          <w:rFonts w:hint="eastAsia" w:ascii="Times New Roman" w:hAnsi="Times New Roman" w:eastAsia="Times New Roman" w:cs="Times New Roman"/>
+        </w:rPr>
+        <w:t>_</w:t>
+      </w:r>
+      <w:r>
+        <w:rPr>
+          <w:rFonts w:hint="eastAsia" w:ascii="Times New Roman" w:hAnsi="Times New Roman" w:eastAsia="Times New Roman" w:cs="Times New Roman"/>
           <w:b/>
           <w:bCs/>
           <w:i/>
           <w:iCs/>
         </w:rPr>
-        <w:t xml:space="preserve"> </w:t>
-      </w:r>
-      <w:r>
-        <w:rPr>
-          <w:rFonts w:hint="eastAsia" w:ascii="Times New Roman" w:hAnsi="Times New Roman" w:eastAsia="FangSong" w:cs="Times New Roman"/>
+        <w:t xml:space="preserve">，</w:t>
+      </w:r>
+      <m:oMath>
+        <m:sSub>
+          <m:e>
+            <m:r>
+              <m:rPr>
+                <m:sty m:val="p"/>
+              </m:rPr>
+              <m:t>C</m:t>
+            </m:r>
+          </m:e>
+          <m:sub>
+            <m:r>
+              <m:t>60</m:t>
+            </m:r>
+          </m:sub>
+        </m:sSub>
+      </m:oMath>
+      <w:r>
+        <w:rPr>
+          <w:rFonts w:ascii="Times New Roman" w:hAnsi="Times New Roman" w:eastAsia="Times New Roman" w:cs="Times New Roman"/>
           <w:b/>
           <w:bCs/>
           <w:i/>
           <w:iCs/>
         </w:rPr>
-        <w:t xml:space="preserve">键数目为</w:t>
-      </w:r>
-      <w:r>
-        <w:rPr>
-          <w:rFonts w:ascii="Times New Roman" w:hAnsi="Times New Roman" w:eastAsia="Times New Roman" w:cs="Times New Roman"/>
-        </w:rPr>
-        <w:t xml:space="preserve">_。</w:t>
+        <w:t xml:space="preserve"> </w:t>
+      </w:r>
+      <w:r>
+        <w:rPr>
+          <w:rFonts w:hint="eastAsia" w:ascii="Times New Roman" w:hAnsi="Times New Roman" w:eastAsia="FangSong" w:cs="Times New Roman"/>
+          <w:b/>
+          <w:bCs/>
+          <w:i/>
+          <w:iCs/>
+        </w:rPr>
+        <w:t xml:space="preserve">能与金属钾化合生成具有超导性的</w:t>
+      </w:r>
+      <w:r>
+        <w:rPr>
+          <w:rFonts w:ascii="Times New Roman" w:hAnsi="Times New Roman" w:eastAsia="Times New Roman" w:cs="Times New Roman"/>
+          <w:b/>
+          <w:bCs/>
+          <w:i/>
+          <w:iCs/>
+        </w:rPr>
+        <w:t xml:space="preserve"> </w:t>
+      </w:r>
+      <m:oMath>
+        <m:sSub>
+          <m:e>
+            <m:r>
+              <m:rPr>
+                <m:sty m:val="p"/>
+              </m:rPr>
+              <m:t>K</m:t>
+            </m:r>
+          </m:e>
+          <m:sub>
+            <m:r>
+              <m:t>3</m:t>
+            </m:r>
+          </m:sub>
+        </m:sSub>
+        <m:sSub>
+          <m:e>
+            <m:r>
+              <m:rPr>
+                <m:sty m:val="p"/>
+              </m:rPr>
+              <m:t>C</m:t>
+            </m:r>
+          </m:e>
+          <m:sub>
+            <m:r>
+              <m:t>60</m:t>
+            </m:r>
+          </m:sub>
+        </m:sSub>
+      </m:oMath>
+      <w:r>
+        <w:rPr>
+          <w:rFonts w:hint="eastAsia" w:ascii="Times New Roman" w:hAnsi="Times New Roman" w:eastAsia="Times New Roman" w:cs="Times New Roman"/>
+          <w:b/>
+          <w:bCs/>
+          <w:i/>
+          <w:iCs/>
+        </w:rPr>
+        <w:t>，</w:t>
+      </w:r>
+      <w:r>
+        <w:rPr>
+          <w:rFonts w:hint="eastAsia" w:ascii="Times New Roman" w:hAnsi="Times New Roman" w:eastAsia="FangSong" w:cs="Times New Roman"/>
+          <w:b/>
+          <w:bCs/>
+          <w:i/>
+          <w:iCs/>
+        </w:rPr>
+        <w:t>在</w:t>
+      </w:r>
+      <w:r>
+        <w:rPr>
+          <w:rFonts w:ascii="Times New Roman" w:hAnsi="Times New Roman" w:eastAsia="Times New Roman" w:cs="Times New Roman"/>
+          <w:b/>
+          <w:bCs/>
+          <w:i/>
+          <w:iCs/>
+        </w:rPr>
+        <w:t xml:space="preserve"> </w:t>
+      </w:r>
+      <m:oMath>
+        <m:sSub>
+          <m:e>
+            <m:r>
+              <m:rPr>
+                <m:sty m:val="p"/>
+              </m:rPr>
+              <m:t>K</m:t>
+            </m:r>
+          </m:e>
+          <m:sub>
+            <m:r>
+              <m:t>3</m:t>
+            </m:r>
+          </m:sub>
+        </m:sSub>
+        <m:sSub>
+          <m:e>
+            <m:r>
+              <m:rPr>
+                <m:sty m:val="p"/>
+              </m:rPr>
+              <m:t>C</m:t>
+            </m:r>
+          </m:e>
+          <m:sub>
+            <m:r>
+              <m:t>60</m:t>
+            </m:r>
+          </m:sub>
+        </m:sSub>
+      </m:oMath>
+      <w:r>
+        <w:rPr>
+          <w:rFonts w:ascii="Times New Roman" w:hAnsi="Times New Roman" w:eastAsia="Times New Roman" w:cs="Times New Roman"/>
+          <w:b/>
+          <w:bCs/>
+          <w:i/>
+          <w:iCs/>
+        </w:rPr>
+        <w:t xml:space="preserve"> </w:t>
+      </w:r>
+      <w:r>
+        <w:rPr>
+          <w:rFonts w:hint="eastAsia" w:ascii="Times New Roman" w:hAnsi="Times New Roman" w:eastAsia="FangSong" w:cs="Times New Roman"/>
+          <w:b/>
+          <w:bCs/>
+          <w:i/>
+          <w:iCs/>
+        </w:rPr>
+        <w:t xml:space="preserve">中阴阳离子个数比为</w:t>
+      </w:r>
+      <w:r>
+        <w:rPr>
+          <w:rFonts w:ascii="Times New Roman" w:hAnsi="Times New Roman" w:eastAsia="Times New Roman" w:cs="Times New Roman"/>
+          <w:b/>
+          <w:bCs/>
+          <w:i/>
+          <w:iCs/>
+        </w:rPr>
+        <w:t xml:space="preserve"> </w:t>
+      </w:r>
+      <w:r>
+        <w:rPr>
+          <w:rFonts w:hint="eastAsia" w:ascii="Times New Roman" w:hAnsi="Times New Roman" w:eastAsia="Times New Roman" w:cs="Times New Roman"/>
+          <w:b/>
+          <w:bCs/>
+          <w:i/>
+          <w:iCs/>
+        </w:rPr>
+        <w:t>1:3，</w:t>
+      </w:r>
+      <w:r>
+        <w:rPr>
+          <w:rFonts w:hint="eastAsia" w:ascii="Times New Roman" w:hAnsi="Times New Roman" w:eastAsia="FangSong" w:cs="Times New Roman"/>
+          <w:b/>
+          <w:bCs/>
+          <w:i/>
+          <w:iCs/>
+        </w:rPr>
+        <w:t>则</w:t>
+      </w:r>
+      <w:r>
+        <w:rPr>
+          <w:rFonts w:ascii="Times New Roman" w:hAnsi="Times New Roman" w:eastAsia="Times New Roman" w:cs="Times New Roman"/>
+          <w:b/>
+          <w:bCs/>
+          <w:i/>
+          <w:iCs/>
+        </w:rPr>
+        <w:t xml:space="preserve"> </w:t>
+      </w:r>
+      <m:oMath>
+        <m:sSub>
+          <m:e>
+            <m:r>
+              <m:rPr>
+                <m:sty m:val="p"/>
+              </m:rPr>
+              <m:t>K</m:t>
+            </m:r>
+          </m:e>
+          <m:sub>
+            <m:r>
+              <m:t>3</m:t>
+            </m:r>
+          </m:sub>
+        </m:sSub>
+        <m:sSub>
+          <m:e>
+            <m:r>
+              <m:rPr>
+                <m:sty m:val="p"/>
+              </m:rPr>
+              <m:t>C</m:t>
+            </m:r>
+          </m:e>
+          <m:sub>
+            <m:r>
+              <m:t>60</m:t>
+            </m:r>
+          </m:sub>
+        </m:sSub>
+      </m:oMath>
+      <w:r>
+        <w:rPr>
+          <w:rFonts w:ascii="Times New Roman" w:hAnsi="Times New Roman" w:eastAsia="Times New Roman" w:cs="Times New Roman"/>
+          <w:b/>
+          <w:bCs/>
+          <w:i/>
+          <w:iCs/>
+        </w:rPr>
+        <w:t xml:space="preserve"> </w:t>
+      </w:r>
+      <w:r>
+        <w:rPr>
+          <w:rFonts w:hint="eastAsia" w:ascii="Times New Roman" w:hAnsi="Times New Roman" w:eastAsia="FangSong" w:cs="Times New Roman"/>
+          <w:b/>
+          <w:bCs/>
+          <w:i/>
+          <w:iCs/>
+        </w:rPr>
+        <w:t xml:space="preserve">属于</w:t>
+      </w:r>
+      <w:r>
+        <w:rPr>
+          <w:rFonts w:hint="eastAsia" w:ascii="Times New Roman" w:hAnsi="Times New Roman" w:eastAsia="Times New Roman" w:cs="Times New Roman"/>
+        </w:rPr>
+        <w:t>_</w:t>
+      </w:r>
+      <w:r>
+        <w:rPr>
+          <w:rFonts w:hint="eastAsia" w:ascii="Times New Roman" w:hAnsi="Times New Roman" w:eastAsia="FangSong" w:cs="Times New Roman"/>
+        </w:rPr>
+        <w:t>晶体</w:t>
+      </w:r>
+      <w:r>
+        <w:rPr>
+          <w:rFonts w:hint="eastAsia" w:ascii="Times New Roman" w:hAnsi="Times New Roman" w:eastAsia="Times New Roman" w:cs="Times New Roman"/>
+        </w:rPr>
+        <w:t>。</w:t>
       </w:r>
     </w:p>
     <w:p>
@@ -14831,9 +15342,51 @@
       </w:pPr>
       <w:r>
         <w:rPr>
-          <w:rFonts w:hint="eastAsia" w:ascii="Times New Roman" w:hAnsi="Times New Roman" w:eastAsia="FangSong" w:cs="Times New Roman"/>
-        </w:rPr>
-        <w:t xml:space="preserve">在</w:t>
+          <w:rFonts w:ascii="Times New Roman" w:hAnsi="Times New Roman" w:eastAsia="Times New Roman" w:cs="Times New Roman"/>
+        </w:rPr>
+        <w:t xml:space="preserve">CO </w:t>
+      </w:r>
+      <w:r>
+        <w:rPr>
+          <w:rFonts w:hint="eastAsia" w:ascii="Times New Roman" w:hAnsi="Times New Roman" w:eastAsia="FangSong" w:cs="Times New Roman"/>
+        </w:rPr>
+        <w:t>是碳元素的常见氧化物</w:t>
+      </w:r>
+      <w:r>
+        <w:rPr>
+          <w:rFonts w:hint="eastAsia" w:ascii="Times New Roman" w:hAnsi="Times New Roman" w:eastAsia="Times New Roman" w:cs="Times New Roman"/>
+        </w:rPr>
+        <w:t>，</w:t>
+      </w:r>
+      <w:r>
+        <w:rPr>
+          <w:rFonts w:hint="eastAsia" w:ascii="Times New Roman" w:hAnsi="Times New Roman" w:eastAsia="FangSong" w:cs="Times New Roman"/>
+        </w:rPr>
+        <w:t>分子中</w:t>
+      </w:r>
+      <w:r>
+        <w:rPr>
+          <w:rFonts w:ascii="Times New Roman" w:hAnsi="Times New Roman" w:eastAsia="Times New Roman" w:cs="Times New Roman"/>
+        </w:rPr>
+        <w:t xml:space="preserve"> C </w:t>
+      </w:r>
+      <w:r>
+        <w:rPr>
+          <w:rFonts w:hint="eastAsia" w:ascii="Times New Roman" w:hAnsi="Times New Roman" w:eastAsia="FangSong" w:cs="Times New Roman"/>
+        </w:rPr>
+        <w:t>原子上有一对孤对电子</w:t>
+      </w:r>
+      <w:r>
+        <w:rPr>
+          <w:rFonts w:hint="eastAsia" w:ascii="Times New Roman" w:hAnsi="Times New Roman" w:eastAsia="Times New Roman" w:cs="Times New Roman"/>
+        </w:rPr>
+        <w:t>，</w:t>
+      </w:r>
+      <w:r>
+        <w:rPr>
+          <w:rFonts w:hint="eastAsia" w:ascii="Times New Roman" w:hAnsi="Times New Roman" w:eastAsia="FangSong" w:cs="Times New Roman"/>
+        </w:rPr>
+        <w:t>与</w:t>
       </w:r>
       <w:r>
         <w:rPr>
@@ -14845,399 +15398,16 @@
         <m:sSub>
           <m:e>
             <m:r>
-              <m:rPr>
-                <m:sty m:val="p"/>
-              </m:rPr>
-              <m:t>C</m:t>
+              <m:t>N</m:t>
             </m:r>
           </m:e>
           <m:sub>
             <m:r>
-              <m:t>60</m:t>
+              <m:t>2</m:t>
             </m:r>
           </m:sub>
         </m:sSub>
       </m:oMath>
-      <w:r>
-        <w:rPr>
-          <w:rFonts w:ascii="Times New Roman" w:hAnsi="Times New Roman" w:eastAsia="Times New Roman" w:cs="Times New Roman"/>
-        </w:rPr>
-        <w:t xml:space="preserve"> </w:t>
-      </w:r>
-      <w:r>
-        <w:rPr>
-          <w:rFonts w:hint="eastAsia" w:ascii="Times New Roman" w:hAnsi="Times New Roman" w:eastAsia="FangSong" w:cs="Times New Roman"/>
-        </w:rPr>
-        <w:t>单质中</w:t>
-      </w:r>
-      <w:r>
-        <w:rPr>
-          <w:rFonts w:hint="eastAsia" w:ascii="Times New Roman" w:hAnsi="Times New Roman" w:eastAsia="Times New Roman" w:cs="Times New Roman"/>
-        </w:rPr>
-        <w:t>，</w:t>
-      </w:r>
-      <w:r>
-        <w:rPr>
-          <w:rFonts w:hint="eastAsia" w:ascii="Times New Roman" w:hAnsi="Times New Roman" w:eastAsia="FangSong" w:cs="Times New Roman"/>
-        </w:rPr>
-        <w:t>微粒之间的作用力为</w:t>
-      </w:r>
-      <w:r>
-        <w:rPr>
-          <w:rFonts w:hint="eastAsia" w:ascii="Times New Roman" w:hAnsi="Times New Roman" w:eastAsia="Times New Roman" w:cs="Times New Roman"/>
-        </w:rPr>
-        <w:t>_</w:t>
-      </w:r>
-      <w:r>
-        <w:rPr>
-          <w:rFonts w:hint="eastAsia" w:ascii="Times New Roman" w:hAnsi="Times New Roman" w:eastAsia="Times New Roman" w:cs="Times New Roman"/>
-          <w:b/>
-          <w:bCs/>
-          <w:i/>
-          <w:iCs/>
-        </w:rPr>
-        <w:t xml:space="preserve">，</w:t>
-      </w:r>
-      <m:oMath>
-        <m:sSub>
-          <m:e>
-            <m:r>
-              <m:rPr>
-                <m:sty m:val="p"/>
-              </m:rPr>
-              <m:t>C</m:t>
-            </m:r>
-          </m:e>
-          <m:sub>
-            <m:r>
-              <m:t>60</m:t>
-            </m:r>
-          </m:sub>
-        </m:sSub>
-      </m:oMath>
-      <w:r>
-        <w:rPr>
-          <w:rFonts w:ascii="Times New Roman" w:hAnsi="Times New Roman" w:eastAsia="Times New Roman" w:cs="Times New Roman"/>
-          <w:b/>
-          <w:bCs/>
-          <w:i/>
-          <w:iCs/>
-        </w:rPr>
-        <w:t xml:space="preserve"> </w:t>
-      </w:r>
-      <w:r>
-        <w:rPr>
-          <w:rFonts w:hint="eastAsia" w:ascii="Times New Roman" w:hAnsi="Times New Roman" w:eastAsia="FangSong" w:cs="Times New Roman"/>
-          <w:b/>
-          <w:bCs/>
-          <w:i/>
-          <w:iCs/>
-        </w:rPr>
-        <w:t xml:space="preserve">能与金属钾化合生成具有超导性的</w:t>
-      </w:r>
-      <w:r>
-        <w:rPr>
-          <w:rFonts w:ascii="Times New Roman" w:hAnsi="Times New Roman" w:eastAsia="Times New Roman" w:cs="Times New Roman"/>
-          <w:b/>
-          <w:bCs/>
-          <w:i/>
-          <w:iCs/>
-        </w:rPr>
-        <w:t xml:space="preserve"> </w:t>
-      </w:r>
-      <m:oMath>
-        <m:sSub>
-          <m:e>
-            <m:r>
-              <m:rPr>
-                <m:sty m:val="p"/>
-              </m:rPr>
-              <m:t>K</m:t>
-            </m:r>
-          </m:e>
-          <m:sub>
-            <m:r>
-              <m:t>3</m:t>
-            </m:r>
-          </m:sub>
-        </m:sSub>
-        <m:sSub>
-          <m:e>
-            <m:r>
-              <m:rPr>
-                <m:sty m:val="p"/>
-              </m:rPr>
-              <m:t>C</m:t>
-            </m:r>
-          </m:e>
-          <m:sub>
-            <m:r>
-              <m:t>60</m:t>
-            </m:r>
-          </m:sub>
-        </m:sSub>
-      </m:oMath>
-      <w:r>
-        <w:rPr>
-          <w:rFonts w:hint="eastAsia" w:ascii="Times New Roman" w:hAnsi="Times New Roman" w:eastAsia="Times New Roman" w:cs="Times New Roman"/>
-          <w:b/>
-          <w:bCs/>
-          <w:i/>
-          <w:iCs/>
-        </w:rPr>
-        <w:t>，</w:t>
-      </w:r>
-      <w:r>
-        <w:rPr>
-          <w:rFonts w:hint="eastAsia" w:ascii="Times New Roman" w:hAnsi="Times New Roman" w:eastAsia="FangSong" w:cs="Times New Roman"/>
-          <w:b/>
-          <w:bCs/>
-          <w:i/>
-          <w:iCs/>
-        </w:rPr>
-        <w:t>在</w:t>
-      </w:r>
-      <w:r>
-        <w:rPr>
-          <w:rFonts w:ascii="Times New Roman" w:hAnsi="Times New Roman" w:eastAsia="Times New Roman" w:cs="Times New Roman"/>
-          <w:b/>
-          <w:bCs/>
-          <w:i/>
-          <w:iCs/>
-        </w:rPr>
-        <w:t xml:space="preserve"> </w:t>
-      </w:r>
-      <m:oMath>
-        <m:sSub>
-          <m:e>
-            <m:r>
-              <m:rPr>
-                <m:sty m:val="p"/>
-              </m:rPr>
-              <m:t>K</m:t>
-            </m:r>
-          </m:e>
-          <m:sub>
-            <m:r>
-              <m:t>3</m:t>
-            </m:r>
-          </m:sub>
-        </m:sSub>
-        <m:sSub>
-          <m:e>
-            <m:r>
-              <m:rPr>
-                <m:sty m:val="p"/>
-              </m:rPr>
-              <m:t>C</m:t>
-            </m:r>
-          </m:e>
-          <m:sub>
-            <m:r>
-              <m:t>60</m:t>
-            </m:r>
-          </m:sub>
-        </m:sSub>
-      </m:oMath>
-      <w:r>
-        <w:rPr>
-          <w:rFonts w:ascii="Times New Roman" w:hAnsi="Times New Roman" w:eastAsia="Times New Roman" w:cs="Times New Roman"/>
-          <w:b/>
-          <w:bCs/>
-          <w:i/>
-          <w:iCs/>
-        </w:rPr>
-        <w:t xml:space="preserve"> </w:t>
-      </w:r>
-      <w:r>
-        <w:rPr>
-          <w:rFonts w:hint="eastAsia" w:ascii="Times New Roman" w:hAnsi="Times New Roman" w:eastAsia="FangSong" w:cs="Times New Roman"/>
-          <w:b/>
-          <w:bCs/>
-          <w:i/>
-          <w:iCs/>
-        </w:rPr>
-        <w:t xml:space="preserve">中阴阳离子个数比为</w:t>
-      </w:r>
-      <w:r>
-        <w:rPr>
-          <w:rFonts w:ascii="Times New Roman" w:hAnsi="Times New Roman" w:eastAsia="Times New Roman" w:cs="Times New Roman"/>
-          <w:b/>
-          <w:bCs/>
-          <w:i/>
-          <w:iCs/>
-        </w:rPr>
-        <w:t xml:space="preserve"> </w:t>
-      </w:r>
-      <w:r>
-        <w:rPr>
-          <w:rFonts w:hint="eastAsia" w:ascii="Times New Roman" w:hAnsi="Times New Roman" w:eastAsia="Times New Roman" w:cs="Times New Roman"/>
-          <w:b/>
-          <w:bCs/>
-          <w:i/>
-          <w:iCs/>
-        </w:rPr>
-        <w:t>1:3，</w:t>
-      </w:r>
-      <w:r>
-        <w:rPr>
-          <w:rFonts w:hint="eastAsia" w:ascii="Times New Roman" w:hAnsi="Times New Roman" w:eastAsia="FangSong" w:cs="Times New Roman"/>
-          <w:b/>
-          <w:bCs/>
-          <w:i/>
-          <w:iCs/>
-        </w:rPr>
-        <w:t>则</w:t>
-      </w:r>
-      <w:r>
-        <w:rPr>
-          <w:rFonts w:ascii="Times New Roman" w:hAnsi="Times New Roman" w:eastAsia="Times New Roman" w:cs="Times New Roman"/>
-          <w:b/>
-          <w:bCs/>
-          <w:i/>
-          <w:iCs/>
-        </w:rPr>
-        <w:t xml:space="preserve"> </w:t>
-      </w:r>
-      <m:oMath>
-        <m:sSub>
-          <m:e>
-            <m:r>
-              <m:rPr>
-                <m:sty m:val="p"/>
-              </m:rPr>
-              <m:t>K</m:t>
-            </m:r>
-          </m:e>
-          <m:sub>
-            <m:r>
-              <m:t>3</m:t>
-            </m:r>
-          </m:sub>
-        </m:sSub>
-        <m:sSub>
-          <m:e>
-            <m:r>
-              <m:rPr>
-                <m:sty m:val="p"/>
-              </m:rPr>
-              <m:t>C</m:t>
-            </m:r>
-          </m:e>
-          <m:sub>
-            <m:r>
-              <m:t>60</m:t>
-            </m:r>
-          </m:sub>
-        </m:sSub>
-      </m:oMath>
-      <w:r>
-        <w:rPr>
-          <w:rFonts w:ascii="Times New Roman" w:hAnsi="Times New Roman" w:eastAsia="Times New Roman" w:cs="Times New Roman"/>
-          <w:b/>
-          <w:bCs/>
-          <w:i/>
-          <w:iCs/>
-        </w:rPr>
-        <w:t xml:space="preserve"> </w:t>
-      </w:r>
-      <w:r>
-        <w:rPr>
-          <w:rFonts w:hint="eastAsia" w:ascii="Times New Roman" w:hAnsi="Times New Roman" w:eastAsia="FangSong" w:cs="Times New Roman"/>
-          <w:b/>
-          <w:bCs/>
-          <w:i/>
-          <w:iCs/>
-        </w:rPr>
-        <w:t xml:space="preserve">属于</w:t>
-      </w:r>
-      <w:r>
-        <w:rPr>
-          <w:rFonts w:hint="eastAsia" w:ascii="Times New Roman" w:hAnsi="Times New Roman" w:eastAsia="Times New Roman" w:cs="Times New Roman"/>
-        </w:rPr>
-        <w:t>_</w:t>
-      </w:r>
-      <w:r>
-        <w:rPr>
-          <w:rFonts w:hint="eastAsia" w:ascii="Times New Roman" w:hAnsi="Times New Roman" w:eastAsia="FangSong" w:cs="Times New Roman"/>
-        </w:rPr>
-        <w:t>晶体</w:t>
-      </w:r>
-      <w:r>
-        <w:rPr>
-          <w:rFonts w:hint="eastAsia" w:ascii="Times New Roman" w:hAnsi="Times New Roman" w:eastAsia="Times New Roman" w:cs="Times New Roman"/>
-        </w:rPr>
-        <w:t>。</w:t>
-      </w:r>
-    </w:p>
-    <w:p>
-      <w:pPr>
-        <w:numPr>
-          <w:ilvl w:val="0"/>
-          <w:numId w:val="1017"/>
-        </w:numPr>
-      </w:pPr>
-      <w:r>
-        <w:rPr>
-          <w:rFonts w:ascii="Times New Roman" w:hAnsi="Times New Roman" w:eastAsia="Times New Roman" w:cs="Times New Roman"/>
-        </w:rPr>
-        <w:t xml:space="preserve">CO </w:t>
-      </w:r>
-      <w:r>
-        <w:rPr>
-          <w:rFonts w:hint="eastAsia" w:ascii="Times New Roman" w:hAnsi="Times New Roman" w:eastAsia="FangSong" w:cs="Times New Roman"/>
-        </w:rPr>
-        <w:t>是碳元素的常见氧化物</w:t>
-      </w:r>
-      <w:r>
-        <w:rPr>
-          <w:rFonts w:hint="eastAsia" w:ascii="Times New Roman" w:hAnsi="Times New Roman" w:eastAsia="Times New Roman" w:cs="Times New Roman"/>
-        </w:rPr>
-        <w:t>，</w:t>
-      </w:r>
-      <w:r>
-        <w:rPr>
-          <w:rFonts w:hint="eastAsia" w:ascii="Times New Roman" w:hAnsi="Times New Roman" w:eastAsia="FangSong" w:cs="Times New Roman"/>
-        </w:rPr>
-        <w:t>分子中</w:t>
-      </w:r>
-      <w:r>
-        <w:rPr>
-          <w:rFonts w:ascii="Times New Roman" w:hAnsi="Times New Roman" w:eastAsia="Times New Roman" w:cs="Times New Roman"/>
-        </w:rPr>
-        <w:t xml:space="preserve"> C </w:t>
-      </w:r>
-      <w:r>
-        <w:rPr>
-          <w:rFonts w:hint="eastAsia" w:ascii="Times New Roman" w:hAnsi="Times New Roman" w:eastAsia="FangSong" w:cs="Times New Roman"/>
-        </w:rPr>
-        <w:t>原子上有一对孤对电子</w:t>
-      </w:r>
-      <w:r>
-        <w:rPr>
-          <w:rFonts w:hint="eastAsia" w:ascii="Times New Roman" w:hAnsi="Times New Roman" w:eastAsia="Times New Roman" w:cs="Times New Roman"/>
-        </w:rPr>
-        <w:t>，</w:t>
-      </w:r>
-      <w:r>
-        <w:rPr>
-          <w:rFonts w:hint="eastAsia" w:ascii="Times New Roman" w:hAnsi="Times New Roman" w:eastAsia="FangSong" w:cs="Times New Roman"/>
-        </w:rPr>
-        <w:t>与</w:t>
-      </w:r>
-      <w:r>
-        <w:rPr>
-          <w:rFonts w:ascii="Times New Roman" w:hAnsi="Times New Roman" w:eastAsia="Times New Roman" w:cs="Times New Roman"/>
-        </w:rPr>
-        <w:t xml:space="preserve"> N</w:t>
-      </w:r>
-      <w:r>
-        <w:rPr>
-          <w:rFonts w:ascii="Times New Roman" w:hAnsi="Times New Roman" w:eastAsia="Times New Roman" w:cs="Times New Roman"/>
-          <w:vertAlign w:val="subscript"/>
-        </w:rPr>
-        <w:t>2</w:t>
-      </w:r>
       <w:r>
         <w:rPr>
           <w:rFonts w:ascii="Times New Roman" w:hAnsi="Times New Roman" w:eastAsia="Times New Roman" w:cs="Times New Roman"/>
@@ -15811,15 +15981,25 @@
         <w:rPr>
           <w:rFonts w:hint="eastAsia" w:ascii="Times New Roman" w:hAnsi="Times New Roman" w:eastAsia="Times New Roman" w:cs="Times New Roman"/>
         </w:rPr>
-        <w:t>，CH</w:t>
-      </w:r>
-      <w:r>
-        <w:rPr>
-          <w:rFonts w:hint="eastAsia" w:ascii="Times New Roman" w:hAnsi="Times New Roman" w:eastAsia="Times New Roman" w:cs="Times New Roman"/>
-          <w:vertAlign w:val="subscript"/>
-        </w:rPr>
-        <w:t>4</w:t>
-      </w:r>
+        <w:t>，</w:t>
+      </w:r>
+      <m:oMath>
+        <m:r>
+          <m:t>C</m:t>
+        </m:r>
+        <m:sSub>
+          <m:e>
+            <m:r>
+              <m:t>H</m:t>
+            </m:r>
+          </m:e>
+          <m:sub>
+            <m:r>
+              <m:t>4</m:t>
+            </m:r>
+          </m:sub>
+        </m:sSub>
+      </m:oMath>
       <w:r>
         <w:rPr>
           <w:rFonts w:ascii="Times New Roman" w:hAnsi="Times New Roman" w:eastAsia="Times New Roman" w:cs="Times New Roman"/>
@@ -15917,19 +16097,25 @@
           <w:i/>
           <w:iCs/>
         </w:rPr>
-        <w:t>；CH</w:t>
-      </w:r>
-      <w:r>
-        <w:rPr>
-          <w:rFonts w:hint="eastAsia" w:ascii="Times New Roman" w:hAnsi="Times New Roman" w:eastAsia="Times New Roman" w:cs="Times New Roman"/>
-          <w:b/>
-          <w:bCs/>
-          <w:i/>
-          <w:iCs/>
-          <w:vertAlign w:val="subscript"/>
-        </w:rPr>
-        <w:t>4</w:t>
-      </w:r>
+        <w:t xml:space="preserve">；</w:t>
+      </w:r>
+      <m:oMath>
+        <m:r>
+          <m:t>C</m:t>
+        </m:r>
+        <m:sSub>
+          <m:e>
+            <m:r>
+              <m:t>H</m:t>
+            </m:r>
+          </m:e>
+          <m:sub>
+            <m:r>
+              <m:t>4</m:t>
+            </m:r>
+          </m:sub>
+        </m:sSub>
+      </m:oMath>
       <w:r>
         <w:rPr>
           <w:rFonts w:ascii="Times New Roman" w:hAnsi="Times New Roman" w:eastAsia="Times New Roman" w:cs="Times New Roman"/>
@@ -17889,15 +18075,31 @@
         <w:rPr>
           <w:rFonts w:ascii="Times New Roman" w:hAnsi="Times New Roman" w:eastAsia="Times New Roman" w:cs="Times New Roman"/>
         </w:rPr>
-        <w:t xml:space="preserve"> Fe</w:t>
-      </w:r>
-      <w:r>
-        <w:rPr>
-          <w:rFonts w:ascii="Times New Roman" w:hAnsi="Times New Roman" w:eastAsia="Times New Roman" w:cs="Times New Roman"/>
-          <w:vertAlign w:val="superscript"/>
-        </w:rPr>
-        <w:t>3+</w:t>
-      </w:r>
+        <w:t xml:space="preserve"> </w:t>
+      </w:r>
+      <m:oMath>
+        <m:r>
+          <m:t>F</m:t>
+        </m:r>
+        <m:sSup>
+          <m:e>
+            <m:r>
+              <m:t>e</m:t>
+            </m:r>
+          </m:e>
+          <m:sup>
+            <m:r>
+              <m:t>3</m:t>
+            </m:r>
+            <m:r>
+              <m:rPr>
+                <m:sty m:val="p"/>
+              </m:rPr>
+              <m:t>+</m:t>
+            </m:r>
+          </m:sup>
+        </m:sSup>
+      </m:oMath>
       <w:r>
         <w:rPr>
           <w:rFonts w:ascii="Times New Roman" w:hAnsi="Times New Roman" w:eastAsia="Times New Roman" w:cs="Times New Roman"/>
@@ -17916,19 +18118,29 @@
         </w:rPr>
         <w:t xml:space="preserve"> </w:t>
       </w:r>
-      <w:r>
-        <w:rPr>
-          <w:rFonts w:hint="eastAsia" w:ascii="Times New Roman" w:hAnsi="Times New Roman" w:eastAsia="Times New Roman" w:cs="Times New Roman"/>
-        </w:rPr>
-        <w:t>Fe</w:t>
-      </w:r>
-      <w:r>
-        <w:rPr>
-          <w:rFonts w:hint="eastAsia" w:ascii="Times New Roman" w:hAnsi="Times New Roman" w:eastAsia="Times New Roman" w:cs="Times New Roman"/>
-          <w:vertAlign w:val="superscript"/>
-        </w:rPr>
-        <w:t>2+</w:t>
-      </w:r>
+      <m:oMath>
+        <m:r>
+          <m:t>F</m:t>
+        </m:r>
+        <m:sSup>
+          <m:e>
+            <m:r>
+              <m:t>e</m:t>
+            </m:r>
+          </m:e>
+          <m:sup>
+            <m:r>
+              <m:t>2</m:t>
+            </m:r>
+            <m:r>
+              <m:rPr>
+                <m:sty m:val="p"/>
+              </m:rPr>
+              <m:t>+</m:t>
+            </m:r>
+          </m:sup>
+        </m:sSup>
+      </m:oMath>
       <w:r>
         <w:rPr>
           <w:rFonts w:hint="eastAsia" w:ascii="Times New Roman" w:hAnsi="Times New Roman" w:eastAsia="Times New Roman" w:cs="Times New Roman"/>
@@ -18149,28 +18361,60 @@
         <w:rPr>
           <w:rFonts w:ascii="Times New Roman" w:hAnsi="Times New Roman" w:eastAsia="Times New Roman" w:cs="Times New Roman"/>
         </w:rPr>
-        <w:t xml:space="preserve"> Fe</w:t>
-      </w:r>
-      <w:r>
-        <w:rPr>
-          <w:rFonts w:ascii="Times New Roman" w:hAnsi="Times New Roman" w:eastAsia="Times New Roman" w:cs="Times New Roman"/>
-          <w:vertAlign w:val="superscript"/>
-        </w:rPr>
-        <w:t>2+</w:t>
-      </w:r>
-      <w:r>
-        <w:rPr>
-          <w:rFonts w:ascii="Times New Roman" w:hAnsi="Times New Roman" w:eastAsia="Times New Roman" w:cs="Times New Roman"/>
-        </w:rPr>
-        <w:t>、Fe</w:t>
-      </w:r>
-      <w:r>
-        <w:rPr>
-          <w:rFonts w:ascii="Times New Roman" w:hAnsi="Times New Roman" w:eastAsia="Times New Roman" w:cs="Times New Roman"/>
-          <w:vertAlign w:val="superscript"/>
-        </w:rPr>
-        <w:t>3+</w:t>
-      </w:r>
+        <w:t xml:space="preserve"> </w:t>
+      </w:r>
+      <m:oMath>
+        <m:r>
+          <m:t>F</m:t>
+        </m:r>
+        <m:sSup>
+          <m:e>
+            <m:r>
+              <m:t>e</m:t>
+            </m:r>
+          </m:e>
+          <m:sup>
+            <m:r>
+              <m:t>2</m:t>
+            </m:r>
+            <m:r>
+              <m:rPr>
+                <m:sty m:val="p"/>
+              </m:rPr>
+              <m:t>+</m:t>
+            </m:r>
+          </m:sup>
+        </m:sSup>
+      </m:oMath>
+      <w:r>
+        <w:rPr>
+          <w:rFonts w:ascii="Times New Roman" w:hAnsi="Times New Roman" w:eastAsia="Times New Roman" w:cs="Times New Roman"/>
+        </w:rPr>
+        <w:t xml:space="preserve">、</w:t>
+      </w:r>
+      <m:oMath>
+        <m:r>
+          <m:t>F</m:t>
+        </m:r>
+        <m:sSup>
+          <m:e>
+            <m:r>
+              <m:t>e</m:t>
+            </m:r>
+          </m:e>
+          <m:sup>
+            <m:r>
+              <m:t>3</m:t>
+            </m:r>
+            <m:r>
+              <m:rPr>
+                <m:sty m:val="p"/>
+              </m:rPr>
+              <m:t>+</m:t>
+            </m:r>
+          </m:sup>
+        </m:sSup>
+      </m:oMath>
       <w:r>
         <w:rPr>
           <w:rFonts w:ascii="Times New Roman" w:hAnsi="Times New Roman" w:eastAsia="Times New Roman" w:cs="Times New Roman"/>
@@ -18222,15 +18466,31 @@
         <w:rPr>
           <w:rFonts w:ascii="Times New Roman" w:hAnsi="Times New Roman" w:eastAsia="Times New Roman" w:cs="Times New Roman"/>
         </w:rPr>
-        <w:t xml:space="preserve"> Fe</w:t>
-      </w:r>
-      <w:r>
-        <w:rPr>
-          <w:rFonts w:ascii="Times New Roman" w:hAnsi="Times New Roman" w:eastAsia="Times New Roman" w:cs="Times New Roman"/>
-          <w:vertAlign w:val="superscript"/>
-        </w:rPr>
-        <w:t>2+</w:t>
-      </w:r>
+        <w:t xml:space="preserve"> </w:t>
+      </w:r>
+      <m:oMath>
+        <m:r>
+          <m:t>F</m:t>
+        </m:r>
+        <m:sSup>
+          <m:e>
+            <m:r>
+              <m:t>e</m:t>
+            </m:r>
+          </m:e>
+          <m:sup>
+            <m:r>
+              <m:t>2</m:t>
+            </m:r>
+            <m:r>
+              <m:rPr>
+                <m:sty m:val="p"/>
+              </m:rPr>
+              <m:t>+</m:t>
+            </m:r>
+          </m:sup>
+        </m:sSup>
+      </m:oMath>
       <w:r>
         <w:rPr>
           <w:rFonts w:ascii="Times New Roman" w:hAnsi="Times New Roman" w:eastAsia="Times New Roman" w:cs="Times New Roman"/>
@@ -18247,15 +18507,31 @@
         <w:rPr>
           <w:rFonts w:ascii="Times New Roman" w:hAnsi="Times New Roman" w:eastAsia="Times New Roman" w:cs="Times New Roman"/>
         </w:rPr>
-        <w:t xml:space="preserve"> Fe</w:t>
-      </w:r>
-      <w:r>
-        <w:rPr>
-          <w:rFonts w:ascii="Times New Roman" w:hAnsi="Times New Roman" w:eastAsia="Times New Roman" w:cs="Times New Roman"/>
-          <w:vertAlign w:val="superscript"/>
-        </w:rPr>
-        <w:t>3+</w:t>
-      </w:r>
+        <w:t xml:space="preserve"> </w:t>
+      </w:r>
+      <m:oMath>
+        <m:r>
+          <m:t>F</m:t>
+        </m:r>
+        <m:sSup>
+          <m:e>
+            <m:r>
+              <m:t>e</m:t>
+            </m:r>
+          </m:e>
+          <m:sup>
+            <m:r>
+              <m:t>3</m:t>
+            </m:r>
+            <m:r>
+              <m:rPr>
+                <m:sty m:val="p"/>
+              </m:rPr>
+              <m:t>+</m:t>
+            </m:r>
+          </m:sup>
+        </m:sSup>
+      </m:oMath>
       <w:r>
         <w:rPr>
           <w:rFonts w:ascii="Times New Roman" w:hAnsi="Times New Roman" w:eastAsia="Times New Roman" w:cs="Times New Roman"/>
@@ -18296,15 +18572,31 @@
         <w:rPr>
           <w:rFonts w:ascii="Times New Roman" w:hAnsi="Times New Roman" w:eastAsia="Times New Roman" w:cs="Times New Roman"/>
         </w:rPr>
-        <w:t xml:space="preserve"> Fe</w:t>
-      </w:r>
-      <w:r>
-        <w:rPr>
-          <w:rFonts w:ascii="Times New Roman" w:hAnsi="Times New Roman" w:eastAsia="Times New Roman" w:cs="Times New Roman"/>
-          <w:vertAlign w:val="superscript"/>
-        </w:rPr>
-        <w:t>2+</w:t>
-      </w:r>
+        <w:t xml:space="preserve"> </w:t>
+      </w:r>
+      <m:oMath>
+        <m:r>
+          <m:t>F</m:t>
+        </m:r>
+        <m:sSup>
+          <m:e>
+            <m:r>
+              <m:t>e</m:t>
+            </m:r>
+          </m:e>
+          <m:sup>
+            <m:r>
+              <m:t>2</m:t>
+            </m:r>
+            <m:r>
+              <m:rPr>
+                <m:sty m:val="p"/>
+              </m:rPr>
+              <m:t>+</m:t>
+            </m:r>
+          </m:sup>
+        </m:sSup>
+      </m:oMath>
       <w:r>
         <w:rPr>
           <w:rFonts w:ascii="Times New Roman" w:hAnsi="Times New Roman" w:eastAsia="Times New Roman" w:cs="Times New Roman"/>
@@ -18321,15 +18613,42 @@
         <w:rPr>
           <w:rFonts w:ascii="Times New Roman" w:hAnsi="Times New Roman" w:eastAsia="Times New Roman" w:cs="Times New Roman"/>
         </w:rPr>
-        <w:t xml:space="preserve"> NaClO</w:t>
-      </w:r>
-      <w:r>
-        <w:rPr>
-          <w:rFonts w:ascii="Times New Roman" w:hAnsi="Times New Roman" w:eastAsia="Times New Roman" w:cs="Times New Roman"/>
-          <w:vertAlign w:val="subscript"/>
-        </w:rPr>
-        <w:t>3</w:t>
-      </w:r>
+        <w:t xml:space="preserve"> </w:t>
+      </w:r>
+      <m:oMath>
+        <m:oMathPr>
+          <m:ctrlPr>
+            <w:rPr>
+              <w:sz w:val="28"/>
+              <w:szCs w:val="28"/>
+            </w:rPr>
+          </m:ctrlPr>
+        </m:oMathPr>
+        <m:r>
+          <m:t>N</m:t>
+        </m:r>
+        <m:r>
+          <m:t>a</m:t>
+        </m:r>
+        <m:r>
+          <m:t>C</m:t>
+        </m:r>
+        <m:r>
+          <m:t>l</m:t>
+        </m:r>
+        <m:sSub>
+          <m:e>
+            <m:r>
+              <m:t>O</m:t>
+            </m:r>
+          </m:e>
+          <m:sub>
+            <m:r>
+              <m:t>3</m:t>
+            </m:r>
+          </m:sub>
+        </m:sSub>
+      </m:oMath>
       <w:r>
         <w:rPr>
           <w:rFonts w:ascii="Times New Roman" w:hAnsi="Times New Roman" w:eastAsia="Times New Roman" w:cs="Times New Roman"/>
@@ -18721,15 +19040,28 @@
         <w:rPr>
           <w:rFonts w:ascii="Times New Roman" w:hAnsi="Times New Roman" w:eastAsia="Times New Roman" w:cs="Times New Roman"/>
         </w:rPr>
-        <w:t xml:space="preserve"> HNO</w:t>
-      </w:r>
-      <w:r>
-        <w:rPr>
-          <w:rFonts w:ascii="Times New Roman" w:hAnsi="Times New Roman" w:eastAsia="Times New Roman" w:cs="Times New Roman"/>
-          <w:vertAlign w:val="subscript"/>
-        </w:rPr>
-        <w:t>3</w:t>
-      </w:r>
+        <w:t xml:space="preserve"> </w:t>
+      </w:r>
+      <m:oMath>
+        <m:r>
+          <m:t>H</m:t>
+        </m:r>
+        <m:r>
+          <m:t>N</m:t>
+        </m:r>
+        <m:sSub>
+          <m:e>
+            <m:r>
+              <m:t>O</m:t>
+            </m:r>
+          </m:e>
+          <m:sub>
+            <m:r>
+              <m:t>3</m:t>
+            </m:r>
+          </m:sub>
+        </m:sSub>
+      </m:oMath>
       <w:r>
         <w:rPr>
           <w:rFonts w:ascii="Times New Roman" w:hAnsi="Times New Roman" w:eastAsia="Times New Roman" w:cs="Times New Roman"/>
@@ -19132,15 +19464,48 @@
         <w:rPr>
           <w:rFonts w:ascii="Times New Roman" w:hAnsi="Times New Roman" w:eastAsia="Times New Roman" w:cs="Times New Roman"/>
         </w:rPr>
-        <w:t xml:space="preserve"> g NaClO</w:t>
-      </w:r>
-      <w:r>
-        <w:rPr>
-          <w:rFonts w:ascii="Times New Roman" w:hAnsi="Times New Roman" w:eastAsia="Times New Roman" w:cs="Times New Roman"/>
-          <w:vertAlign w:val="subscript"/>
-        </w:rPr>
-        <w:t>3</w:t>
-      </w:r>
+        <w:t xml:space="preserve"> g</w:t>
+      </w:r>
+      <w:r>
+        <w:rPr>
+          <w:rFonts w:ascii="Times New Roman" w:hAnsi="Times New Roman" w:eastAsia="Times New Roman" w:cs="Times New Roman"/>
+        </w:rPr>
+        <w:t xml:space="preserve"> </w:t>
+      </w:r>
+      <m:oMath>
+        <m:oMathPr>
+          <m:ctrlPr>
+            <w:rPr>
+              <w:sz w:val="28"/>
+              <w:szCs w:val="28"/>
+            </w:rPr>
+          </m:ctrlPr>
+        </m:oMathPr>
+        <m:r>
+          <m:t>N</m:t>
+        </m:r>
+        <m:r>
+          <m:t>a</m:t>
+        </m:r>
+        <m:r>
+          <m:t>C</m:t>
+        </m:r>
+        <m:r>
+          <m:t>l</m:t>
+        </m:r>
+        <m:sSub>
+          <m:e>
+            <m:r>
+              <m:t>O</m:t>
+            </m:r>
+          </m:e>
+          <m:sub>
+            <m:r>
+              <m:t>3</m:t>
+            </m:r>
+          </m:sub>
+        </m:sSub>
+      </m:oMath>
       <w:r>
         <w:rPr>
           <w:rFonts w:ascii="Times New Roman" w:hAnsi="Times New Roman" w:eastAsia="Times New Roman" w:cs="Times New Roman"/>
@@ -19181,15 +19546,42 @@
         <w:rPr>
           <w:rFonts w:ascii="Times New Roman" w:hAnsi="Times New Roman" w:eastAsia="Times New Roman" w:cs="Times New Roman"/>
         </w:rPr>
-        <w:t xml:space="preserve"> NaClO</w:t>
-      </w:r>
-      <w:r>
-        <w:rPr>
-          <w:rFonts w:ascii="Times New Roman" w:hAnsi="Times New Roman" w:eastAsia="Times New Roman" w:cs="Times New Roman"/>
-          <w:vertAlign w:val="subscript"/>
-        </w:rPr>
-        <w:t>3</w:t>
-      </w:r>
+        <w:t xml:space="preserve"> </w:t>
+      </w:r>
+      <m:oMath>
+        <m:oMathPr>
+          <m:ctrlPr>
+            <w:rPr>
+              <w:sz w:val="28"/>
+              <w:szCs w:val="28"/>
+            </w:rPr>
+          </m:ctrlPr>
+        </m:oMathPr>
+        <m:r>
+          <m:t>N</m:t>
+        </m:r>
+        <m:r>
+          <m:t>a</m:t>
+        </m:r>
+        <m:r>
+          <m:t>C</m:t>
+        </m:r>
+        <m:r>
+          <m:t>l</m:t>
+        </m:r>
+        <m:sSub>
+          <m:e>
+            <m:r>
+              <m:t>O</m:t>
+            </m:r>
+          </m:e>
+          <m:sub>
+            <m:r>
+              <m:t>3</m:t>
+            </m:r>
+          </m:sub>
+        </m:sSub>
+      </m:oMath>
       <w:r>
         <w:rPr>
           <w:rFonts w:ascii="Times New Roman" w:hAnsi="Times New Roman" w:eastAsia="Times New Roman" w:cs="Times New Roman"/>
@@ -19261,22 +19653,36 @@
         <w:rPr>
           <w:rFonts w:ascii="Times New Roman" w:hAnsi="Times New Roman" w:eastAsia="Times New Roman" w:cs="Times New Roman"/>
         </w:rPr>
-        <w:t xml:space="preserve"> SO</w:t>
-      </w:r>
-      <w:r>
-        <w:rPr>
-          <w:rFonts w:ascii="Times New Roman" w:hAnsi="Times New Roman" w:eastAsia="Times New Roman" w:cs="Times New Roman"/>
-          <w:vertAlign w:val="subscript"/>
-        </w:rPr>
-        <w:t>4</w:t>
-      </w:r>
-      <w:r>
-        <w:rPr>
-          <w:rFonts w:ascii="Times New Roman" w:hAnsi="Times New Roman" w:eastAsia="Times New Roman" w:cs="Times New Roman"/>
-          <w:vertAlign w:val="superscript"/>
-        </w:rPr>
-        <w:t>2-</w:t>
-      </w:r>
+        <w:t xml:space="preserve"> </w:t>
+      </w:r>
+      <m:oMath>
+        <m:r>
+          <m:t>S</m:t>
+        </m:r>
+        <m:sSubSup>
+          <m:e>
+            <m:r>
+              <m:t>O</m:t>
+            </m:r>
+          </m:e>
+          <m:sub>
+            <m:r>
+              <m:t>4</m:t>
+            </m:r>
+          </m:sub>
+          <m:sup>
+            <m:r>
+              <m:t>2</m:t>
+            </m:r>
+            <m:r>
+              <m:rPr>
+                <m:sty m:val="p"/>
+              </m:rPr>
+              <m:t>−</m:t>
+            </m:r>
+          </m:sup>
+        </m:sSubSup>
+      </m:oMath>
       <w:r>
         <w:rPr>
           <w:rFonts w:ascii="Times New Roman" w:hAnsi="Times New Roman" w:eastAsia="Times New Roman" w:cs="Times New Roman"/>
@@ -19293,15 +19699,31 @@
         <w:rPr>
           <w:rFonts w:ascii="Times New Roman" w:hAnsi="Times New Roman" w:eastAsia="Times New Roman" w:cs="Times New Roman"/>
         </w:rPr>
-        <w:t xml:space="preserve"> Fe</w:t>
-      </w:r>
-      <w:r>
-        <w:rPr>
-          <w:rFonts w:ascii="Times New Roman" w:hAnsi="Times New Roman" w:eastAsia="Times New Roman" w:cs="Times New Roman"/>
-          <w:vertAlign w:val="superscript"/>
-        </w:rPr>
-        <w:t>3+</w:t>
-      </w:r>
+        <w:t xml:space="preserve"> </w:t>
+      </w:r>
+      <m:oMath>
+        <m:r>
+          <m:t>F</m:t>
+        </m:r>
+        <m:sSup>
+          <m:e>
+            <m:r>
+              <m:t>e</m:t>
+            </m:r>
+          </m:e>
+          <m:sup>
+            <m:r>
+              <m:t>3</m:t>
+            </m:r>
+            <m:r>
+              <m:rPr>
+                <m:sty m:val="p"/>
+              </m:rPr>
+              <m:t>+</m:t>
+            </m:r>
+          </m:sup>
+        </m:sSup>
+      </m:oMath>
       <w:r>
         <w:rPr>
           <w:rFonts w:ascii="Times New Roman" w:hAnsi="Times New Roman" w:eastAsia="Times New Roman" w:cs="Times New Roman"/>
@@ -19348,22 +19770,36 @@
         <w:rPr>
           <w:rFonts w:ascii="Times New Roman" w:hAnsi="Times New Roman" w:eastAsia="Times New Roman" w:cs="Times New Roman"/>
         </w:rPr>
-        <w:t xml:space="preserve"> SO</w:t>
-      </w:r>
-      <w:r>
-        <w:rPr>
-          <w:rFonts w:ascii="Times New Roman" w:hAnsi="Times New Roman" w:eastAsia="Times New Roman" w:cs="Times New Roman"/>
-          <w:vertAlign w:val="subscript"/>
-        </w:rPr>
-        <w:t>4</w:t>
-      </w:r>
-      <w:r>
-        <w:rPr>
-          <w:rFonts w:ascii="Times New Roman" w:hAnsi="Times New Roman" w:eastAsia="Times New Roman" w:cs="Times New Roman"/>
-          <w:vertAlign w:val="superscript"/>
-        </w:rPr>
-        <w:t>2-</w:t>
-      </w:r>
+        <w:t xml:space="preserve"> </w:t>
+      </w:r>
+      <m:oMath>
+        <m:r>
+          <m:t>S</m:t>
+        </m:r>
+        <m:sSubSup>
+          <m:e>
+            <m:r>
+              <m:t>O</m:t>
+            </m:r>
+          </m:e>
+          <m:sub>
+            <m:r>
+              <m:t>4</m:t>
+            </m:r>
+          </m:sub>
+          <m:sup>
+            <m:r>
+              <m:t>2</m:t>
+            </m:r>
+            <m:r>
+              <m:rPr>
+                <m:sty m:val="p"/>
+              </m:rPr>
+              <m:t>−</m:t>
+            </m:r>
+          </m:sup>
+        </m:sSubSup>
+      </m:oMath>
       <w:r>
         <w:rPr>
           <w:rFonts w:ascii="Times New Roman" w:hAnsi="Times New Roman" w:eastAsia="Times New Roman" w:cs="Times New Roman"/>
@@ -19380,15 +19816,31 @@
         <w:rPr>
           <w:rFonts w:ascii="Times New Roman" w:hAnsi="Times New Roman" w:eastAsia="Times New Roman" w:cs="Times New Roman"/>
         </w:rPr>
-        <w:t xml:space="preserve"> Fe</w:t>
-      </w:r>
-      <w:r>
-        <w:rPr>
-          <w:rFonts w:ascii="Times New Roman" w:hAnsi="Times New Roman" w:eastAsia="Times New Roman" w:cs="Times New Roman"/>
-          <w:vertAlign w:val="superscript"/>
-        </w:rPr>
-        <w:t>3+</w:t>
-      </w:r>
+        <w:t xml:space="preserve"> </w:t>
+      </w:r>
+      <m:oMath>
+        <m:r>
+          <m:t>F</m:t>
+        </m:r>
+        <m:sSup>
+          <m:e>
+            <m:r>
+              <m:t>e</m:t>
+            </m:r>
+          </m:e>
+          <m:sup>
+            <m:r>
+              <m:t>3</m:t>
+            </m:r>
+            <m:r>
+              <m:rPr>
+                <m:sty m:val="p"/>
+              </m:rPr>
+              <m:t>+</m:t>
+            </m:r>
+          </m:sup>
+        </m:sSup>
+      </m:oMath>
       <w:r>
         <w:rPr>
           <w:rFonts w:ascii="Times New Roman" w:hAnsi="Times New Roman" w:eastAsia="Times New Roman" w:cs="Times New Roman"/>
@@ -19437,41 +19889,118 @@
         <w:rPr>
           <w:rFonts w:ascii="Times New Roman" w:hAnsi="Times New Roman" w:eastAsia="Times New Roman" w:cs="Times New Roman"/>
         </w:rPr>
-        <w:t>A. NaOH　B. FeSO</w:t>
-      </w:r>
-      <w:r>
-        <w:rPr>
-          <w:rFonts w:ascii="Times New Roman" w:hAnsi="Times New Roman" w:eastAsia="Times New Roman" w:cs="Times New Roman"/>
-          <w:vertAlign w:val="subscript"/>
-        </w:rPr>
-        <w:t>4</w:t>
-      </w:r>
-      <w:r>
-        <w:rPr>
-          <w:rFonts w:ascii="Times New Roman" w:hAnsi="Times New Roman" w:eastAsia="Times New Roman" w:cs="Times New Roman"/>
-        </w:rPr>
-        <w:t xml:space="preserve">　C. BaCl</w:t>
-      </w:r>
-      <w:r>
-        <w:rPr>
-          <w:rFonts w:ascii="Times New Roman" w:hAnsi="Times New Roman" w:eastAsia="Times New Roman" w:cs="Times New Roman"/>
-          <w:vertAlign w:val="subscript"/>
-        </w:rPr>
-        <w:t>2</w:t>
-      </w:r>
-      <w:r>
-        <w:rPr>
-          <w:rFonts w:ascii="Times New Roman" w:hAnsi="Times New Roman" w:eastAsia="Times New Roman" w:cs="Times New Roman"/>
-        </w:rPr>
-        <w:t xml:space="preserve">　D. NaClO</w:t>
-      </w:r>
-      <w:r>
-        <w:rPr>
-          <w:rFonts w:ascii="Times New Roman" w:hAnsi="Times New Roman" w:eastAsia="Times New Roman" w:cs="Times New Roman"/>
-          <w:vertAlign w:val="subscript"/>
-        </w:rPr>
-        <w:t>3</w:t>
-      </w:r>
+        <w:t xml:space="preserve">A. NaOH　B.</w:t>
+      </w:r>
+      <w:r>
+        <w:rPr>
+          <w:rFonts w:ascii="Times New Roman" w:hAnsi="Times New Roman" w:eastAsia="Times New Roman" w:cs="Times New Roman"/>
+        </w:rPr>
+        <w:t xml:space="preserve"> </w:t>
+      </w:r>
+      <m:oMath>
+        <m:r>
+          <m:t>F</m:t>
+        </m:r>
+        <m:r>
+          <m:t>e</m:t>
+        </m:r>
+        <m:r>
+          <m:t>S</m:t>
+        </m:r>
+        <m:sSub>
+          <m:e>
+            <m:r>
+              <m:t>O</m:t>
+            </m:r>
+          </m:e>
+          <m:sub>
+            <m:r>
+              <m:t>4</m:t>
+            </m:r>
+          </m:sub>
+        </m:sSub>
+      </m:oMath>
+      <w:r>
+        <w:rPr>
+          <w:rFonts w:ascii="Times New Roman" w:hAnsi="Times New Roman" w:eastAsia="Times New Roman" w:cs="Times New Roman"/>
+        </w:rPr>
+        <w:t xml:space="preserve">　C.</w:t>
+      </w:r>
+      <w:r>
+        <w:rPr>
+          <w:rFonts w:ascii="Times New Roman" w:hAnsi="Times New Roman" w:eastAsia="Times New Roman" w:cs="Times New Roman"/>
+        </w:rPr>
+        <w:t xml:space="preserve"> </w:t>
+      </w:r>
+      <m:oMath>
+        <m:r>
+          <m:t>B</m:t>
+        </m:r>
+        <m:r>
+          <m:t>a</m:t>
+        </m:r>
+        <m:r>
+          <m:t>C</m:t>
+        </m:r>
+        <m:sSub>
+          <m:e>
+            <m:r>
+              <m:t>l</m:t>
+            </m:r>
+          </m:e>
+          <m:sub>
+            <m:r>
+              <m:t>2</m:t>
+            </m:r>
+          </m:sub>
+        </m:sSub>
+      </m:oMath>
+      <w:r>
+        <w:rPr>
+          <w:rFonts w:ascii="Times New Roman" w:hAnsi="Times New Roman" w:eastAsia="Times New Roman" w:cs="Times New Roman"/>
+        </w:rPr>
+        <w:t xml:space="preserve">　D.</w:t>
+      </w:r>
+      <w:r>
+        <w:rPr>
+          <w:rFonts w:ascii="Times New Roman" w:hAnsi="Times New Roman" w:eastAsia="Times New Roman" w:cs="Times New Roman"/>
+        </w:rPr>
+        <w:t xml:space="preserve"> </w:t>
+      </w:r>
+      <m:oMath>
+        <m:oMathPr>
+          <m:ctrlPr>
+            <w:rPr>
+              <w:sz w:val="28"/>
+              <w:szCs w:val="28"/>
+            </w:rPr>
+          </m:ctrlPr>
+        </m:oMathPr>
+        <m:r>
+          <m:t>N</m:t>
+        </m:r>
+        <m:r>
+          <m:t>a</m:t>
+        </m:r>
+        <m:r>
+          <m:t>C</m:t>
+        </m:r>
+        <m:r>
+          <m:t>l</m:t>
+        </m:r>
+        <m:sSub>
+          <m:e>
+            <m:r>
+              <m:t>O</m:t>
+            </m:r>
+          </m:e>
+          <m:sub>
+            <m:r>
+              <m:t>3</m:t>
+            </m:r>
+          </m:sub>
+        </m:sSub>
+      </m:oMath>
     </w:p>
     <w:p>
       <w:pPr>
@@ -19765,22 +20294,36 @@
         <w:rPr>
           <w:rFonts w:ascii="Times New Roman" w:hAnsi="Times New Roman" w:eastAsia="Times New Roman" w:cs="Times New Roman"/>
         </w:rPr>
-        <w:t xml:space="preserve"> SO</w:t>
-      </w:r>
-      <w:r>
-        <w:rPr>
-          <w:rFonts w:ascii="Times New Roman" w:hAnsi="Times New Roman" w:eastAsia="Times New Roman" w:cs="Times New Roman"/>
-          <w:vertAlign w:val="subscript"/>
-        </w:rPr>
-        <w:t>4</w:t>
-      </w:r>
-      <w:r>
-        <w:rPr>
-          <w:rFonts w:ascii="Times New Roman" w:hAnsi="Times New Roman" w:eastAsia="Times New Roman" w:cs="Times New Roman"/>
-          <w:vertAlign w:val="superscript"/>
-        </w:rPr>
-        <w:t>2-</w:t>
-      </w:r>
+        <w:t xml:space="preserve"> </w:t>
+      </w:r>
+      <m:oMath>
+        <m:r>
+          <m:t>S</m:t>
+        </m:r>
+        <m:sSubSup>
+          <m:e>
+            <m:r>
+              <m:t>O</m:t>
+            </m:r>
+          </m:e>
+          <m:sub>
+            <m:r>
+              <m:t>4</m:t>
+            </m:r>
+          </m:sub>
+          <m:sup>
+            <m:r>
+              <m:t>2</m:t>
+            </m:r>
+            <m:r>
+              <m:rPr>
+                <m:sty m:val="p"/>
+              </m:rPr>
+              <m:t>−</m:t>
+            </m:r>
+          </m:sup>
+        </m:sSubSup>
+      </m:oMath>
       <w:r>
         <w:rPr>
           <w:rFonts w:ascii="Times New Roman" w:hAnsi="Times New Roman" w:eastAsia="Times New Roman" w:cs="Times New Roman"/>
@@ -19797,15 +20340,31 @@
         <w:rPr>
           <w:rFonts w:ascii="Times New Roman" w:hAnsi="Times New Roman" w:eastAsia="Times New Roman" w:cs="Times New Roman"/>
         </w:rPr>
-        <w:t xml:space="preserve"> Fe</w:t>
-      </w:r>
-      <w:r>
-        <w:rPr>
-          <w:rFonts w:ascii="Times New Roman" w:hAnsi="Times New Roman" w:eastAsia="Times New Roman" w:cs="Times New Roman"/>
-          <w:vertAlign w:val="superscript"/>
-        </w:rPr>
-        <w:t>3+</w:t>
-      </w:r>
+        <w:t xml:space="preserve"> </w:t>
+      </w:r>
+      <m:oMath>
+        <m:r>
+          <m:t>F</m:t>
+        </m:r>
+        <m:sSup>
+          <m:e>
+            <m:r>
+              <m:t>e</m:t>
+            </m:r>
+          </m:e>
+          <m:sup>
+            <m:r>
+              <m:t>3</m:t>
+            </m:r>
+            <m:r>
+              <m:rPr>
+                <m:sty m:val="p"/>
+              </m:rPr>
+              <m:t>+</m:t>
+            </m:r>
+          </m:sup>
+        </m:sSup>
+      </m:oMath>
       <w:r>
         <w:rPr>
           <w:rFonts w:ascii="Times New Roman" w:hAnsi="Times New Roman" w:eastAsia="Times New Roman" w:cs="Times New Roman"/>
@@ -20229,15 +20788,22 @@
         <w:rPr>
           <w:rFonts w:ascii="Times New Roman" w:hAnsi="Times New Roman" w:eastAsia="Times New Roman" w:cs="Times New Roman"/>
         </w:rPr>
-        <w:t xml:space="preserve"> N</w:t>
-      </w:r>
-      <w:r>
-        <w:rPr>
-          <w:rFonts w:ascii="Times New Roman" w:hAnsi="Times New Roman" w:eastAsia="Times New Roman" w:cs="Times New Roman"/>
-          <w:vertAlign w:val="subscript"/>
-        </w:rPr>
-        <w:t>4</w:t>
-      </w:r>
+        <w:t xml:space="preserve"> </w:t>
+      </w:r>
+      <m:oMath>
+        <m:sSub>
+          <m:e>
+            <m:r>
+              <m:t>N</m:t>
+            </m:r>
+          </m:e>
+          <m:sub>
+            <m:r>
+              <m:t>4</m:t>
+            </m:r>
+          </m:sub>
+        </m:sSub>
+      </m:oMath>
       <w:r>
         <w:rPr>
           <w:rFonts w:ascii="Times New Roman" w:hAnsi="Times New Roman" w:eastAsia="Times New Roman" w:cs="Times New Roman"/>
@@ -20254,15 +20820,22 @@
         <w:rPr>
           <w:rFonts w:hint="eastAsia" w:ascii="Times New Roman" w:hAnsi="Times New Roman" w:eastAsia="Times New Roman" w:cs="Times New Roman"/>
         </w:rPr>
-        <w:t>，N</w:t>
-      </w:r>
-      <w:r>
-        <w:rPr>
-          <w:rFonts w:hint="eastAsia" w:ascii="Times New Roman" w:hAnsi="Times New Roman" w:eastAsia="Times New Roman" w:cs="Times New Roman"/>
-          <w:vertAlign w:val="subscript"/>
-        </w:rPr>
-        <w:t>4</w:t>
-      </w:r>
+        <w:t>，</w:t>
+      </w:r>
+      <m:oMath>
+        <m:sSub>
+          <m:e>
+            <m:r>
+              <m:t>N</m:t>
+            </m:r>
+          </m:e>
+          <m:sub>
+            <m:r>
+              <m:t>4</m:t>
+            </m:r>
+          </m:sub>
+        </m:sSub>
+      </m:oMath>
       <w:r>
         <w:rPr>
           <w:rFonts w:ascii="Times New Roman" w:hAnsi="Times New Roman" w:eastAsia="Times New Roman" w:cs="Times New Roman"/>
@@ -24118,7 +24691,7 @@
     <ns0:name ns0:val="Verbatim Char"/>
     <ns0:basedOn ns0:val="BodyTextChar"/>
     <ns0:rPr>
-      <ns0:rFonts ns0:ascii="Times New Roman" ns0:cs="Times New Roman" ns0:eastAsia="FangSong" ns0:hAnsi="Times New Roman"/>
+      <ns0:rFonts ns0:ascii="SimSun" ns0:cs="SimSun" ns0:eastAsia="SimSun" ns0:hAnsi="SimSun"/>
       <ns0:b ns0:val="0"/>
       <ns0:sz ns0:val="20"/>
     </ns0:rPr>
@@ -24172,7 +24745,7 @@
       <w:wordWrap w:val="off"/>
     </w:pPr>
     <ns0:rPr>
-      <w:rFonts ns0:ascii="Times New Roman" ns0:hAnsi="Times New Roman" ns0:eastAsia="FangSong" ns0:cs="Times New Roman"/>
+      <w:rFonts ns0:ascii="SimSun" ns0:hAnsi="SimSun" ns0:eastAsia="SimSun" ns0:cs="SimSun"/>
     </ns0:rPr>
   </w:style>
   <w:style w:type="character" w:customStyle="1" w:styleId="KeywordTok">

--- a/00-首页/题组Word/专项卷/一分册/专项卷III-学生版.docx
+++ b/00-首页/题组Word/专项卷/一分册/专项卷III-学生版.docx
@@ -419,6 +419,8 @@
     <w:p>
       <w:pPr>
         <w:pStyle w:val="BodyText"/>
+        <w:ind w:left="480" w:hanging="480"/>
+        <w:spacing w:after="0"/>
       </w:pPr>
       <w:r>
         <w:rPr>
@@ -438,6 +440,13 @@
         </w:rPr>
         <w:t xml:space="preserve"> </w:t>
       </w:r>
+    </w:p>
+    <w:p>
+      <w:pPr>
+        <w:pStyle w:val="BodyText"/>
+        <w:ind w:left="480" w:hanging="480"/>
+        <w:spacing w:before="0" w:after="0"/>
+      </w:pPr>
       <w:r>
         <w:rPr>
           <w:rFonts w:ascii="Times New Roman" w:hAnsi="Times New Roman" w:eastAsia="Times New Roman" w:cs="Times New Roman"/>
@@ -456,6 +465,13 @@
         </w:rPr>
         <w:t xml:space="preserve"> </w:t>
       </w:r>
+    </w:p>
+    <w:p>
+      <w:pPr>
+        <w:pStyle w:val="BodyText"/>
+        <w:ind w:left="480" w:hanging="480"/>
+        <w:spacing w:before="0" w:after="0"/>
+      </w:pPr>
       <w:r>
         <w:rPr>
           <w:rFonts w:ascii="Times New Roman" w:hAnsi="Times New Roman" w:eastAsia="Times New Roman" w:cs="Times New Roman"/>
@@ -474,6 +490,13 @@
         </w:rPr>
         <w:t xml:space="preserve"> </w:t>
       </w:r>
+    </w:p>
+    <w:p>
+      <w:pPr>
+        <w:pStyle w:val="BodyText"/>
+        <w:ind w:left="480" w:hanging="480"/>
+        <w:spacing w:before="0" w:after="180"/>
+      </w:pPr>
       <w:r>
         <w:rPr>
           <w:rFonts w:ascii="Times New Roman" w:hAnsi="Times New Roman" w:eastAsia="Times New Roman" w:cs="Times New Roman"/>
@@ -499,7 +522,7 @@
         </w:rPr>
         <w:drawing>
           <wp:inline>
-            <wp:extent cx="3240000" cy="2754000"/>
+            <wp:extent cx="3240000" cy="2691000"/>
             <wp:effectExtent b="0" l="0" r="0" t="0"/>
             <wp:docPr descr="" title="" id="11" name="Picture"/>
             <a:graphic>
@@ -520,7 +543,7 @@
                   <pic:spPr bwMode="auto">
                     <a:xfrm>
                       <a:off x="0" y="0"/>
-                      <a:ext cx="3240000" cy="2754000"/>
+                      <a:ext cx="3240000" cy="2691000"/>
                     </a:xfrm>
                     <a:prstGeom prst="rect">
                       <a:avLst/>
@@ -538,6 +561,16 @@
           </wp:inline>
         </w:drawing>
       </w:r>
+    </w:p>
+    <w:p>
+      <w:pPr>
+        <w:spacing w:before="0" w:after="0"/>
+      </w:pPr>
+    </w:p>
+    <w:p>
+      <w:pPr>
+        <w:spacing w:before="0" w:after="0"/>
+      </w:pPr>
     </w:p>
     <w:bookmarkEnd w:id="13"/>
     <w:bookmarkStart w:id="14" w:name="第-2-题"/>
@@ -1238,6 +1271,8 @@
     <w:p>
       <w:pPr>
         <w:pStyle w:val="BodyText"/>
+        <w:ind w:left="480" w:hanging="480"/>
+        <w:spacing w:after="0"/>
       </w:pPr>
       <w:r>
         <w:rPr>
@@ -1255,7 +1290,20 @@
         <w:rPr>
           <w:rFonts w:ascii="Times New Roman" w:hAnsi="Times New Roman" w:eastAsia="Times New Roman" w:cs="Times New Roman"/>
         </w:rPr>
-        <w:t xml:space="preserve">　B. </w:t>
+        <w:t xml:space="preserve">　</w:t>
+      </w:r>
+    </w:p>
+    <w:p>
+      <w:pPr>
+        <w:pStyle w:val="BodyText"/>
+        <w:ind w:left="480" w:hanging="480"/>
+        <w:spacing w:before="0" w:after="0"/>
+      </w:pPr>
+      <w:r>
+        <w:rPr>
+          <w:rFonts w:ascii="Times New Roman" w:hAnsi="Times New Roman" w:eastAsia="Times New Roman" w:cs="Times New Roman"/>
+        </w:rPr>
+        <w:t xml:space="preserve">B. </w:t>
       </w:r>
       <w:r>
         <w:rPr>
@@ -1267,7 +1315,20 @@
         <w:rPr>
           <w:rFonts w:ascii="Times New Roman" w:hAnsi="Times New Roman" w:eastAsia="Times New Roman" w:cs="Times New Roman"/>
         </w:rPr>
-        <w:t xml:space="preserve">　C. </w:t>
+        <w:t xml:space="preserve">　</w:t>
+      </w:r>
+    </w:p>
+    <w:p>
+      <w:pPr>
+        <w:pStyle w:val="BodyText"/>
+        <w:ind w:left="480" w:hanging="480"/>
+        <w:spacing w:before="0" w:after="0"/>
+      </w:pPr>
+      <w:r>
+        <w:rPr>
+          <w:rFonts w:ascii="Times New Roman" w:hAnsi="Times New Roman" w:eastAsia="Times New Roman" w:cs="Times New Roman"/>
+        </w:rPr>
+        <w:t xml:space="preserve">C. </w:t>
       </w:r>
       <w:r>
         <w:rPr>
@@ -1279,7 +1340,20 @@
         <w:rPr>
           <w:rFonts w:ascii="Times New Roman" w:hAnsi="Times New Roman" w:eastAsia="Times New Roman" w:cs="Times New Roman"/>
         </w:rPr>
-        <w:t xml:space="preserve">　D. </w:t>
+        <w:t xml:space="preserve">　</w:t>
+      </w:r>
+    </w:p>
+    <w:p>
+      <w:pPr>
+        <w:pStyle w:val="BodyText"/>
+        <w:ind w:left="480" w:hanging="480"/>
+        <w:spacing w:before="0" w:after="180"/>
+      </w:pPr>
+      <w:r>
+        <w:rPr>
+          <w:rFonts w:ascii="Times New Roman" w:hAnsi="Times New Roman" w:eastAsia="Times New Roman" w:cs="Times New Roman"/>
+        </w:rPr>
+        <w:t xml:space="preserve">D. </w:t>
       </w:r>
       <w:r>
         <w:rPr>
@@ -1308,7 +1382,102 @@
     </w:p>
     <w:p>
       <w:pPr>
+        <w:spacing w:before="0" w:after="0"/>
+      </w:pPr>
+    </w:p>
+    <w:p>
+      <w:pPr>
+        <w:spacing w:before="0" w:after="0"/>
+      </w:pPr>
+    </w:p>
+    <w:bookmarkEnd w:id="14"/>
+    <w:bookmarkStart w:id="15" w:name="第-3-题"/>
+    <w:p>
+      <w:pPr>
+        <w:pStyle w:val="Heading2"/>
+        <w:spacing w:before="280" w:after="120"/>
+      </w:pPr>
+      <w:r>
+        <w:rPr>
+          <w:rFonts w:hint="eastAsia" w:ascii="Times New Roman" w:hAnsi="Times New Roman" w:eastAsia="SimHei" w:cs="Times New Roman"/>
+        </w:rPr>
+        <w:t xml:space="preserve">第</w:t>
+      </w:r>
+      <w:r>
+        <w:rPr>
+          <w:rFonts w:ascii="Times New Roman" w:hAnsi="Times New Roman" w:eastAsia="Times New Roman" w:cs="Times New Roman"/>
+        </w:rPr>
+        <w:t xml:space="preserve"> 3 </w:t>
+      </w:r>
+      <w:r>
+        <w:rPr>
+          <w:rFonts w:hint="eastAsia" w:ascii="Times New Roman" w:hAnsi="Times New Roman" w:eastAsia="SimHei" w:cs="Times New Roman"/>
+        </w:rPr>
+        <w:t xml:space="preserve">题</w:t>
+      </w:r>
+    </w:p>
+    <w:p>
+      <w:pPr>
         <w:pStyle w:val="BlockText"/>
+      </w:pPr>
+      <w:r>
+        <w:rPr>
+          <w:rFonts w:hint="eastAsia" w:ascii="Times New Roman" w:hAnsi="Times New Roman" w:eastAsia="FangSong" w:cs="Times New Roman"/>
+        </w:rPr>
+        <w:t>来源</w:t>
+      </w:r>
+      <w:r>
+        <w:rPr>
+          <w:rFonts w:hint="eastAsia" w:ascii="Times New Roman" w:hAnsi="Times New Roman" w:eastAsia="Times New Roman" w:cs="Times New Roman"/>
+        </w:rPr>
+        <w:t>：</w:t>
+      </w:r>
+      <w:r>
+        <w:rPr>
+          <w:rFonts w:hint="eastAsia" w:ascii="Times New Roman" w:hAnsi="Times New Roman" w:eastAsia="FangSong" w:cs="Times New Roman"/>
+        </w:rPr>
+        <w:t>高中化学竞赛教程第一分册</w:t>
+      </w:r>
+      <w:r>
+        <w:rPr>
+          <w:rFonts w:ascii="Times New Roman" w:hAnsi="Times New Roman" w:eastAsia="Times New Roman" w:cs="Times New Roman"/>
+        </w:rPr>
+        <w:t xml:space="preserve"> </w:t>
+      </w:r>
+      <w:r>
+        <w:rPr>
+          <w:rFonts w:hint="eastAsia" w:ascii="Times New Roman" w:hAnsi="Times New Roman" w:eastAsia="FangSong" w:cs="Times New Roman"/>
+        </w:rPr>
+        <w:t>第</w:t>
+      </w:r>
+      <w:r>
+        <w:rPr>
+          <w:rFonts w:hint="eastAsia" w:ascii="Times New Roman" w:hAnsi="Times New Roman" w:eastAsia="Times New Roman" w:cs="Times New Roman"/>
+        </w:rPr>
+        <w:t>3</w:t>
+      </w:r>
+      <w:r>
+        <w:rPr>
+          <w:rFonts w:hint="eastAsia" w:ascii="Times New Roman" w:hAnsi="Times New Roman" w:eastAsia="FangSong" w:cs="Times New Roman"/>
+        </w:rPr>
+        <w:t>讲</w:t>
+      </w:r>
+      <w:r>
+        <w:rPr>
+          <w:rFonts w:hint="eastAsia" w:ascii="Times New Roman" w:hAnsi="Times New Roman" w:eastAsia="Times New Roman" w:cs="Times New Roman"/>
+        </w:rPr>
+        <w:t>【</w:t>
+      </w:r>
+      <w:r>
+        <w:rPr>
+          <w:rFonts w:hint="eastAsia" w:ascii="Times New Roman" w:hAnsi="Times New Roman" w:eastAsia="FangSong" w:cs="Times New Roman"/>
+        </w:rPr>
+        <w:t>竞赛对接</w:t>
+      </w:r>
+    </w:p>
+    <w:p>
+      <w:pPr>
+        <w:pStyle w:val="FirstParagraph"/>
       </w:pPr>
       <w:r>
         <w:rPr>
@@ -1316,61 +1485,78 @@
           <w:b/>
           <w:bCs/>
         </w:rPr>
-        <w:t xml:space="preserve">校勘注</w:t>
-      </w:r>
-      <w:r>
-        <w:rPr>
-          <w:rFonts w:hint="eastAsia" w:ascii="Times New Roman" w:hAnsi="Times New Roman" w:eastAsia="Times New Roman" w:cs="Times New Roman"/>
-        </w:rPr>
-        <w:t>：</w:t>
-      </w:r>
-      <w:r>
-        <w:rPr>
-          <w:rFonts w:hint="eastAsia" w:ascii="Times New Roman" w:hAnsi="Times New Roman" w:eastAsia="FangSong" w:cs="Times New Roman"/>
-        </w:rPr>
-        <w:t>原书</w:t>
-      </w:r>
-      <w:r>
-        <w:rPr>
-          <w:rFonts w:ascii="Times New Roman" w:hAnsi="Times New Roman" w:eastAsia="Times New Roman" w:cs="Times New Roman"/>
-        </w:rPr>
-        <w:t xml:space="preserve"> </w:t>
-      </w:r>
-      <w:r>
-        <w:rPr>
-          <w:rFonts w:hint="eastAsia" w:ascii="Times New Roman" w:hAnsi="Times New Roman" w:eastAsia="Times New Roman" w:cs="Times New Roman"/>
-        </w:rPr>
-        <w:t>OCR「</w:t>
-      </w:r>
-      <w:r>
-        <w:rPr>
-          <w:rFonts w:hint="eastAsia" w:ascii="Times New Roman" w:hAnsi="Times New Roman" w:eastAsia="FangSong" w:cs="Times New Roman"/>
-        </w:rPr>
-        <w:t>钙镁</w:t>
-      </w:r>
-      <w:r>
-        <w:rPr>
-          <w:rFonts w:hint="eastAsia" w:ascii="Times New Roman" w:hAnsi="Times New Roman" w:eastAsia="Times New Roman" w:cs="Times New Roman"/>
-        </w:rPr>
-        <w:t>)</w:t>
-      </w:r>
-      <w:r>
-        <w:rPr>
-          <w:rFonts w:hint="eastAsia" w:ascii="Times New Roman" w:hAnsi="Times New Roman" w:eastAsia="FangSong" w:cs="Times New Roman"/>
-        </w:rPr>
-        <w:t>石榴子石</w:t>
-      </w:r>
-      <w:r>
-        <w:rPr>
-          <w:rFonts w:hint="eastAsia" w:ascii="Times New Roman" w:hAnsi="Times New Roman" w:eastAsia="Times New Roman" w:cs="Times New Roman"/>
-        </w:rPr>
-        <w:t>」</w:t>
-      </w:r>
-      <w:r>
-        <w:rPr>
-          <w:rFonts w:hint="eastAsia" w:ascii="Times New Roman" w:hAnsi="Times New Roman" w:eastAsia="FangSong" w:cs="Times New Roman"/>
-        </w:rPr>
-        <w:t>缺左括号</w:t>
+        <w:t xml:space="preserve">卤化物沉淀</w:t>
+      </w:r>
+      <w:r>
+        <w:rPr>
+          <w:rFonts w:ascii="Times New Roman" w:hAnsi="Times New Roman" w:eastAsia="Times New Roman" w:cs="Times New Roman"/>
+          <w:b/>
+          <w:bCs/>
+        </w:rPr>
+        <w:t xml:space="preserve"> X </w:t>
+      </w:r>
+      <w:r>
+        <w:rPr>
+          <w:rFonts w:hint="eastAsia" w:ascii="Times New Roman" w:hAnsi="Times New Roman" w:eastAsia="FangSong" w:cs="Times New Roman"/>
+          <w:b/>
+          <w:bCs/>
+        </w:rPr>
+        <w:t xml:space="preserve">的确定</w:t>
+      </w:r>
+    </w:p>
+    <w:p>
+      <w:pPr>
+        <w:pStyle w:val="BodyText"/>
+      </w:pPr>
+      <w:r>
+        <w:rPr>
+          <w:rFonts w:ascii="Times New Roman" w:hAnsi="Times New Roman" w:eastAsia="Times New Roman" w:cs="Times New Roman"/>
+        </w:rPr>
+        <w:t>5 mL Ag</w:t>
+      </w:r>
+      <w:r>
+        <w:rPr>
+          <w:rFonts w:ascii="Times New Roman" w:hAnsi="Times New Roman" w:eastAsia="Times New Roman" w:cs="Times New Roman"/>
+          <w:vertAlign w:val="superscript"/>
+        </w:rPr>
+        <w:t>+</w:t>
+      </w:r>
+      <w:r>
+        <w:rPr>
+          <w:rFonts w:ascii="Times New Roman" w:hAnsi="Times New Roman" w:eastAsia="Times New Roman" w:cs="Times New Roman"/>
+        </w:rPr>
+        <w:t xml:space="preserve"> </w:t>
+      </w:r>
+      <w:r>
+        <w:rPr>
+          <w:rFonts w:hint="eastAsia" w:ascii="Times New Roman" w:hAnsi="Times New Roman" w:eastAsia="FangSong" w:cs="Times New Roman"/>
+        </w:rPr>
+        <w:t xml:space="preserve">浓度为</w:t>
+      </w:r>
+      <w:r>
+        <w:rPr>
+          <w:rFonts w:ascii="Times New Roman" w:hAnsi="Times New Roman" w:eastAsia="Times New Roman" w:cs="Times New Roman"/>
+        </w:rPr>
+        <w:t xml:space="preserve"> 0.1 mol·L</w:t>
+      </w:r>
+      <w:r>
+        <w:rPr>
+          <w:rFonts w:ascii="Times New Roman" w:hAnsi="Times New Roman" w:eastAsia="Times New Roman" w:cs="Times New Roman"/>
+          <w:vertAlign w:val="superscript"/>
+        </w:rPr>
+        <w:t>-1</w:t>
+      </w:r>
+      <w:r>
+        <w:rPr>
+          <w:rFonts w:ascii="Times New Roman" w:hAnsi="Times New Roman" w:eastAsia="Times New Roman" w:cs="Times New Roman"/>
+        </w:rPr>
+        <w:t xml:space="preserve"> </w:t>
+      </w:r>
+      <w:r>
+        <w:rPr>
+          <w:rFonts w:hint="eastAsia" w:ascii="Times New Roman" w:hAnsi="Times New Roman" w:eastAsia="FangSong" w:cs="Times New Roman"/>
+        </w:rPr>
+        <w:t>的溶液与等物质的量的碱金属盐反应</w:t>
       </w:r>
       <w:r>
         <w:rPr>
@@ -1382,41 +1568,108 @@
         <w:rPr>
           <w:rFonts w:hint="eastAsia" w:ascii="Times New Roman" w:hAnsi="Times New Roman" w:eastAsia="FangSong" w:cs="Times New Roman"/>
         </w:rPr>
-        <w:t>补全为</w:t>
-      </w:r>
-      <w:r>
-        <w:rPr>
-          <w:rFonts w:hint="eastAsia" w:ascii="Times New Roman" w:hAnsi="Times New Roman" w:eastAsia="Times New Roman" w:cs="Times New Roman"/>
-        </w:rPr>
-        <w:t>「（</w:t>
-      </w:r>
-      <w:r>
-        <w:rPr>
-          <w:rFonts w:hint="eastAsia" w:ascii="Times New Roman" w:hAnsi="Times New Roman" w:eastAsia="FangSong" w:cs="Times New Roman"/>
-        </w:rPr>
-        <w:t>钙镁</w:t>
-      </w:r>
-      <w:r>
-        <w:rPr>
-          <w:rFonts w:hint="eastAsia" w:ascii="Times New Roman" w:hAnsi="Times New Roman" w:eastAsia="Times New Roman" w:cs="Times New Roman"/>
-        </w:rPr>
-        <w:t>）</w:t>
-      </w:r>
-      <w:r>
-        <w:rPr>
-          <w:rFonts w:hint="eastAsia" w:ascii="Times New Roman" w:hAnsi="Times New Roman" w:eastAsia="FangSong" w:cs="Times New Roman"/>
-        </w:rPr>
-        <w:t>石榴子石</w:t>
-      </w:r>
-      <w:r>
-        <w:rPr>
-          <w:rFonts w:hint="eastAsia" w:ascii="Times New Roman" w:hAnsi="Times New Roman" w:eastAsia="Times New Roman" w:cs="Times New Roman"/>
-        </w:rPr>
-        <w:t>」。</w:t>
-      </w:r>
-    </w:p>
-    <w:bookmarkEnd w:id="14"/>
-    <w:bookmarkStart w:id="15" w:name="第-3-题"/>
+        <w:t>待卤化物沉淀后过滤</w:t>
+      </w:r>
+      <w:r>
+        <w:rPr>
+          <w:rFonts w:hint="eastAsia" w:ascii="Times New Roman" w:hAnsi="Times New Roman" w:eastAsia="Times New Roman" w:cs="Times New Roman"/>
+        </w:rPr>
+        <w:t>，</w:t>
+      </w:r>
+      <w:r>
+        <w:rPr>
+          <w:rFonts w:hint="eastAsia" w:ascii="Times New Roman" w:hAnsi="Times New Roman" w:eastAsia="FangSong" w:cs="Times New Roman"/>
+        </w:rPr>
+        <w:t>干燥</w:t>
+      </w:r>
+      <w:r>
+        <w:rPr>
+          <w:rFonts w:hint="eastAsia" w:ascii="Times New Roman" w:hAnsi="Times New Roman" w:eastAsia="Times New Roman" w:cs="Times New Roman"/>
+        </w:rPr>
+        <w:t>，</w:t>
+      </w:r>
+      <w:r>
+        <w:rPr>
+          <w:rFonts w:hint="eastAsia" w:ascii="Times New Roman" w:hAnsi="Times New Roman" w:eastAsia="FangSong" w:cs="Times New Roman"/>
+        </w:rPr>
+        <w:t>得沉淀</w:t>
+      </w:r>
+      <w:r>
+        <w:rPr>
+          <w:rFonts w:ascii="Times New Roman" w:hAnsi="Times New Roman" w:eastAsia="Times New Roman" w:cs="Times New Roman"/>
+        </w:rPr>
+        <w:t xml:space="preserve"> X </w:t>
+      </w:r>
+      <w:r>
+        <w:rPr>
+          <w:rFonts w:hint="eastAsia" w:ascii="Times New Roman" w:hAnsi="Times New Roman" w:eastAsia="FangSong" w:cs="Times New Roman"/>
+        </w:rPr>
+        <w:t xml:space="preserve">为</w:t>
+      </w:r>
+      <w:r>
+        <w:rPr>
+          <w:rFonts w:ascii="Times New Roman" w:hAnsi="Times New Roman" w:eastAsia="Times New Roman" w:cs="Times New Roman"/>
+        </w:rPr>
+        <w:t xml:space="preserve"> 0.01297 </w:t>
+      </w:r>
+      <w:r>
+        <w:rPr>
+          <w:rFonts w:hint="eastAsia" w:ascii="Times New Roman" w:hAnsi="Times New Roman" w:eastAsia="Times New Roman" w:cs="Times New Roman"/>
+        </w:rPr>
+        <w:t>g。</w:t>
+      </w:r>
+      <w:r>
+        <w:rPr>
+          <w:rFonts w:hint="eastAsia" w:ascii="Times New Roman" w:hAnsi="Times New Roman" w:eastAsia="FangSong" w:cs="Times New Roman"/>
+        </w:rPr>
+        <w:t>请确定</w:t>
+      </w:r>
+      <w:r>
+        <w:rPr>
+          <w:rFonts w:ascii="Times New Roman" w:hAnsi="Times New Roman" w:eastAsia="Times New Roman" w:cs="Times New Roman"/>
+        </w:rPr>
+        <w:t xml:space="preserve"> X </w:t>
+      </w:r>
+      <w:r>
+        <w:rPr>
+          <w:rFonts w:hint="eastAsia" w:ascii="Times New Roman" w:hAnsi="Times New Roman" w:eastAsia="FangSong" w:cs="Times New Roman"/>
+        </w:rPr>
+        <w:t>及写出有关离子方程式</w:t>
+      </w:r>
+      <w:r>
+        <w:rPr>
+          <w:rFonts w:hint="eastAsia" w:ascii="Times New Roman" w:hAnsi="Times New Roman" w:eastAsia="Times New Roman" w:cs="Times New Roman"/>
+        </w:rPr>
+        <w:t>。</w:t>
+      </w:r>
+    </w:p>
+    <w:p>
+      <w:pPr>
+        <w:spacing w:before="0" w:after="0"/>
+      </w:pPr>
+    </w:p>
+    <w:p>
+      <w:pPr>
+        <w:spacing w:before="0" w:after="0"/>
+      </w:pPr>
+    </w:p>
+    <w:p>
+      <w:pPr>
+        <w:spacing w:before="0" w:after="0"/>
+      </w:pPr>
+    </w:p>
+    <w:p>
+      <w:pPr>
+        <w:spacing w:before="0" w:after="0"/>
+      </w:pPr>
+    </w:p>
+    <w:p>
+      <w:pPr>
+        <w:spacing w:before="0" w:after="0"/>
+      </w:pPr>
+    </w:p>
+    <w:bookmarkEnd w:id="15"/>
+    <w:bookmarkStart w:id="16" w:name="第-4-题"/>
     <w:p>
       <w:pPr>
         <w:pStyle w:val="Heading2"/>
@@ -1432,7 +1685,7 @@
         <w:rPr>
           <w:rFonts w:ascii="Times New Roman" w:hAnsi="Times New Roman" w:eastAsia="Times New Roman" w:cs="Times New Roman"/>
         </w:rPr>
-        <w:t xml:space="preserve"> 3 </w:t>
+        <w:t xml:space="preserve"> 4 </w:t>
       </w:r>
       <w:r>
         <w:rPr>
@@ -1479,7 +1732,7 @@
         <w:rPr>
           <w:rFonts w:hint="eastAsia" w:ascii="Times New Roman" w:hAnsi="Times New Roman" w:eastAsia="Times New Roman" w:cs="Times New Roman"/>
         </w:rPr>
-        <w:t>3</w:t>
+        <w:t>1</w:t>
       </w:r>
       <w:r>
         <w:rPr>
@@ -1499,6 +1752,24 @@
         </w:rPr>
         <w:t>竞赛对接</w:t>
       </w:r>
+      <w:r>
+        <w:rPr>
+          <w:rFonts w:hint="eastAsia" w:ascii="Times New Roman" w:hAnsi="Times New Roman" w:eastAsia="Times New Roman" w:cs="Times New Roman"/>
+        </w:rPr>
+        <w:t>】</w:t>
+      </w:r>
+      <w:r>
+        <w:rPr>
+          <w:rFonts w:hint="eastAsia" w:ascii="Times New Roman" w:hAnsi="Times New Roman" w:eastAsia="FangSong" w:cs="Times New Roman"/>
+        </w:rPr>
+        <w:t>例</w:t>
+      </w:r>
+      <w:r>
+        <w:rPr>
+          <w:rFonts w:hint="eastAsia" w:ascii="Times New Roman" w:hAnsi="Times New Roman" w:eastAsia="Times New Roman" w:cs="Times New Roman"/>
+        </w:rPr>
+        <w:t>6</w:t>
+      </w:r>
     </w:p>
     <w:p>
       <w:pPr>
@@ -1506,82 +1777,223 @@
       </w:pPr>
       <w:r>
         <w:rPr>
-          <w:rFonts w:hint="eastAsia" w:ascii="Times New Roman" w:hAnsi="Times New Roman" w:eastAsia="FangSong" w:cs="Times New Roman"/>
+          <w:rFonts w:ascii="Times New Roman" w:hAnsi="Times New Roman" w:eastAsia="Times New Roman" w:cs="Times New Roman"/>
           <w:b/>
           <w:bCs/>
         </w:rPr>
-        <w:t xml:space="preserve">卤化物沉淀</w:t>
-      </w:r>
-      <w:r>
-        <w:rPr>
-          <w:rFonts w:ascii="Times New Roman" w:hAnsi="Times New Roman" w:eastAsia="Times New Roman" w:cs="Times New Roman"/>
+        <w:t xml:space="preserve">F </w:t>
+      </w:r>
+      <w:r>
+        <w:rPr>
+          <w:rFonts w:hint="eastAsia" w:ascii="Times New Roman" w:hAnsi="Times New Roman" w:eastAsia="FangSong" w:cs="Times New Roman"/>
           <w:b/>
           <w:bCs/>
         </w:rPr>
+        <w:t xml:space="preserve">元素二元化合物试算</w:t>
+      </w:r>
+    </w:p>
+    <w:p>
+      <w:pPr>
+        <w:pStyle w:val="BodyText"/>
+      </w:pPr>
+      <w:r>
+        <w:rPr>
+          <w:rFonts w:hint="eastAsia" w:ascii="Times New Roman" w:hAnsi="Times New Roman" w:eastAsia="FangSong" w:cs="Times New Roman"/>
+        </w:rPr>
+        <w:t xml:space="preserve">元素</w:t>
+      </w:r>
+      <w:r>
+        <w:rPr>
+          <w:rFonts w:ascii="Times New Roman" w:hAnsi="Times New Roman" w:eastAsia="Times New Roman" w:cs="Times New Roman"/>
+        </w:rPr>
         <w:t xml:space="preserve"> X </w:t>
       </w:r>
       <w:r>
         <w:rPr>
           <w:rFonts w:hint="eastAsia" w:ascii="Times New Roman" w:hAnsi="Times New Roman" w:eastAsia="FangSong" w:cs="Times New Roman"/>
-          <w:b/>
-          <w:bCs/>
-        </w:rPr>
-        <w:t xml:space="preserve">的确定</w:t>
-      </w:r>
-    </w:p>
-    <w:p>
-      <w:pPr>
-        <w:pStyle w:val="BodyText"/>
-      </w:pPr>
-      <w:r>
-        <w:rPr>
-          <w:rFonts w:ascii="Times New Roman" w:hAnsi="Times New Roman" w:eastAsia="Times New Roman" w:cs="Times New Roman"/>
-        </w:rPr>
-        <w:t>5 mL Ag</w:t>
-      </w:r>
-      <w:r>
-        <w:rPr>
-          <w:rFonts w:ascii="Times New Roman" w:hAnsi="Times New Roman" w:eastAsia="Times New Roman" w:cs="Times New Roman"/>
+        </w:rPr>
+        <w:t xml:space="preserve">能分别和</w:t>
+      </w:r>
+      <w:r>
+        <w:rPr>
+          <w:rFonts w:ascii="Times New Roman" w:hAnsi="Times New Roman" w:eastAsia="Times New Roman" w:cs="Times New Roman"/>
+        </w:rPr>
+        <w:t xml:space="preserve"> B、N </w:t>
+      </w:r>
+      <w:r>
+        <w:rPr>
+          <w:rFonts w:hint="eastAsia" w:ascii="Times New Roman" w:hAnsi="Times New Roman" w:eastAsia="FangSong" w:cs="Times New Roman"/>
+        </w:rPr>
+        <w:t xml:space="preserve">及</w:t>
+      </w:r>
+      <w:r>
+        <w:rPr>
+          <w:rFonts w:ascii="Times New Roman" w:hAnsi="Times New Roman" w:eastAsia="Times New Roman" w:cs="Times New Roman"/>
+        </w:rPr>
+        <w:t xml:space="preserve"> O </w:t>
+      </w:r>
+      <w:r>
+        <w:rPr>
+          <w:rFonts w:hint="eastAsia" w:ascii="Times New Roman" w:hAnsi="Times New Roman" w:eastAsia="FangSong" w:cs="Times New Roman"/>
+        </w:rPr>
+        <w:t>形成二元化合物</w:t>
+      </w:r>
+      <w:r>
+        <w:rPr>
+          <w:rFonts w:hint="eastAsia" w:ascii="Times New Roman" w:hAnsi="Times New Roman" w:eastAsia="Times New Roman" w:cs="Times New Roman"/>
+        </w:rPr>
+        <w:t>。</w:t>
+      </w:r>
+      <w:r>
+        <w:rPr>
+          <w:rFonts w:hint="eastAsia" w:ascii="Times New Roman" w:hAnsi="Times New Roman" w:eastAsia="FangSong" w:cs="Times New Roman"/>
+        </w:rPr>
+        <w:t>在二元化合物中</w:t>
+      </w:r>
+      <w:r>
+        <w:rPr>
+          <w:rFonts w:ascii="Times New Roman" w:hAnsi="Times New Roman" w:eastAsia="Times New Roman" w:cs="Times New Roman"/>
+        </w:rPr>
+        <w:t xml:space="preserve"> B </w:t>
+      </w:r>
+      <w:r>
+        <w:rPr>
+          <w:rFonts w:hint="eastAsia" w:ascii="Times New Roman" w:hAnsi="Times New Roman" w:eastAsia="FangSong" w:cs="Times New Roman"/>
+        </w:rPr>
+        <w:t xml:space="preserve">占</w:t>
+      </w:r>
+      <w:r>
+        <w:rPr>
+          <w:rFonts w:ascii="Times New Roman" w:hAnsi="Times New Roman" w:eastAsia="Times New Roman" w:cs="Times New Roman"/>
+        </w:rPr>
+        <w:t xml:space="preserve"> </w:t>
+      </w:r>
+      <w:r>
+        <w:rPr>
+          <w:rFonts w:hint="eastAsia" w:ascii="Times New Roman" w:hAnsi="Times New Roman" w:eastAsia="Times New Roman" w:cs="Times New Roman"/>
+        </w:rPr>
+        <w:t xml:space="preserve">16.2%，N</w:t>
+      </w:r>
+      <w:r>
+        <w:rPr>
+          <w:rFonts w:ascii="Times New Roman" w:hAnsi="Times New Roman" w:eastAsia="Times New Roman" w:cs="Times New Roman"/>
+        </w:rPr>
+        <w:t xml:space="preserve"> </w:t>
+      </w:r>
+      <w:r>
+        <w:rPr>
+          <w:rFonts w:hint="eastAsia" w:ascii="Times New Roman" w:hAnsi="Times New Roman" w:eastAsia="FangSong" w:cs="Times New Roman"/>
+        </w:rPr>
+        <w:t xml:space="preserve">占</w:t>
+      </w:r>
+      <w:r>
+        <w:rPr>
+          <w:rFonts w:ascii="Times New Roman" w:hAnsi="Times New Roman" w:eastAsia="Times New Roman" w:cs="Times New Roman"/>
+        </w:rPr>
+        <w:t xml:space="preserve"> </w:t>
+      </w:r>
+      <w:r>
+        <w:rPr>
+          <w:rFonts w:hint="eastAsia" w:ascii="Times New Roman" w:hAnsi="Times New Roman" w:eastAsia="Times New Roman" w:cs="Times New Roman"/>
+        </w:rPr>
+        <w:t xml:space="preserve">19.7%，O</w:t>
+      </w:r>
+      <w:r>
+        <w:rPr>
+          <w:rFonts w:ascii="Times New Roman" w:hAnsi="Times New Roman" w:eastAsia="Times New Roman" w:cs="Times New Roman"/>
+        </w:rPr>
+        <w:t xml:space="preserve"> </w:t>
+      </w:r>
+      <w:r>
+        <w:rPr>
+          <w:rFonts w:hint="eastAsia" w:ascii="Times New Roman" w:hAnsi="Times New Roman" w:eastAsia="FangSong" w:cs="Times New Roman"/>
+        </w:rPr>
+        <w:t xml:space="preserve">占</w:t>
+      </w:r>
+      <w:r>
+        <w:rPr>
+          <w:rFonts w:ascii="Times New Roman" w:hAnsi="Times New Roman" w:eastAsia="Times New Roman" w:cs="Times New Roman"/>
+        </w:rPr>
+        <w:t xml:space="preserve"> </w:t>
+      </w:r>
+      <w:r>
+        <w:rPr>
+          <w:rFonts w:hint="eastAsia" w:ascii="Times New Roman" w:hAnsi="Times New Roman" w:eastAsia="Times New Roman" w:cs="Times New Roman"/>
+        </w:rPr>
+        <w:t>29.7%。</w:t>
+      </w:r>
+      <w:r>
+        <w:rPr>
+          <w:rFonts w:hint="eastAsia" w:ascii="Times New Roman" w:hAnsi="Times New Roman" w:eastAsia="FangSong" w:cs="Times New Roman"/>
+        </w:rPr>
+        <w:t>其摩尔质量分别为</w:t>
+      </w:r>
+      <w:r>
+        <w:rPr>
+          <w:rFonts w:ascii="Times New Roman" w:hAnsi="Times New Roman" w:eastAsia="Times New Roman" w:cs="Times New Roman"/>
+        </w:rPr>
+        <w:t xml:space="preserve"> 54、68、71 </w:t>
+      </w:r>
+      <w:r>
+        <w:rPr>
+          <w:rFonts w:hint="eastAsia" w:ascii="Times New Roman" w:hAnsi="Times New Roman" w:eastAsia="Times New Roman" w:cs="Times New Roman"/>
+        </w:rPr>
+        <w:t>g·mol</w:t>
+      </w:r>
+      <w:r>
+        <w:rPr>
+          <w:rFonts w:hint="eastAsia" w:ascii="Times New Roman" w:hAnsi="Times New Roman" w:eastAsia="Times New Roman" w:cs="Times New Roman"/>
           <w:vertAlign w:val="superscript"/>
         </w:rPr>
-        <w:t>+</w:t>
-      </w:r>
-      <w:r>
-        <w:rPr>
-          <w:rFonts w:ascii="Times New Roman" w:hAnsi="Times New Roman" w:eastAsia="Times New Roman" w:cs="Times New Roman"/>
-        </w:rPr>
-        <w:t xml:space="preserve"> </w:t>
-      </w:r>
-      <w:r>
-        <w:rPr>
-          <w:rFonts w:hint="eastAsia" w:ascii="Times New Roman" w:hAnsi="Times New Roman" w:eastAsia="FangSong" w:cs="Times New Roman"/>
-        </w:rPr>
-        <w:t xml:space="preserve">浓度为</w:t>
-      </w:r>
-      <w:r>
-        <w:rPr>
-          <w:rFonts w:ascii="Times New Roman" w:hAnsi="Times New Roman" w:eastAsia="Times New Roman" w:cs="Times New Roman"/>
-        </w:rPr>
-        <w:t xml:space="preserve"> 0.1 mol·L</w:t>
-      </w:r>
-      <w:r>
-        <w:rPr>
-          <w:rFonts w:ascii="Times New Roman" w:hAnsi="Times New Roman" w:eastAsia="Times New Roman" w:cs="Times New Roman"/>
-          <w:vertAlign w:val="superscript"/>
-        </w:rPr>
         <w:t>-1</w:t>
       </w:r>
       <w:r>
         <w:rPr>
-          <w:rFonts w:ascii="Times New Roman" w:hAnsi="Times New Roman" w:eastAsia="Times New Roman" w:cs="Times New Roman"/>
-        </w:rPr>
-        <w:t xml:space="preserve"> </w:t>
-      </w:r>
-      <w:r>
-        <w:rPr>
-          <w:rFonts w:hint="eastAsia" w:ascii="Times New Roman" w:hAnsi="Times New Roman" w:eastAsia="FangSong" w:cs="Times New Roman"/>
-        </w:rPr>
-        <w:t>的溶液与等物质的量的碱金属盐反应</w:t>
+          <w:rFonts w:hint="eastAsia" w:ascii="Times New Roman" w:hAnsi="Times New Roman" w:eastAsia="Times New Roman" w:cs="Times New Roman"/>
+        </w:rPr>
+        <w:t>（</w:t>
+      </w:r>
+      <w:r>
+        <w:rPr>
+          <w:rFonts w:hint="eastAsia" w:ascii="Times New Roman" w:hAnsi="Times New Roman" w:eastAsia="FangSong" w:cs="Times New Roman"/>
+        </w:rPr>
+        <w:t>未按顺序</w:t>
+      </w:r>
+      <w:r>
+        <w:rPr>
+          <w:rFonts w:hint="eastAsia" w:ascii="Times New Roman" w:hAnsi="Times New Roman" w:eastAsia="Times New Roman" w:cs="Times New Roman"/>
+        </w:rPr>
+        <w:t>）。</w:t>
+      </w:r>
+      <w:r>
+        <w:rPr>
+          <w:rFonts w:hint="eastAsia" w:ascii="Times New Roman" w:hAnsi="Times New Roman" w:eastAsia="FangSong" w:cs="Times New Roman"/>
+        </w:rPr>
+        <w:t>在各未知物具体摩尔质量下能否知道</w:t>
+      </w:r>
+      <w:r>
+        <w:rPr>
+          <w:rFonts w:ascii="Times New Roman" w:hAnsi="Times New Roman" w:eastAsia="Times New Roman" w:cs="Times New Roman"/>
+        </w:rPr>
+        <w:t xml:space="preserve"> X </w:t>
+      </w:r>
+      <w:r>
+        <w:rPr>
+          <w:rFonts w:hint="eastAsia" w:ascii="Times New Roman" w:hAnsi="Times New Roman" w:eastAsia="FangSong" w:cs="Times New Roman"/>
+        </w:rPr>
+        <w:t>为何种元素</w:t>
+      </w:r>
+      <w:r>
+        <w:rPr>
+          <w:rFonts w:hint="eastAsia" w:ascii="Times New Roman" w:hAnsi="Times New Roman" w:eastAsia="Times New Roman" w:cs="Times New Roman"/>
+        </w:rPr>
+        <w:t>？</w:t>
+      </w:r>
+      <w:r>
+        <w:rPr>
+          <w:rFonts w:hint="eastAsia" w:ascii="Times New Roman" w:hAnsi="Times New Roman" w:eastAsia="FangSong" w:cs="Times New Roman"/>
+        </w:rPr>
+        <w:t>若能</w:t>
       </w:r>
       <w:r>
         <w:rPr>
@@ -1593,31 +2005,7 @@
         <w:rPr>
           <w:rFonts w:hint="eastAsia" w:ascii="Times New Roman" w:hAnsi="Times New Roman" w:eastAsia="FangSong" w:cs="Times New Roman"/>
         </w:rPr>
-        <w:t>待卤化物沉淀后过滤</w:t>
-      </w:r>
-      <w:r>
-        <w:rPr>
-          <w:rFonts w:hint="eastAsia" w:ascii="Times New Roman" w:hAnsi="Times New Roman" w:eastAsia="Times New Roman" w:cs="Times New Roman"/>
-        </w:rPr>
-        <w:t>，</w:t>
-      </w:r>
-      <w:r>
-        <w:rPr>
-          <w:rFonts w:hint="eastAsia" w:ascii="Times New Roman" w:hAnsi="Times New Roman" w:eastAsia="FangSong" w:cs="Times New Roman"/>
-        </w:rPr>
-        <w:t>干燥</w:t>
-      </w:r>
-      <w:r>
-        <w:rPr>
-          <w:rFonts w:hint="eastAsia" w:ascii="Times New Roman" w:hAnsi="Times New Roman" w:eastAsia="Times New Roman" w:cs="Times New Roman"/>
-        </w:rPr>
-        <w:t>，</w:t>
-      </w:r>
-      <w:r>
-        <w:rPr>
-          <w:rFonts w:hint="eastAsia" w:ascii="Times New Roman" w:hAnsi="Times New Roman" w:eastAsia="FangSong" w:cs="Times New Roman"/>
-        </w:rPr>
-        <w:t>得沉淀</w:t>
+        <w:t>请确定</w:t>
       </w:r>
       <w:r>
         <w:rPr>
@@ -1629,37 +2017,7 @@
         <w:rPr>
           <w:rFonts w:hint="eastAsia" w:ascii="Times New Roman" w:hAnsi="Times New Roman" w:eastAsia="FangSong" w:cs="Times New Roman"/>
         </w:rPr>
-        <w:t xml:space="preserve">为</w:t>
-      </w:r>
-      <w:r>
-        <w:rPr>
-          <w:rFonts w:ascii="Times New Roman" w:hAnsi="Times New Roman" w:eastAsia="Times New Roman" w:cs="Times New Roman"/>
-        </w:rPr>
-        <w:t xml:space="preserve"> 0.01297 </w:t>
-      </w:r>
-      <w:r>
-        <w:rPr>
-          <w:rFonts w:hint="eastAsia" w:ascii="Times New Roman" w:hAnsi="Times New Roman" w:eastAsia="Times New Roman" w:cs="Times New Roman"/>
-        </w:rPr>
-        <w:t>g。</w:t>
-      </w:r>
-      <w:r>
-        <w:rPr>
-          <w:rFonts w:hint="eastAsia" w:ascii="Times New Roman" w:hAnsi="Times New Roman" w:eastAsia="FangSong" w:cs="Times New Roman"/>
-        </w:rPr>
-        <w:t>请确定</w:t>
-      </w:r>
-      <w:r>
-        <w:rPr>
-          <w:rFonts w:ascii="Times New Roman" w:hAnsi="Times New Roman" w:eastAsia="Times New Roman" w:cs="Times New Roman"/>
-        </w:rPr>
-        <w:t xml:space="preserve"> X </w:t>
-      </w:r>
-      <w:r>
-        <w:rPr>
-          <w:rFonts w:hint="eastAsia" w:ascii="Times New Roman" w:hAnsi="Times New Roman" w:eastAsia="FangSong" w:cs="Times New Roman"/>
-        </w:rPr>
-        <w:t>及写出有关离子方程式</w:t>
+        <w:t>并给出各物的分子式</w:t>
       </w:r>
       <w:r>
         <w:rPr>
@@ -1668,363 +2026,30 @@
         <w:t>。</w:t>
       </w:r>
     </w:p>
-    <w:bookmarkEnd w:id="15"/>
-    <w:bookmarkStart w:id="16" w:name="第-4-题"/>
-    <w:p>
-      <w:pPr>
-        <w:pStyle w:val="Heading2"/>
-        <w:spacing w:before="280" w:after="120"/>
-      </w:pPr>
-      <w:r>
-        <w:rPr>
-          <w:rFonts w:hint="eastAsia" w:ascii="Times New Roman" w:hAnsi="Times New Roman" w:eastAsia="SimHei" w:cs="Times New Roman"/>
-        </w:rPr>
-        <w:t xml:space="preserve">第</w:t>
-      </w:r>
-      <w:r>
-        <w:rPr>
-          <w:rFonts w:ascii="Times New Roman" w:hAnsi="Times New Roman" w:eastAsia="Times New Roman" w:cs="Times New Roman"/>
-        </w:rPr>
-        <w:t xml:space="preserve"> 4 </w:t>
-      </w:r>
-      <w:r>
-        <w:rPr>
-          <w:rFonts w:hint="eastAsia" w:ascii="Times New Roman" w:hAnsi="Times New Roman" w:eastAsia="SimHei" w:cs="Times New Roman"/>
-        </w:rPr>
-        <w:t xml:space="preserve">题</w:t>
-      </w:r>
-    </w:p>
-    <w:p>
-      <w:pPr>
-        <w:pStyle w:val="BlockText"/>
-      </w:pPr>
-      <w:r>
-        <w:rPr>
-          <w:rFonts w:hint="eastAsia" w:ascii="Times New Roman" w:hAnsi="Times New Roman" w:eastAsia="FangSong" w:cs="Times New Roman"/>
-        </w:rPr>
-        <w:t>来源</w:t>
-      </w:r>
-      <w:r>
-        <w:rPr>
-          <w:rFonts w:hint="eastAsia" w:ascii="Times New Roman" w:hAnsi="Times New Roman" w:eastAsia="Times New Roman" w:cs="Times New Roman"/>
-        </w:rPr>
-        <w:t>：</w:t>
-      </w:r>
-      <w:r>
-        <w:rPr>
-          <w:rFonts w:hint="eastAsia" w:ascii="Times New Roman" w:hAnsi="Times New Roman" w:eastAsia="FangSong" w:cs="Times New Roman"/>
-        </w:rPr>
-        <w:t>高中化学竞赛教程第一分册</w:t>
-      </w:r>
-      <w:r>
-        <w:rPr>
-          <w:rFonts w:ascii="Times New Roman" w:hAnsi="Times New Roman" w:eastAsia="Times New Roman" w:cs="Times New Roman"/>
-        </w:rPr>
-        <w:t xml:space="preserve"> </w:t>
-      </w:r>
-      <w:r>
-        <w:rPr>
-          <w:rFonts w:hint="eastAsia" w:ascii="Times New Roman" w:hAnsi="Times New Roman" w:eastAsia="FangSong" w:cs="Times New Roman"/>
-        </w:rPr>
-        <w:t>第</w:t>
-      </w:r>
-      <w:r>
-        <w:rPr>
-          <w:rFonts w:hint="eastAsia" w:ascii="Times New Roman" w:hAnsi="Times New Roman" w:eastAsia="Times New Roman" w:cs="Times New Roman"/>
-        </w:rPr>
-        <w:t>1</w:t>
-      </w:r>
-      <w:r>
-        <w:rPr>
-          <w:rFonts w:hint="eastAsia" w:ascii="Times New Roman" w:hAnsi="Times New Roman" w:eastAsia="FangSong" w:cs="Times New Roman"/>
-        </w:rPr>
-        <w:t>讲</w:t>
-      </w:r>
-      <w:r>
-        <w:rPr>
-          <w:rFonts w:hint="eastAsia" w:ascii="Times New Roman" w:hAnsi="Times New Roman" w:eastAsia="Times New Roman" w:cs="Times New Roman"/>
-        </w:rPr>
-        <w:t>【</w:t>
-      </w:r>
-      <w:r>
-        <w:rPr>
-          <w:rFonts w:hint="eastAsia" w:ascii="Times New Roman" w:hAnsi="Times New Roman" w:eastAsia="FangSong" w:cs="Times New Roman"/>
-        </w:rPr>
-        <w:t>竞赛对接</w:t>
-      </w:r>
-      <w:r>
-        <w:rPr>
-          <w:rFonts w:hint="eastAsia" w:ascii="Times New Roman" w:hAnsi="Times New Roman" w:eastAsia="Times New Roman" w:cs="Times New Roman"/>
-        </w:rPr>
-        <w:t>】</w:t>
-      </w:r>
-      <w:r>
-        <w:rPr>
-          <w:rFonts w:hint="eastAsia" w:ascii="Times New Roman" w:hAnsi="Times New Roman" w:eastAsia="FangSong" w:cs="Times New Roman"/>
-        </w:rPr>
-        <w:t>例</w:t>
-      </w:r>
-      <w:r>
-        <w:rPr>
-          <w:rFonts w:hint="eastAsia" w:ascii="Times New Roman" w:hAnsi="Times New Roman" w:eastAsia="Times New Roman" w:cs="Times New Roman"/>
-        </w:rPr>
-        <w:t>6</w:t>
-      </w:r>
-    </w:p>
-    <w:p>
-      <w:pPr>
-        <w:pStyle w:val="FirstParagraph"/>
-      </w:pPr>
-      <w:r>
-        <w:rPr>
-          <w:rFonts w:ascii="Times New Roman" w:hAnsi="Times New Roman" w:eastAsia="Times New Roman" w:cs="Times New Roman"/>
-          <w:b/>
-          <w:bCs/>
-        </w:rPr>
-        <w:t xml:space="preserve">F </w:t>
-      </w:r>
-      <w:r>
-        <w:rPr>
-          <w:rFonts w:hint="eastAsia" w:ascii="Times New Roman" w:hAnsi="Times New Roman" w:eastAsia="FangSong" w:cs="Times New Roman"/>
-          <w:b/>
-          <w:bCs/>
-        </w:rPr>
-        <w:t xml:space="preserve">元素二元化合物试算</w:t>
-      </w:r>
-    </w:p>
-    <w:p>
-      <w:pPr>
-        <w:pStyle w:val="BodyText"/>
-      </w:pPr>
-      <w:r>
-        <w:rPr>
-          <w:rFonts w:hint="eastAsia" w:ascii="Times New Roman" w:hAnsi="Times New Roman" w:eastAsia="FangSong" w:cs="Times New Roman"/>
-        </w:rPr>
-        <w:t xml:space="preserve">元素</w:t>
-      </w:r>
-      <w:r>
-        <w:rPr>
-          <w:rFonts w:ascii="Times New Roman" w:hAnsi="Times New Roman" w:eastAsia="Times New Roman" w:cs="Times New Roman"/>
-        </w:rPr>
-        <w:t xml:space="preserve"> X </w:t>
-      </w:r>
-      <w:r>
-        <w:rPr>
-          <w:rFonts w:hint="eastAsia" w:ascii="Times New Roman" w:hAnsi="Times New Roman" w:eastAsia="FangSong" w:cs="Times New Roman"/>
-        </w:rPr>
-        <w:t xml:space="preserve">能分别和</w:t>
-      </w:r>
-      <w:r>
-        <w:rPr>
-          <w:rFonts w:ascii="Times New Roman" w:hAnsi="Times New Roman" w:eastAsia="Times New Roman" w:cs="Times New Roman"/>
-        </w:rPr>
-        <w:t xml:space="preserve"> B、N </w:t>
-      </w:r>
-      <w:r>
-        <w:rPr>
-          <w:rFonts w:hint="eastAsia" w:ascii="Times New Roman" w:hAnsi="Times New Roman" w:eastAsia="FangSong" w:cs="Times New Roman"/>
-        </w:rPr>
-        <w:t xml:space="preserve">及</w:t>
-      </w:r>
-      <w:r>
-        <w:rPr>
-          <w:rFonts w:ascii="Times New Roman" w:hAnsi="Times New Roman" w:eastAsia="Times New Roman" w:cs="Times New Roman"/>
-        </w:rPr>
-        <w:t xml:space="preserve"> O </w:t>
-      </w:r>
-      <w:r>
-        <w:rPr>
-          <w:rFonts w:hint="eastAsia" w:ascii="Times New Roman" w:hAnsi="Times New Roman" w:eastAsia="FangSong" w:cs="Times New Roman"/>
-        </w:rPr>
-        <w:t>形成二元化合物</w:t>
-      </w:r>
-      <w:r>
-        <w:rPr>
-          <w:rFonts w:hint="eastAsia" w:ascii="Times New Roman" w:hAnsi="Times New Roman" w:eastAsia="Times New Roman" w:cs="Times New Roman"/>
-        </w:rPr>
-        <w:t>。</w:t>
-      </w:r>
-      <w:r>
-        <w:rPr>
-          <w:rFonts w:hint="eastAsia" w:ascii="Times New Roman" w:hAnsi="Times New Roman" w:eastAsia="FangSong" w:cs="Times New Roman"/>
-        </w:rPr>
-        <w:t>在二元化合物中</w:t>
-      </w:r>
-      <w:r>
-        <w:rPr>
-          <w:rFonts w:ascii="Times New Roman" w:hAnsi="Times New Roman" w:eastAsia="Times New Roman" w:cs="Times New Roman"/>
-        </w:rPr>
-        <w:t xml:space="preserve"> B </w:t>
-      </w:r>
-      <w:r>
-        <w:rPr>
-          <w:rFonts w:hint="eastAsia" w:ascii="Times New Roman" w:hAnsi="Times New Roman" w:eastAsia="FangSong" w:cs="Times New Roman"/>
-        </w:rPr>
-        <w:t xml:space="preserve">占</w:t>
-      </w:r>
-      <w:r>
-        <w:rPr>
-          <w:rFonts w:ascii="Times New Roman" w:hAnsi="Times New Roman" w:eastAsia="Times New Roman" w:cs="Times New Roman"/>
-        </w:rPr>
-        <w:t xml:space="preserve"> </w:t>
-      </w:r>
-      <w:r>
-        <w:rPr>
-          <w:rFonts w:hint="eastAsia" w:ascii="Times New Roman" w:hAnsi="Times New Roman" w:eastAsia="Times New Roman" w:cs="Times New Roman"/>
-        </w:rPr>
-        <w:t xml:space="preserve">16.2%，N</w:t>
-      </w:r>
-      <w:r>
-        <w:rPr>
-          <w:rFonts w:ascii="Times New Roman" w:hAnsi="Times New Roman" w:eastAsia="Times New Roman" w:cs="Times New Roman"/>
-        </w:rPr>
-        <w:t xml:space="preserve"> </w:t>
-      </w:r>
-      <w:r>
-        <w:rPr>
-          <w:rFonts w:hint="eastAsia" w:ascii="Times New Roman" w:hAnsi="Times New Roman" w:eastAsia="FangSong" w:cs="Times New Roman"/>
-        </w:rPr>
-        <w:t xml:space="preserve">占</w:t>
-      </w:r>
-      <w:r>
-        <w:rPr>
-          <w:rFonts w:ascii="Times New Roman" w:hAnsi="Times New Roman" w:eastAsia="Times New Roman" w:cs="Times New Roman"/>
-        </w:rPr>
-        <w:t xml:space="preserve"> </w:t>
-      </w:r>
-      <w:r>
-        <w:rPr>
-          <w:rFonts w:hint="eastAsia" w:ascii="Times New Roman" w:hAnsi="Times New Roman" w:eastAsia="Times New Roman" w:cs="Times New Roman"/>
-        </w:rPr>
-        <w:t xml:space="preserve">19.7%，O</w:t>
-      </w:r>
-      <w:r>
-        <w:rPr>
-          <w:rFonts w:ascii="Times New Roman" w:hAnsi="Times New Roman" w:eastAsia="Times New Roman" w:cs="Times New Roman"/>
-        </w:rPr>
-        <w:t xml:space="preserve"> </w:t>
-      </w:r>
-      <w:r>
-        <w:rPr>
-          <w:rFonts w:hint="eastAsia" w:ascii="Times New Roman" w:hAnsi="Times New Roman" w:eastAsia="FangSong" w:cs="Times New Roman"/>
-        </w:rPr>
-        <w:t xml:space="preserve">占</w:t>
-      </w:r>
-      <w:r>
-        <w:rPr>
-          <w:rFonts w:ascii="Times New Roman" w:hAnsi="Times New Roman" w:eastAsia="Times New Roman" w:cs="Times New Roman"/>
-        </w:rPr>
-        <w:t xml:space="preserve"> </w:t>
-      </w:r>
-      <w:r>
-        <w:rPr>
-          <w:rFonts w:hint="eastAsia" w:ascii="Times New Roman" w:hAnsi="Times New Roman" w:eastAsia="Times New Roman" w:cs="Times New Roman"/>
-        </w:rPr>
-        <w:t>29.7%。</w:t>
-      </w:r>
-      <w:r>
-        <w:rPr>
-          <w:rFonts w:hint="eastAsia" w:ascii="Times New Roman" w:hAnsi="Times New Roman" w:eastAsia="FangSong" w:cs="Times New Roman"/>
-        </w:rPr>
-        <w:t>其摩尔质量分别为</w:t>
-      </w:r>
-      <w:r>
-        <w:rPr>
-          <w:rFonts w:ascii="Times New Roman" w:hAnsi="Times New Roman" w:eastAsia="Times New Roman" w:cs="Times New Roman"/>
-        </w:rPr>
-        <w:t xml:space="preserve"> 54、68、71 </w:t>
-      </w:r>
-      <w:r>
-        <w:rPr>
-          <w:rFonts w:hint="eastAsia" w:ascii="Times New Roman" w:hAnsi="Times New Roman" w:eastAsia="Times New Roman" w:cs="Times New Roman"/>
-        </w:rPr>
-        <w:t>g·mol</w:t>
-      </w:r>
-      <w:r>
-        <w:rPr>
-          <w:rFonts w:hint="eastAsia" w:ascii="Times New Roman" w:hAnsi="Times New Roman" w:eastAsia="Times New Roman" w:cs="Times New Roman"/>
-          <w:vertAlign w:val="superscript"/>
-        </w:rPr>
-        <w:t>-1</w:t>
-      </w:r>
-      <w:r>
-        <w:rPr>
-          <w:rFonts w:hint="eastAsia" w:ascii="Times New Roman" w:hAnsi="Times New Roman" w:eastAsia="Times New Roman" w:cs="Times New Roman"/>
-        </w:rPr>
-        <w:t>（</w:t>
-      </w:r>
-      <w:r>
-        <w:rPr>
-          <w:rFonts w:hint="eastAsia" w:ascii="Times New Roman" w:hAnsi="Times New Roman" w:eastAsia="FangSong" w:cs="Times New Roman"/>
-        </w:rPr>
-        <w:t>未按顺序</w:t>
-      </w:r>
-      <w:r>
-        <w:rPr>
-          <w:rFonts w:hint="eastAsia" w:ascii="Times New Roman" w:hAnsi="Times New Roman" w:eastAsia="Times New Roman" w:cs="Times New Roman"/>
-        </w:rPr>
-        <w:t>）。</w:t>
-      </w:r>
-      <w:r>
-        <w:rPr>
-          <w:rFonts w:hint="eastAsia" w:ascii="Times New Roman" w:hAnsi="Times New Roman" w:eastAsia="FangSong" w:cs="Times New Roman"/>
-        </w:rPr>
-        <w:t>在各未知物具体摩尔质量下能否知道</w:t>
-      </w:r>
-      <w:r>
-        <w:rPr>
-          <w:rFonts w:ascii="Times New Roman" w:hAnsi="Times New Roman" w:eastAsia="Times New Roman" w:cs="Times New Roman"/>
-        </w:rPr>
-        <w:t xml:space="preserve"> X </w:t>
-      </w:r>
-      <w:r>
-        <w:rPr>
-          <w:rFonts w:hint="eastAsia" w:ascii="Times New Roman" w:hAnsi="Times New Roman" w:eastAsia="FangSong" w:cs="Times New Roman"/>
-        </w:rPr>
-        <w:t>为何种元素</w:t>
-      </w:r>
-      <w:r>
-        <w:rPr>
-          <w:rFonts w:hint="eastAsia" w:ascii="Times New Roman" w:hAnsi="Times New Roman" w:eastAsia="Times New Roman" w:cs="Times New Roman"/>
-        </w:rPr>
-        <w:t>？</w:t>
-      </w:r>
-      <w:r>
-        <w:rPr>
-          <w:rFonts w:hint="eastAsia" w:ascii="Times New Roman" w:hAnsi="Times New Roman" w:eastAsia="FangSong" w:cs="Times New Roman"/>
-        </w:rPr>
-        <w:t>若能</w:t>
-      </w:r>
-      <w:r>
-        <w:rPr>
-          <w:rFonts w:hint="eastAsia" w:ascii="Times New Roman" w:hAnsi="Times New Roman" w:eastAsia="Times New Roman" w:cs="Times New Roman"/>
-        </w:rPr>
-        <w:t>，</w:t>
-      </w:r>
-      <w:r>
-        <w:rPr>
-          <w:rFonts w:hint="eastAsia" w:ascii="Times New Roman" w:hAnsi="Times New Roman" w:eastAsia="FangSong" w:cs="Times New Roman"/>
-        </w:rPr>
-        <w:t>请确定</w:t>
-      </w:r>
-      <w:r>
-        <w:rPr>
-          <w:rFonts w:ascii="Times New Roman" w:hAnsi="Times New Roman" w:eastAsia="Times New Roman" w:cs="Times New Roman"/>
-        </w:rPr>
-        <w:t xml:space="preserve"> X </w:t>
-      </w:r>
-      <w:r>
-        <w:rPr>
-          <w:rFonts w:hint="eastAsia" w:ascii="Times New Roman" w:hAnsi="Times New Roman" w:eastAsia="FangSong" w:cs="Times New Roman"/>
-        </w:rPr>
-        <w:t>并给出各物的分子式</w:t>
-      </w:r>
-      <w:r>
-        <w:rPr>
-          <w:rFonts w:hint="eastAsia" w:ascii="Times New Roman" w:hAnsi="Times New Roman" w:eastAsia="Times New Roman" w:cs="Times New Roman"/>
-        </w:rPr>
-        <w:t>。</w:t>
-      </w:r>
+    <w:p>
+      <w:pPr>
+        <w:spacing w:before="0" w:after="0"/>
+      </w:pPr>
+    </w:p>
+    <w:p>
+      <w:pPr>
+        <w:spacing w:before="0" w:after="0"/>
+      </w:pPr>
+    </w:p>
+    <w:p>
+      <w:pPr>
+        <w:spacing w:before="0" w:after="0"/>
+      </w:pPr>
+    </w:p>
+    <w:p>
+      <w:pPr>
+        <w:spacing w:before="0" w:after="0"/>
+      </w:pPr>
+    </w:p>
+    <w:p>
+      <w:pPr>
+        <w:spacing w:before="0" w:after="0"/>
+      </w:pPr>
     </w:p>
     <w:bookmarkEnd w:id="16"/>
     <w:bookmarkStart w:id="17" w:name="第-5-题"/>
@@ -3664,6 +3689,46 @@
         <w:t>。</w:t>
       </w:r>
     </w:p>
+    <w:p>
+      <w:pPr>
+        <w:spacing w:before="0" w:after="0"/>
+      </w:pPr>
+    </w:p>
+    <w:p>
+      <w:pPr>
+        <w:spacing w:before="0" w:after="0"/>
+      </w:pPr>
+    </w:p>
+    <w:p>
+      <w:pPr>
+        <w:spacing w:before="0" w:after="0"/>
+      </w:pPr>
+    </w:p>
+    <w:p>
+      <w:pPr>
+        <w:spacing w:before="0" w:after="0"/>
+      </w:pPr>
+    </w:p>
+    <w:p>
+      <w:pPr>
+        <w:spacing w:before="0" w:after="0"/>
+      </w:pPr>
+    </w:p>
+    <w:p>
+      <w:pPr>
+        <w:spacing w:before="0" w:after="0"/>
+      </w:pPr>
+    </w:p>
+    <w:p>
+      <w:pPr>
+        <w:spacing w:before="0" w:after="0"/>
+      </w:pPr>
+    </w:p>
+    <w:p>
+      <w:pPr>
+        <w:spacing w:before="0" w:after="0"/>
+      </w:pPr>
+    </w:p>
     <w:bookmarkEnd w:id="17"/>
     <w:bookmarkStart w:id="18" w:name="第-6-题"/>
     <w:p>
@@ -3993,6 +4058,46 @@
         </w:rPr>
         <w:t>）</w:t>
       </w:r>
+    </w:p>
+    <w:p>
+      <w:pPr>
+        <w:spacing w:before="0" w:after="0"/>
+      </w:pPr>
+    </w:p>
+    <w:p>
+      <w:pPr>
+        <w:spacing w:before="0" w:after="0"/>
+      </w:pPr>
+    </w:p>
+    <w:p>
+      <w:pPr>
+        <w:spacing w:before="0" w:after="0"/>
+      </w:pPr>
+    </w:p>
+    <w:p>
+      <w:pPr>
+        <w:spacing w:before="0" w:after="0"/>
+      </w:pPr>
+    </w:p>
+    <w:p>
+      <w:pPr>
+        <w:spacing w:before="0" w:after="0"/>
+      </w:pPr>
+    </w:p>
+    <w:p>
+      <w:pPr>
+        <w:spacing w:before="0" w:after="0"/>
+      </w:pPr>
+    </w:p>
+    <w:p>
+      <w:pPr>
+        <w:spacing w:before="0" w:after="0"/>
+      </w:pPr>
+    </w:p>
+    <w:p>
+      <w:pPr>
+        <w:spacing w:before="0" w:after="0"/>
+      </w:pPr>
     </w:p>
     <w:bookmarkEnd w:id="18"/>
     <w:bookmarkStart w:id="19" w:name="第-7-题"/>
@@ -4351,6 +4456,31 @@
         <w:t>。）</w:t>
       </w:r>
     </w:p>
+    <w:p>
+      <w:pPr>
+        <w:spacing w:before="0" w:after="0"/>
+      </w:pPr>
+    </w:p>
+    <w:p>
+      <w:pPr>
+        <w:spacing w:before="0" w:after="0"/>
+      </w:pPr>
+    </w:p>
+    <w:p>
+      <w:pPr>
+        <w:spacing w:before="0" w:after="0"/>
+      </w:pPr>
+    </w:p>
+    <w:p>
+      <w:pPr>
+        <w:spacing w:before="0" w:after="0"/>
+      </w:pPr>
+    </w:p>
+    <w:p>
+      <w:pPr>
+        <w:spacing w:before="0" w:after="0"/>
+      </w:pPr>
+    </w:p>
     <w:bookmarkEnd w:id="19"/>
     <w:bookmarkStart w:id="23" w:name="第-8-题"/>
     <w:p>
@@ -5103,7 +5233,7 @@
         </w:rPr>
         <w:drawing>
           <wp:inline>
-            <wp:extent cx="3240000" cy="3452275"/>
+            <wp:extent cx="3240000" cy="3318207"/>
             <wp:effectExtent b="0" l="0" r="0" t="0"/>
             <wp:docPr descr="" title="" id="21" name="Picture"/>
             <a:graphic>
@@ -5124,7 +5254,7 @@
                   <pic:spPr bwMode="auto">
                     <a:xfrm>
                       <a:off x="0" y="0"/>
-                      <a:ext cx="3240000" cy="3452275"/>
+                      <a:ext cx="3240000" cy="3318207"/>
                     </a:xfrm>
                     <a:prstGeom prst="rect">
                       <a:avLst/>
@@ -5464,6 +5594,46 @@
         <w:t xml:space="preserve"> ____。</w:t>
       </w:r>
     </w:p>
+    <w:p>
+      <w:pPr>
+        <w:spacing w:before="0" w:after="0"/>
+      </w:pPr>
+    </w:p>
+    <w:p>
+      <w:pPr>
+        <w:spacing w:before="0" w:after="0"/>
+      </w:pPr>
+    </w:p>
+    <w:p>
+      <w:pPr>
+        <w:spacing w:before="0" w:after="0"/>
+      </w:pPr>
+    </w:p>
+    <w:p>
+      <w:pPr>
+        <w:spacing w:before="0" w:after="0"/>
+      </w:pPr>
+    </w:p>
+    <w:p>
+      <w:pPr>
+        <w:spacing w:before="0" w:after="0"/>
+      </w:pPr>
+    </w:p>
+    <w:p>
+      <w:pPr>
+        <w:spacing w:before="0" w:after="0"/>
+      </w:pPr>
+    </w:p>
+    <w:p>
+      <w:pPr>
+        <w:spacing w:before="0" w:after="0"/>
+      </w:pPr>
+    </w:p>
+    <w:p>
+      <w:pPr>
+        <w:spacing w:before="0" w:after="0"/>
+      </w:pPr>
+    </w:p>
     <w:bookmarkEnd w:id="23"/>
     <w:bookmarkStart w:id="24" w:name="第-9-题"/>
     <w:p>
@@ -6085,6 +6255,46 @@
         </w:rPr>
         <w:t>?</w:t>
       </w:r>
+    </w:p>
+    <w:p>
+      <w:pPr>
+        <w:spacing w:before="0" w:after="0"/>
+      </w:pPr>
+    </w:p>
+    <w:p>
+      <w:pPr>
+        <w:spacing w:before="0" w:after="0"/>
+      </w:pPr>
+    </w:p>
+    <w:p>
+      <w:pPr>
+        <w:spacing w:before="0" w:after="0"/>
+      </w:pPr>
+    </w:p>
+    <w:p>
+      <w:pPr>
+        <w:spacing w:before="0" w:after="0"/>
+      </w:pPr>
+    </w:p>
+    <w:p>
+      <w:pPr>
+        <w:spacing w:before="0" w:after="0"/>
+      </w:pPr>
+    </w:p>
+    <w:p>
+      <w:pPr>
+        <w:spacing w:before="0" w:after="0"/>
+      </w:pPr>
+    </w:p>
+    <w:p>
+      <w:pPr>
+        <w:spacing w:before="0" w:after="0"/>
+      </w:pPr>
+    </w:p>
+    <w:p>
+      <w:pPr>
+        <w:spacing w:before="0" w:after="0"/>
+      </w:pPr>
     </w:p>
     <w:bookmarkEnd w:id="24"/>
     <w:bookmarkStart w:id="25" w:name="第-10-题"/>
@@ -6927,6 +7137,46 @@
         <w:t>。</w:t>
       </w:r>
     </w:p>
+    <w:p>
+      <w:pPr>
+        <w:spacing w:before="0" w:after="0"/>
+      </w:pPr>
+    </w:p>
+    <w:p>
+      <w:pPr>
+        <w:spacing w:before="0" w:after="0"/>
+      </w:pPr>
+    </w:p>
+    <w:p>
+      <w:pPr>
+        <w:spacing w:before="0" w:after="0"/>
+      </w:pPr>
+    </w:p>
+    <w:p>
+      <w:pPr>
+        <w:spacing w:before="0" w:after="0"/>
+      </w:pPr>
+    </w:p>
+    <w:p>
+      <w:pPr>
+        <w:spacing w:before="0" w:after="0"/>
+      </w:pPr>
+    </w:p>
+    <w:p>
+      <w:pPr>
+        <w:spacing w:before="0" w:after="0"/>
+      </w:pPr>
+    </w:p>
+    <w:p>
+      <w:pPr>
+        <w:spacing w:before="0" w:after="0"/>
+      </w:pPr>
+    </w:p>
+    <w:p>
+      <w:pPr>
+        <w:spacing w:before="0" w:after="0"/>
+      </w:pPr>
+    </w:p>
     <w:bookmarkEnd w:id="25"/>
     <w:bookmarkStart w:id="26" w:name="第-11-题"/>
     <w:p>
@@ -8481,6 +8731,46 @@
         <w:t>）</w:t>
       </w:r>
     </w:p>
+    <w:p>
+      <w:pPr>
+        <w:spacing w:before="0" w:after="0"/>
+      </w:pPr>
+    </w:p>
+    <w:p>
+      <w:pPr>
+        <w:spacing w:before="0" w:after="0"/>
+      </w:pPr>
+    </w:p>
+    <w:p>
+      <w:pPr>
+        <w:spacing w:before="0" w:after="0"/>
+      </w:pPr>
+    </w:p>
+    <w:p>
+      <w:pPr>
+        <w:spacing w:before="0" w:after="0"/>
+      </w:pPr>
+    </w:p>
+    <w:p>
+      <w:pPr>
+        <w:spacing w:before="0" w:after="0"/>
+      </w:pPr>
+    </w:p>
+    <w:p>
+      <w:pPr>
+        <w:spacing w:before="0" w:after="0"/>
+      </w:pPr>
+    </w:p>
+    <w:p>
+      <w:pPr>
+        <w:spacing w:before="0" w:after="0"/>
+      </w:pPr>
+    </w:p>
+    <w:p>
+      <w:pPr>
+        <w:spacing w:before="0" w:after="0"/>
+      </w:pPr>
+    </w:p>
     <w:bookmarkEnd w:id="27"/>
     <w:bookmarkStart w:id="28" w:name="第-12-题"/>
     <w:p>
@@ -8588,6 +8878,21 @@
         <w:t xml:space="preserve">Li、Na、K、Rb、Cs</w:t>
       </w:r>
     </w:p>
+    <w:p>
+      <w:pPr>
+        <w:spacing w:before="0" w:after="0"/>
+      </w:pPr>
+    </w:p>
+    <w:p>
+      <w:pPr>
+        <w:spacing w:before="0" w:after="0"/>
+      </w:pPr>
+    </w:p>
+    <w:p>
+      <w:pPr>
+        <w:spacing w:before="0" w:after="0"/>
+      </w:pPr>
+    </w:p>
     <w:bookmarkEnd w:id="28"/>
     <w:bookmarkStart w:id="29" w:name="第-13-题"/>
     <w:p>
@@ -8721,6 +9026,21 @@
         </w:rPr>
         <w:t>。</w:t>
       </w:r>
+    </w:p>
+    <w:p>
+      <w:pPr>
+        <w:spacing w:before="0" w:after="0"/>
+      </w:pPr>
+    </w:p>
+    <w:p>
+      <w:pPr>
+        <w:spacing w:before="0" w:after="0"/>
+      </w:pPr>
+    </w:p>
+    <w:p>
+      <w:pPr>
+        <w:spacing w:before="0" w:after="0"/>
+      </w:pPr>
     </w:p>
     <w:bookmarkEnd w:id="29"/>
     <w:bookmarkStart w:id="30" w:name="第-14-题"/>
@@ -9477,6 +9797,16 @@
         <w:t xml:space="preserve">也是分子晶体</w:t>
       </w:r>
     </w:p>
+    <w:p>
+      <w:pPr>
+        <w:spacing w:before="0" w:after="0"/>
+      </w:pPr>
+    </w:p>
+    <w:p>
+      <w:pPr>
+        <w:spacing w:before="0" w:after="0"/>
+      </w:pPr>
+    </w:p>
     <w:bookmarkEnd w:id="30"/>
     <w:bookmarkStart w:id="31" w:name="第-15-题"/>
     <w:p>
@@ -9675,6 +10005,8 @@
     <w:p>
       <w:pPr>
         <w:pStyle w:val="FirstParagraph"/>
+        <w:ind w:left="480" w:hanging="480"/>
+        <w:spacing w:after="0"/>
       </w:pPr>
       <w:r>
         <w:rPr>
@@ -9772,6 +10104,13 @@
         </w:rPr>
         <w:t xml:space="preserve"> </w:t>
       </w:r>
+    </w:p>
+    <w:p>
+      <w:pPr>
+        <w:pStyle w:val="FirstParagraph"/>
+        <w:ind w:left="480" w:hanging="480"/>
+        <w:spacing w:before="0" w:after="0"/>
+      </w:pPr>
       <w:r>
         <w:rPr>
           <w:rFonts w:ascii="Times New Roman" w:hAnsi="Times New Roman" w:eastAsia="Times New Roman" w:cs="Times New Roman"/>
@@ -9790,6 +10129,13 @@
         </w:rPr>
         <w:t xml:space="preserve"> </w:t>
       </w:r>
+    </w:p>
+    <w:p>
+      <w:pPr>
+        <w:pStyle w:val="FirstParagraph"/>
+        <w:ind w:left="480" w:hanging="480"/>
+        <w:spacing w:before="0" w:after="0"/>
+      </w:pPr>
       <w:r>
         <w:rPr>
           <w:rFonts w:ascii="Times New Roman" w:hAnsi="Times New Roman" w:eastAsia="Times New Roman" w:cs="Times New Roman"/>
@@ -9814,6 +10160,13 @@
         </w:rPr>
         <w:t xml:space="preserve"> </w:t>
       </w:r>
+    </w:p>
+    <w:p>
+      <w:pPr>
+        <w:pStyle w:val="FirstParagraph"/>
+        <w:ind w:left="480" w:hanging="480"/>
+        <w:spacing w:before="0" w:after="0"/>
+      </w:pPr>
       <w:r>
         <w:rPr>
           <w:rFonts w:ascii="Times New Roman" w:hAnsi="Times New Roman" w:eastAsia="Times New Roman" w:cs="Times New Roman"/>
@@ -9867,6 +10220,13 @@
         </w:rPr>
         <w:t xml:space="preserve"> </w:t>
       </w:r>
+    </w:p>
+    <w:p>
+      <w:pPr>
+        <w:pStyle w:val="FirstParagraph"/>
+        <w:ind w:left="480" w:hanging="480"/>
+        <w:spacing w:before="0" w:after="180"/>
+      </w:pPr>
       <w:r>
         <w:rPr>
           <w:rFonts w:ascii="Times New Roman" w:hAnsi="Times New Roman" w:eastAsia="Times New Roman" w:cs="Times New Roman"/>
@@ -9885,6 +10245,16 @@
         </w:rPr>
         <w:t xml:space="preserve"> 160</w:t>
       </w:r>
+    </w:p>
+    <w:p>
+      <w:pPr>
+        <w:spacing w:before="0" w:after="0"/>
+      </w:pPr>
+    </w:p>
+    <w:p>
+      <w:pPr>
+        <w:spacing w:before="0" w:after="0"/>
+      </w:pPr>
     </w:p>
     <w:bookmarkEnd w:id="31"/>
     <w:bookmarkStart w:id="35" w:name="第-16-题"/>
@@ -10179,7 +10549,7 @@
         </w:rPr>
         <w:drawing>
           <wp:inline>
-            <wp:extent cx="3600000" cy="897520"/>
+            <wp:extent cx="3599997" cy="897520"/>
             <wp:effectExtent b="0" l="0" r="0" t="0"/>
             <wp:docPr descr="" title="" id="33" name="Picture"/>
             <a:graphic>
@@ -10200,7 +10570,7 @@
                   <pic:spPr bwMode="auto">
                     <a:xfrm>
                       <a:off x="0" y="0"/>
-                      <a:ext cx="3600000" cy="897520"/>
+                      <a:ext cx="3599997" cy="897520"/>
                     </a:xfrm>
                     <a:prstGeom prst="rect">
                       <a:avLst/>
@@ -10321,6 +10691,31 @@
         </w:rPr>
         <w:t>—OH））</w:t>
       </w:r>
+    </w:p>
+    <w:p>
+      <w:pPr>
+        <w:spacing w:before="0" w:after="0"/>
+      </w:pPr>
+    </w:p>
+    <w:p>
+      <w:pPr>
+        <w:spacing w:before="0" w:after="0"/>
+      </w:pPr>
+    </w:p>
+    <w:p>
+      <w:pPr>
+        <w:spacing w:before="0" w:after="0"/>
+      </w:pPr>
+    </w:p>
+    <w:p>
+      <w:pPr>
+        <w:spacing w:before="0" w:after="0"/>
+      </w:pPr>
+    </w:p>
+    <w:p>
+      <w:pPr>
+        <w:spacing w:before="0" w:after="0"/>
+      </w:pPr>
     </w:p>
     <w:bookmarkEnd w:id="35"/>
     <w:bookmarkStart w:id="36" w:name="第-17-题"/>
@@ -11732,6 +12127,46 @@
         <w:t xml:space="preserve">）。</w:t>
       </w:r>
     </w:p>
+    <w:p>
+      <w:pPr>
+        <w:spacing w:before="0" w:after="0"/>
+      </w:pPr>
+    </w:p>
+    <w:p>
+      <w:pPr>
+        <w:spacing w:before="0" w:after="0"/>
+      </w:pPr>
+    </w:p>
+    <w:p>
+      <w:pPr>
+        <w:spacing w:before="0" w:after="0"/>
+      </w:pPr>
+    </w:p>
+    <w:p>
+      <w:pPr>
+        <w:spacing w:before="0" w:after="0"/>
+      </w:pPr>
+    </w:p>
+    <w:p>
+      <w:pPr>
+        <w:spacing w:before="0" w:after="0"/>
+      </w:pPr>
+    </w:p>
+    <w:p>
+      <w:pPr>
+        <w:spacing w:before="0" w:after="0"/>
+      </w:pPr>
+    </w:p>
+    <w:p>
+      <w:pPr>
+        <w:spacing w:before="0" w:after="0"/>
+      </w:pPr>
+    </w:p>
+    <w:p>
+      <w:pPr>
+        <w:spacing w:before="0" w:after="0"/>
+      </w:pPr>
+    </w:p>
     <w:bookmarkEnd w:id="36"/>
     <w:bookmarkStart w:id="40" w:name="第-18-题"/>
     <w:p>
@@ -12424,7 +12859,7 @@
         </w:rPr>
         <w:drawing>
           <wp:inline>
-            <wp:extent cx="3240000" cy="2875500"/>
+            <wp:extent cx="3240000" cy="2843887"/>
             <wp:effectExtent b="0" l="0" r="0" t="0"/>
             <wp:docPr descr="" title="" id="38" name="Picture"/>
             <a:graphic>
@@ -12445,7 +12880,7 @@
                   <pic:spPr bwMode="auto">
                     <a:xfrm>
                       <a:off x="0" y="0"/>
-                      <a:ext cx="3240000" cy="2875500"/>
+                      <a:ext cx="3240000" cy="2843887"/>
                     </a:xfrm>
                     <a:prstGeom prst="rect">
                       <a:avLst/>
@@ -12970,6 +13405,46 @@
         </w:rPr>
         <w:t>？</w:t>
       </w:r>
+    </w:p>
+    <w:p>
+      <w:pPr>
+        <w:spacing w:before="0" w:after="0"/>
+      </w:pPr>
+    </w:p>
+    <w:p>
+      <w:pPr>
+        <w:spacing w:before="0" w:after="0"/>
+      </w:pPr>
+    </w:p>
+    <w:p>
+      <w:pPr>
+        <w:spacing w:before="0" w:after="0"/>
+      </w:pPr>
+    </w:p>
+    <w:p>
+      <w:pPr>
+        <w:spacing w:before="0" w:after="0"/>
+      </w:pPr>
+    </w:p>
+    <w:p>
+      <w:pPr>
+        <w:spacing w:before="0" w:after="0"/>
+      </w:pPr>
+    </w:p>
+    <w:p>
+      <w:pPr>
+        <w:spacing w:before="0" w:after="0"/>
+      </w:pPr>
+    </w:p>
+    <w:p>
+      <w:pPr>
+        <w:spacing w:before="0" w:after="0"/>
+      </w:pPr>
+    </w:p>
+    <w:p>
+      <w:pPr>
+        <w:spacing w:before="0" w:after="0"/>
+      </w:pPr>
     </w:p>
     <w:bookmarkEnd w:id="40"/>
     <w:bookmarkStart w:id="47" w:name="第-19-题"/>
@@ -13722,53 +14197,190 @@
     </w:tbl>
     <w:p>
       <w:pPr>
+        <w:spacing w:before="120"/>
+      </w:pPr>
+      <w:r>
+        <w:rPr>
+          <w:rFonts w:ascii="Times New Roman" w:hAnsi="Times New Roman" w:eastAsia="Times New Roman" w:cs="Times New Roman"/>
+        </w:rPr>
+        <w:t xml:space="preserve">A、B、C </w:t>
+      </w:r>
+      <w:r>
+        <w:rPr>
+          <w:rFonts w:hint="eastAsia" w:ascii="Times New Roman" w:hAnsi="Times New Roman" w:eastAsia="FangSong" w:cs="Times New Roman"/>
+        </w:rPr>
+        <w:t>原子的第一电离能由小到大的顺序是</w:t>
+      </w:r>
+      <w:r>
+        <w:rPr>
+          <w:rFonts w:hint="eastAsia" w:ascii="Times New Roman" w:hAnsi="Times New Roman" w:eastAsia="Times New Roman" w:cs="Times New Roman"/>
+        </w:rPr>
+        <w:t>____（</w:t>
+      </w:r>
+      <w:r>
+        <w:rPr>
+          <w:rFonts w:hint="eastAsia" w:ascii="Times New Roman" w:hAnsi="Times New Roman" w:eastAsia="FangSong" w:cs="Times New Roman"/>
+        </w:rPr>
+        <w:t>用元素符号表示</w:t>
+      </w:r>
+      <w:r>
+        <w:rPr>
+          <w:rFonts w:hint="eastAsia" w:ascii="Times New Roman" w:hAnsi="Times New Roman" w:eastAsia="Times New Roman" w:cs="Times New Roman"/>
+        </w:rPr>
+        <w:t>）；Q</w:t>
+      </w:r>
+      <w:r>
+        <w:rPr>
+          <w:rFonts w:ascii="Times New Roman" w:hAnsi="Times New Roman" w:eastAsia="Times New Roman" w:cs="Times New Roman"/>
+        </w:rPr>
+        <w:t xml:space="preserve"> </w:t>
+      </w:r>
+      <w:r>
+        <w:rPr>
+          <w:rFonts w:hint="eastAsia" w:ascii="Times New Roman" w:hAnsi="Times New Roman" w:eastAsia="FangSong" w:cs="Times New Roman"/>
+        </w:rPr>
+        <w:t>元素基态原子电子排布式为</w:t>
+      </w:r>
+      <w:r>
+        <w:rPr>
+          <w:rFonts w:hint="eastAsia" w:ascii="Times New Roman" w:hAnsi="Times New Roman" w:eastAsia="Times New Roman" w:cs="Times New Roman"/>
+        </w:rPr>
+        <w:t>____。</w:t>
+      </w:r>
+    </w:p>
+    <w:p>
+      <w:pPr>
         <w:numPr>
           <w:ilvl w:val="0"/>
           <w:numId w:val="1012"/>
         </w:numPr>
-        <w:spacing w:before="120"/>
-      </w:pPr>
-      <w:r>
-        <w:rPr>
-          <w:rFonts w:ascii="Times New Roman" w:hAnsi="Times New Roman" w:eastAsia="Times New Roman" w:cs="Times New Roman"/>
-        </w:rPr>
-        <w:t xml:space="preserve">A、B、C </w:t>
-      </w:r>
-      <w:r>
-        <w:rPr>
-          <w:rFonts w:hint="eastAsia" w:ascii="Times New Roman" w:hAnsi="Times New Roman" w:eastAsia="FangSong" w:cs="Times New Roman"/>
-        </w:rPr>
-        <w:t>原子的第一电离能由小到大的顺序是</w:t>
-      </w:r>
-      <w:r>
-        <w:rPr>
-          <w:rFonts w:hint="eastAsia" w:ascii="Times New Roman" w:hAnsi="Times New Roman" w:eastAsia="Times New Roman" w:cs="Times New Roman"/>
-        </w:rPr>
-        <w:t>____（</w:t>
-      </w:r>
-      <w:r>
-        <w:rPr>
-          <w:rFonts w:hint="eastAsia" w:ascii="Times New Roman" w:hAnsi="Times New Roman" w:eastAsia="FangSong" w:cs="Times New Roman"/>
-        </w:rPr>
-        <w:t>用元素符号表示</w:t>
-      </w:r>
-      <w:r>
-        <w:rPr>
-          <w:rFonts w:hint="eastAsia" w:ascii="Times New Roman" w:hAnsi="Times New Roman" w:eastAsia="Times New Roman" w:cs="Times New Roman"/>
-        </w:rPr>
-        <w:t>）；Q</w:t>
-      </w:r>
-      <w:r>
-        <w:rPr>
-          <w:rFonts w:ascii="Times New Roman" w:hAnsi="Times New Roman" w:eastAsia="Times New Roman" w:cs="Times New Roman"/>
-        </w:rPr>
-        <w:t xml:space="preserve"> </w:t>
-      </w:r>
-      <w:r>
-        <w:rPr>
-          <w:rFonts w:hint="eastAsia" w:ascii="Times New Roman" w:hAnsi="Times New Roman" w:eastAsia="FangSong" w:cs="Times New Roman"/>
-        </w:rPr>
-        <w:t>元素基态原子电子排布式为</w:t>
+      </w:pPr>
+      <w:r>
+        <w:rPr>
+          <w:rFonts w:hint="eastAsia" w:ascii="Times New Roman" w:hAnsi="Times New Roman" w:eastAsia="FangSong" w:cs="Times New Roman"/>
+        </w:rPr>
+        <w:t xml:space="preserve">写出</w:t>
+      </w:r>
+      <w:r>
+        <w:rPr>
+          <w:rFonts w:ascii="Times New Roman" w:hAnsi="Times New Roman" w:eastAsia="Times New Roman" w:cs="Times New Roman"/>
+        </w:rPr>
+        <w:t xml:space="preserve"> </w:t>
+      </w:r>
+      <m:oMath>
+        <m:r>
+          <m:t>B</m:t>
+        </m:r>
+        <m:sSubSup>
+          <m:e>
+            <m:r>
+              <m:t>C</m:t>
+            </m:r>
+          </m:e>
+          <m:sub>
+            <m:r>
+              <m:t>2</m:t>
+            </m:r>
+          </m:sub>
+          <m:sup>
+            <m:r>
+              <m:rPr>
+                <m:sty m:val="p"/>
+              </m:rPr>
+              <m:t>+</m:t>
+            </m:r>
+          </m:sup>
+        </m:sSubSup>
+      </m:oMath>
+      <w:r>
+        <w:rPr>
+          <w:rFonts w:ascii="Times New Roman" w:hAnsi="Times New Roman" w:eastAsia="Times New Roman" w:cs="Times New Roman"/>
+        </w:rPr>
+        <w:t xml:space="preserve"> </w:t>
+      </w:r>
+      <w:r>
+        <w:rPr>
+          <w:rFonts w:hint="eastAsia" w:ascii="Times New Roman" w:hAnsi="Times New Roman" w:eastAsia="FangSong" w:cs="Times New Roman"/>
+        </w:rPr>
+        <w:t>的电子式</w:t>
+      </w:r>
+      <w:r>
+        <w:rPr>
+          <w:rFonts w:hint="eastAsia" w:ascii="Times New Roman" w:hAnsi="Times New Roman" w:eastAsia="Times New Roman" w:cs="Times New Roman"/>
+        </w:rPr>
+        <w:t>____，1</w:t>
+      </w:r>
+      <w:r>
+        <w:rPr>
+          <w:rFonts w:ascii="Times New Roman" w:hAnsi="Times New Roman" w:eastAsia="Times New Roman" w:cs="Times New Roman"/>
+        </w:rPr>
+        <w:t xml:space="preserve"> mol</w:t>
+      </w:r>
+      <w:r>
+        <w:rPr>
+          <w:rFonts w:ascii="Times New Roman" w:hAnsi="Times New Roman" w:eastAsia="Times New Roman" w:cs="Times New Roman"/>
+        </w:rPr>
+        <w:t xml:space="preserve"> </w:t>
+      </w:r>
+      <m:oMath>
+        <m:r>
+          <m:t>B</m:t>
+        </m:r>
+        <m:sSubSup>
+          <m:e>
+            <m:r>
+              <m:t>C</m:t>
+            </m:r>
+          </m:e>
+          <m:sub>
+            <m:r>
+              <m:t>2</m:t>
+            </m:r>
+          </m:sub>
+          <m:sup>
+            <m:r>
+              <m:rPr>
+                <m:sty m:val="p"/>
+              </m:rPr>
+              <m:t>+</m:t>
+            </m:r>
+          </m:sup>
+        </m:sSubSup>
+      </m:oMath>
+      <w:r>
+        <w:rPr>
+          <w:rFonts w:ascii="Times New Roman" w:hAnsi="Times New Roman" w:eastAsia="Times New Roman" w:cs="Times New Roman"/>
+        </w:rPr>
+        <w:t xml:space="preserve"> </w:t>
+      </w:r>
+      <w:r>
+        <w:rPr>
+          <w:rFonts w:hint="eastAsia" w:ascii="Times New Roman" w:hAnsi="Times New Roman" w:eastAsia="FangSong" w:cs="Times New Roman"/>
+        </w:rPr>
+        <w:t xml:space="preserve">中含有的</w:t>
+      </w:r>
+      <w:r>
+        <w:rPr>
+          <w:rFonts w:ascii="Times New Roman" w:hAnsi="Times New Roman" w:eastAsia="Times New Roman" w:cs="Times New Roman"/>
+        </w:rPr>
+        <w:t xml:space="preserve"> </w:t>
+      </w:r>
+      <m:oMath>
+        <m:r>
+          <m:t>π</m:t>
+        </m:r>
+      </m:oMath>
+      <w:r>
+        <w:rPr>
+          <w:rFonts w:ascii="Times New Roman" w:hAnsi="Times New Roman" w:eastAsia="Times New Roman" w:cs="Times New Roman"/>
+        </w:rPr>
+        <w:t xml:space="preserve"> </w:t>
+      </w:r>
+      <w:r>
+        <w:rPr>
+          <w:rFonts w:hint="eastAsia" w:ascii="Times New Roman" w:hAnsi="Times New Roman" w:eastAsia="FangSong" w:cs="Times New Roman"/>
+        </w:rPr>
+        <w:t>键数目为</w:t>
       </w:r>
       <w:r>
         <w:rPr>
@@ -13788,147 +14400,6 @@
         <w:rPr>
           <w:rFonts w:hint="eastAsia" w:ascii="Times New Roman" w:hAnsi="Times New Roman" w:eastAsia="FangSong" w:cs="Times New Roman"/>
         </w:rPr>
-        <w:t xml:space="preserve">写出</w:t>
-      </w:r>
-      <w:r>
-        <w:rPr>
-          <w:rFonts w:ascii="Times New Roman" w:hAnsi="Times New Roman" w:eastAsia="Times New Roman" w:cs="Times New Roman"/>
-        </w:rPr>
-        <w:t xml:space="preserve"> </w:t>
-      </w:r>
-      <m:oMath>
-        <m:r>
-          <m:t>B</m:t>
-        </m:r>
-        <m:sSubSup>
-          <m:e>
-            <m:r>
-              <m:t>C</m:t>
-            </m:r>
-          </m:e>
-          <m:sub>
-            <m:r>
-              <m:t>2</m:t>
-            </m:r>
-          </m:sub>
-          <m:sup>
-            <m:r>
-              <m:rPr>
-                <m:sty m:val="p"/>
-              </m:rPr>
-              <m:t>+</m:t>
-            </m:r>
-          </m:sup>
-        </m:sSubSup>
-      </m:oMath>
-      <w:r>
-        <w:rPr>
-          <w:rFonts w:ascii="Times New Roman" w:hAnsi="Times New Roman" w:eastAsia="Times New Roman" w:cs="Times New Roman"/>
-        </w:rPr>
-        <w:t xml:space="preserve"> </w:t>
-      </w:r>
-      <w:r>
-        <w:rPr>
-          <w:rFonts w:hint="eastAsia" w:ascii="Times New Roman" w:hAnsi="Times New Roman" w:eastAsia="FangSong" w:cs="Times New Roman"/>
-        </w:rPr>
-        <w:t>的电子式</w:t>
-      </w:r>
-      <w:r>
-        <w:rPr>
-          <w:rFonts w:hint="eastAsia" w:ascii="Times New Roman" w:hAnsi="Times New Roman" w:eastAsia="Times New Roman" w:cs="Times New Roman"/>
-        </w:rPr>
-        <w:t>____，1</w:t>
-      </w:r>
-      <w:r>
-        <w:rPr>
-          <w:rFonts w:ascii="Times New Roman" w:hAnsi="Times New Roman" w:eastAsia="Times New Roman" w:cs="Times New Roman"/>
-        </w:rPr>
-        <w:t xml:space="preserve"> mol</w:t>
-      </w:r>
-      <w:r>
-        <w:rPr>
-          <w:rFonts w:ascii="Times New Roman" w:hAnsi="Times New Roman" w:eastAsia="Times New Roman" w:cs="Times New Roman"/>
-        </w:rPr>
-        <w:t xml:space="preserve"> </w:t>
-      </w:r>
-      <m:oMath>
-        <m:r>
-          <m:t>B</m:t>
-        </m:r>
-        <m:sSubSup>
-          <m:e>
-            <m:r>
-              <m:t>C</m:t>
-            </m:r>
-          </m:e>
-          <m:sub>
-            <m:r>
-              <m:t>2</m:t>
-            </m:r>
-          </m:sub>
-          <m:sup>
-            <m:r>
-              <m:rPr>
-                <m:sty m:val="p"/>
-              </m:rPr>
-              <m:t>+</m:t>
-            </m:r>
-          </m:sup>
-        </m:sSubSup>
-      </m:oMath>
-      <w:r>
-        <w:rPr>
-          <w:rFonts w:ascii="Times New Roman" w:hAnsi="Times New Roman" w:eastAsia="Times New Roman" w:cs="Times New Roman"/>
-        </w:rPr>
-        <w:t xml:space="preserve"> </w:t>
-      </w:r>
-      <w:r>
-        <w:rPr>
-          <w:rFonts w:hint="eastAsia" w:ascii="Times New Roman" w:hAnsi="Times New Roman" w:eastAsia="FangSong" w:cs="Times New Roman"/>
-        </w:rPr>
-        <w:t xml:space="preserve">中含有的</w:t>
-      </w:r>
-      <w:r>
-        <w:rPr>
-          <w:rFonts w:ascii="Times New Roman" w:hAnsi="Times New Roman" w:eastAsia="Times New Roman" w:cs="Times New Roman"/>
-        </w:rPr>
-        <w:t xml:space="preserve"> </w:t>
-      </w:r>
-      <m:oMath>
-        <m:r>
-          <m:t>π</m:t>
-        </m:r>
-      </m:oMath>
-      <w:r>
-        <w:rPr>
-          <w:rFonts w:ascii="Times New Roman" w:hAnsi="Times New Roman" w:eastAsia="Times New Roman" w:cs="Times New Roman"/>
-        </w:rPr>
-        <w:t xml:space="preserve"> </w:t>
-      </w:r>
-      <w:r>
-        <w:rPr>
-          <w:rFonts w:hint="eastAsia" w:ascii="Times New Roman" w:hAnsi="Times New Roman" w:eastAsia="FangSong" w:cs="Times New Roman"/>
-        </w:rPr>
-        <w:t>键数目为</w:t>
-      </w:r>
-      <w:r>
-        <w:rPr>
-          <w:rFonts w:hint="eastAsia" w:ascii="Times New Roman" w:hAnsi="Times New Roman" w:eastAsia="Times New Roman" w:cs="Times New Roman"/>
-        </w:rPr>
-        <w:t>____。</w:t>
-      </w:r>
-    </w:p>
-    <w:p>
-      <w:pPr>
-        <w:numPr>
-          <w:ilvl w:val="0"/>
-          <w:numId w:val="1012"/>
-        </w:numPr>
-      </w:pPr>
-      <w:r>
-        <w:rPr>
-          <w:rFonts w:hint="eastAsia" w:ascii="Times New Roman" w:hAnsi="Times New Roman" w:eastAsia="FangSong" w:cs="Times New Roman"/>
-        </w:rPr>
         <w:t xml:space="preserve">化合物甲由</w:t>
       </w:r>
       <w:r>
@@ -14046,7 +14517,7 @@
         </w:rPr>
         <w:drawing>
           <wp:inline>
-            <wp:extent cx="3240000" cy="2526847"/>
+            <wp:extent cx="3240000" cy="2501209"/>
             <wp:effectExtent b="0" l="0" r="0" t="0"/>
             <wp:docPr descr="" title="" id="42" name="Picture"/>
             <a:graphic>
@@ -14067,7 +14538,7 @@
                   <pic:spPr bwMode="auto">
                     <a:xfrm>
                       <a:off x="0" y="0"/>
-                      <a:ext cx="3240000" cy="2526847"/>
+                      <a:ext cx="3240000" cy="2501209"/>
                     </a:xfrm>
                     <a:prstGeom prst="rect">
                       <a:avLst/>
@@ -14233,7 +14704,7 @@
         </w:rPr>
         <w:drawing>
           <wp:inline>
-            <wp:extent cx="3240000" cy="2713251"/>
+            <wp:extent cx="3240000" cy="2706708"/>
             <wp:effectExtent b="0" l="0" r="0" t="0"/>
             <wp:docPr descr="" title="" id="45" name="Picture"/>
             <a:graphic>
@@ -14254,7 +14725,7 @@
                   <pic:spPr bwMode="auto">
                     <a:xfrm>
                       <a:off x="0" y="0"/>
-                      <a:ext cx="3240000" cy="2713251"/>
+                      <a:ext cx="3240000" cy="2706708"/>
                     </a:xfrm>
                     <a:prstGeom prst="rect">
                       <a:avLst/>
@@ -14291,6 +14762,16 @@
         <w:t>2</w:t>
       </w:r>
     </w:p>
+    <w:p>
+      <w:pPr>
+        <w:spacing w:before="0" w:after="0"/>
+      </w:pPr>
+    </w:p>
+    <w:p>
+      <w:pPr>
+        <w:spacing w:before="0" w:after="0"/>
+      </w:pPr>
+    </w:p>
     <w:bookmarkEnd w:id="47"/>
     <w:bookmarkStart w:id="63" w:name="第-20-题"/>
     <w:p>
@@ -14615,7 +15096,7 @@
         </w:rPr>
         <w:drawing>
           <wp:inline>
-            <wp:extent cx="3240000" cy="3100990"/>
+            <wp:extent cx="3240000" cy="3047525"/>
             <wp:effectExtent b="0" l="0" r="0" t="0"/>
             <wp:docPr descr="" title="" id="49" name="Picture"/>
             <a:graphic>
@@ -14636,7 +15117,7 @@
                   <pic:spPr bwMode="auto">
                     <a:xfrm>
                       <a:off x="0" y="0"/>
-                      <a:ext cx="3240000" cy="3100990"/>
+                      <a:ext cx="3240000" cy="3047525"/>
                     </a:xfrm>
                     <a:prstGeom prst="rect">
                       <a:avLst/>
@@ -14670,7 +15151,7 @@
         </w:rPr>
         <w:drawing>
           <wp:inline>
-            <wp:extent cx="3240000" cy="3040434"/>
+            <wp:extent cx="3231957" cy="3040434"/>
             <wp:effectExtent b="0" l="0" r="0" t="0"/>
             <wp:docPr descr="" title="" id="52" name="Picture"/>
             <a:graphic>
@@ -14691,7 +15172,7 @@
                   <pic:spPr bwMode="auto">
                     <a:xfrm>
                       <a:off x="0" y="0"/>
-                      <a:ext cx="3240000" cy="3040434"/>
+                      <a:ext cx="3231957" cy="3040434"/>
                     </a:xfrm>
                     <a:prstGeom prst="rect">
                       <a:avLst/>
@@ -14725,7 +15206,7 @@
         </w:rPr>
         <w:drawing>
           <wp:inline>
-            <wp:extent cx="3240000" cy="3094615"/>
+            <wp:extent cx="3240000" cy="3042692"/>
             <wp:effectExtent b="0" l="0" r="0" t="0"/>
             <wp:docPr descr="" title="" id="55" name="Picture"/>
             <a:graphic>
@@ -14746,7 +15227,7 @@
                   <pic:spPr bwMode="auto">
                     <a:xfrm>
                       <a:off x="0" y="0"/>
-                      <a:ext cx="3240000" cy="3094615"/>
+                      <a:ext cx="3240000" cy="3042692"/>
                     </a:xfrm>
                     <a:prstGeom prst="rect">
                       <a:avLst/>
@@ -15899,7 +16380,7 @@
         </w:rPr>
         <w:drawing>
           <wp:inline>
-            <wp:extent cx="3600000" cy="2141772"/>
+            <wp:extent cx="3600000" cy="2119797"/>
             <wp:effectExtent b="0" l="0" r="0" t="0"/>
             <wp:docPr descr="" title="" id="58" name="Picture"/>
             <a:graphic>
@@ -15920,7 +16401,7 @@
                   <pic:spPr bwMode="auto">
                     <a:xfrm>
                       <a:off x="0" y="0"/>
-                      <a:ext cx="3600000" cy="2141772"/>
+                      <a:ext cx="3600000" cy="2119797"/>
                     </a:xfrm>
                     <a:prstGeom prst="rect">
                       <a:avLst/>
@@ -16242,7 +16723,7 @@
         </w:rPr>
         <w:drawing>
           <wp:inline>
-            <wp:extent cx="3240000" cy="3080981"/>
+            <wp:extent cx="3240000" cy="3079006"/>
             <wp:effectExtent b="0" l="0" r="0" t="0"/>
             <wp:docPr descr="" title="" id="61" name="Picture"/>
             <a:graphic>
@@ -16263,7 +16744,7 @@
                   <pic:spPr bwMode="auto">
                     <a:xfrm>
                       <a:off x="0" y="0"/>
-                      <a:ext cx="3240000" cy="3080981"/>
+                      <a:ext cx="3240000" cy="3079006"/>
                     </a:xfrm>
                     <a:prstGeom prst="rect">
                       <a:avLst/>
@@ -16320,6 +16801,46 @@
         <w:t>）</w:t>
       </w:r>
     </w:p>
+    <w:p>
+      <w:pPr>
+        <w:spacing w:before="0" w:after="0"/>
+      </w:pPr>
+    </w:p>
+    <w:p>
+      <w:pPr>
+        <w:spacing w:before="0" w:after="0"/>
+      </w:pPr>
+    </w:p>
+    <w:p>
+      <w:pPr>
+        <w:spacing w:before="0" w:after="0"/>
+      </w:pPr>
+    </w:p>
+    <w:p>
+      <w:pPr>
+        <w:spacing w:before="0" w:after="0"/>
+      </w:pPr>
+    </w:p>
+    <w:p>
+      <w:pPr>
+        <w:spacing w:before="0" w:after="0"/>
+      </w:pPr>
+    </w:p>
+    <w:p>
+      <w:pPr>
+        <w:spacing w:before="0" w:after="0"/>
+      </w:pPr>
+    </w:p>
+    <w:p>
+      <w:pPr>
+        <w:spacing w:before="0" w:after="0"/>
+      </w:pPr>
+    </w:p>
+    <w:p>
+      <w:pPr>
+        <w:spacing w:before="0" w:after="0"/>
+      </w:pPr>
+    </w:p>
     <w:bookmarkEnd w:id="64"/>
     <w:bookmarkStart w:id="65" w:name="第-21-题"/>
     <w:p>
@@ -16846,6 +17367,31 @@
         </w:rPr>
         <w:t>。</w:t>
       </w:r>
+    </w:p>
+    <w:p>
+      <w:pPr>
+        <w:spacing w:before="0" w:after="0"/>
+      </w:pPr>
+    </w:p>
+    <w:p>
+      <w:pPr>
+        <w:spacing w:before="0" w:after="0"/>
+      </w:pPr>
+    </w:p>
+    <w:p>
+      <w:pPr>
+        <w:spacing w:before="0" w:after="0"/>
+      </w:pPr>
+    </w:p>
+    <w:p>
+      <w:pPr>
+        <w:spacing w:before="0" w:after="0"/>
+      </w:pPr>
+    </w:p>
+    <w:p>
+      <w:pPr>
+        <w:spacing w:before="0" w:after="0"/>
+      </w:pPr>
     </w:p>
     <w:bookmarkEnd w:id="65"/>
     <w:bookmarkStart w:id="66" w:name="第-22-题"/>
@@ -17281,6 +17827,31 @@
         <w:t>。</w:t>
       </w:r>
     </w:p>
+    <w:p>
+      <w:pPr>
+        <w:spacing w:before="0" w:after="0"/>
+      </w:pPr>
+    </w:p>
+    <w:p>
+      <w:pPr>
+        <w:spacing w:before="0" w:after="0"/>
+      </w:pPr>
+    </w:p>
+    <w:p>
+      <w:pPr>
+        <w:spacing w:before="0" w:after="0"/>
+      </w:pPr>
+    </w:p>
+    <w:p>
+      <w:pPr>
+        <w:spacing w:before="0" w:after="0"/>
+      </w:pPr>
+    </w:p>
+    <w:p>
+      <w:pPr>
+        <w:spacing w:before="0" w:after="0"/>
+      </w:pPr>
+    </w:p>
     <w:bookmarkEnd w:id="66"/>
     <w:bookmarkStart w:id="67" w:name="第-23-题"/>
     <w:p>
@@ -17827,6 +18398,46 @@
         </w:rPr>
         <w:t>。</w:t>
       </w:r>
+    </w:p>
+    <w:p>
+      <w:pPr>
+        <w:spacing w:before="0" w:after="0"/>
+      </w:pPr>
+    </w:p>
+    <w:p>
+      <w:pPr>
+        <w:spacing w:before="0" w:after="0"/>
+      </w:pPr>
+    </w:p>
+    <w:p>
+      <w:pPr>
+        <w:spacing w:before="0" w:after="0"/>
+      </w:pPr>
+    </w:p>
+    <w:p>
+      <w:pPr>
+        <w:spacing w:before="0" w:after="0"/>
+      </w:pPr>
+    </w:p>
+    <w:p>
+      <w:pPr>
+        <w:spacing w:before="0" w:after="0"/>
+      </w:pPr>
+    </w:p>
+    <w:p>
+      <w:pPr>
+        <w:spacing w:before="0" w:after="0"/>
+      </w:pPr>
+    </w:p>
+    <w:p>
+      <w:pPr>
+        <w:spacing w:before="0" w:after="0"/>
+      </w:pPr>
+    </w:p>
+    <w:p>
+      <w:pPr>
+        <w:spacing w:before="0" w:after="0"/>
+      </w:pPr>
     </w:p>
     <w:bookmarkEnd w:id="67"/>
     <w:bookmarkStart w:id="71" w:name="第-24-题"/>
@@ -18172,7 +18783,7 @@
         </w:rPr>
         <w:drawing>
           <wp:inline>
-            <wp:extent cx="3600000" cy="711302"/>
+            <wp:extent cx="3599996" cy="711302"/>
             <wp:effectExtent b="0" l="0" r="0" t="0"/>
             <wp:docPr descr="" title="" id="69" name="Picture"/>
             <a:graphic>
@@ -18193,7 +18804,7 @@
                   <pic:spPr bwMode="auto">
                     <a:xfrm>
                       <a:off x="0" y="0"/>
-                      <a:ext cx="3600000" cy="711302"/>
+                      <a:ext cx="3599996" cy="711302"/>
                     </a:xfrm>
                     <a:prstGeom prst="rect">
                       <a:avLst/>
@@ -18449,6 +19060,8 @@
     <w:p>
       <w:pPr>
         <w:pStyle w:val="FirstParagraph"/>
+        <w:ind w:left="480" w:hanging="480"/>
+        <w:spacing w:after="0"/>
       </w:pPr>
       <w:r>
         <w:rPr>
@@ -18548,7 +19161,20 @@
         <w:rPr>
           <w:rFonts w:ascii="Times New Roman" w:hAnsi="Times New Roman" w:eastAsia="Times New Roman" w:cs="Times New Roman"/>
         </w:rPr>
-        <w:t xml:space="preserve">　B. </w:t>
+        <w:t xml:space="preserve">　</w:t>
+      </w:r>
+    </w:p>
+    <w:p>
+      <w:pPr>
+        <w:pStyle w:val="FirstParagraph"/>
+        <w:ind w:left="480" w:hanging="480"/>
+        <w:spacing w:before="0" w:after="0"/>
+      </w:pPr>
+      <w:r>
+        <w:rPr>
+          <w:rFonts w:ascii="Times New Roman" w:hAnsi="Times New Roman" w:eastAsia="Times New Roman" w:cs="Times New Roman"/>
+        </w:rPr>
+        <w:t xml:space="preserve">B. </w:t>
       </w:r>
       <w:r>
         <w:rPr>
@@ -18560,7 +19186,20 @@
         <w:rPr>
           <w:rFonts w:ascii="Times New Roman" w:hAnsi="Times New Roman" w:eastAsia="Times New Roman" w:cs="Times New Roman"/>
         </w:rPr>
-        <w:t xml:space="preserve">　C. </w:t>
+        <w:t xml:space="preserve">　</w:t>
+      </w:r>
+    </w:p>
+    <w:p>
+      <w:pPr>
+        <w:pStyle w:val="FirstParagraph"/>
+        <w:ind w:left="480" w:hanging="480"/>
+        <w:spacing w:before="0" w:after="0"/>
+      </w:pPr>
+      <w:r>
+        <w:rPr>
+          <w:rFonts w:ascii="Times New Roman" w:hAnsi="Times New Roman" w:eastAsia="Times New Roman" w:cs="Times New Roman"/>
+        </w:rPr>
+        <w:t xml:space="preserve">C. </w:t>
       </w:r>
       <w:r>
         <w:rPr>
@@ -18665,7 +19304,20 @@
         <w:rPr>
           <w:rFonts w:ascii="Times New Roman" w:hAnsi="Times New Roman" w:eastAsia="Times New Roman" w:cs="Times New Roman"/>
         </w:rPr>
-        <w:t xml:space="preserve">　D. </w:t>
+        <w:t xml:space="preserve">　</w:t>
+      </w:r>
+    </w:p>
+    <w:p>
+      <w:pPr>
+        <w:pStyle w:val="FirstParagraph"/>
+        <w:ind w:left="480" w:hanging="480"/>
+        <w:spacing w:before="0" w:after="180"/>
+      </w:pPr>
+      <w:r>
+        <w:rPr>
+          <w:rFonts w:ascii="Times New Roman" w:hAnsi="Times New Roman" w:eastAsia="Times New Roman" w:cs="Times New Roman"/>
+        </w:rPr>
+        <w:t xml:space="preserve">D. </w:t>
       </w:r>
       <w:r>
         <w:rPr>
@@ -19884,12 +20536,27 @@
     <w:p>
       <w:pPr>
         <w:pStyle w:val="FirstParagraph"/>
-      </w:pPr>
-      <w:r>
-        <w:rPr>
-          <w:rFonts w:ascii="Times New Roman" w:hAnsi="Times New Roman" w:eastAsia="Times New Roman" w:cs="Times New Roman"/>
-        </w:rPr>
-        <w:t xml:space="preserve">A. NaOH　B.</w:t>
+        <w:ind w:left="480" w:hanging="480"/>
+        <w:spacing w:after="0"/>
+      </w:pPr>
+      <w:r>
+        <w:rPr>
+          <w:rFonts w:ascii="Times New Roman" w:hAnsi="Times New Roman" w:eastAsia="Times New Roman" w:cs="Times New Roman"/>
+        </w:rPr>
+        <w:t xml:space="preserve">A. NaOH　</w:t>
+      </w:r>
+    </w:p>
+    <w:p>
+      <w:pPr>
+        <w:pStyle w:val="FirstParagraph"/>
+        <w:ind w:left="480" w:hanging="480"/>
+        <w:spacing w:before="0" w:after="0"/>
+      </w:pPr>
+      <w:r>
+        <w:rPr>
+          <w:rFonts w:ascii="Times New Roman" w:hAnsi="Times New Roman" w:eastAsia="Times New Roman" w:cs="Times New Roman"/>
+        </w:rPr>
+        <w:t xml:space="preserve">B.</w:t>
       </w:r>
       <w:r>
         <w:rPr>
@@ -19924,7 +20591,20 @@
         <w:rPr>
           <w:rFonts w:ascii="Times New Roman" w:hAnsi="Times New Roman" w:eastAsia="Times New Roman" w:cs="Times New Roman"/>
         </w:rPr>
-        <w:t xml:space="preserve">　C.</w:t>
+        <w:t xml:space="preserve">　</w:t>
+      </w:r>
+    </w:p>
+    <w:p>
+      <w:pPr>
+        <w:pStyle w:val="FirstParagraph"/>
+        <w:ind w:left="480" w:hanging="480"/>
+        <w:spacing w:before="0" w:after="0"/>
+      </w:pPr>
+      <w:r>
+        <w:rPr>
+          <w:rFonts w:ascii="Times New Roman" w:hAnsi="Times New Roman" w:eastAsia="Times New Roman" w:cs="Times New Roman"/>
+        </w:rPr>
+        <w:t xml:space="preserve">C.</w:t>
       </w:r>
       <w:r>
         <w:rPr>
@@ -19959,7 +20639,20 @@
         <w:rPr>
           <w:rFonts w:ascii="Times New Roman" w:hAnsi="Times New Roman" w:eastAsia="Times New Roman" w:cs="Times New Roman"/>
         </w:rPr>
-        <w:t xml:space="preserve">　D.</w:t>
+        <w:t xml:space="preserve">　</w:t>
+      </w:r>
+    </w:p>
+    <w:p>
+      <w:pPr>
+        <w:pStyle w:val="FirstParagraph"/>
+        <w:ind w:left="480" w:hanging="480"/>
+        <w:spacing w:before="0" w:after="180"/>
+      </w:pPr>
+      <w:r>
+        <w:rPr>
+          <w:rFonts w:ascii="Times New Roman" w:hAnsi="Times New Roman" w:eastAsia="Times New Roman" w:cs="Times New Roman"/>
+        </w:rPr>
+        <w:t xml:space="preserve">D.</w:t>
       </w:r>
       <w:r>
         <w:rPr>
@@ -20050,6 +20743,8 @@
     <w:p>
       <w:pPr>
         <w:pStyle w:val="FirstParagraph"/>
+        <w:ind w:left="480" w:hanging="480"/>
+        <w:spacing w:after="0"/>
       </w:pPr>
       <w:r>
         <w:rPr>
@@ -20079,7 +20774,20 @@
         <w:rPr>
           <w:rFonts w:ascii="Times New Roman" w:hAnsi="Times New Roman" w:eastAsia="Times New Roman" w:cs="Times New Roman"/>
         </w:rPr>
-        <w:t xml:space="preserve">　B. </w:t>
+        <w:t xml:space="preserve">　</w:t>
+      </w:r>
+    </w:p>
+    <w:p>
+      <w:pPr>
+        <w:pStyle w:val="FirstParagraph"/>
+        <w:ind w:left="480" w:hanging="480"/>
+        <w:spacing w:before="0" w:after="0"/>
+      </w:pPr>
+      <w:r>
+        <w:rPr>
+          <w:rFonts w:ascii="Times New Roman" w:hAnsi="Times New Roman" w:eastAsia="Times New Roman" w:cs="Times New Roman"/>
+        </w:rPr>
+        <w:t xml:space="preserve">B. </w:t>
       </w:r>
       <w:r>
         <w:rPr>
@@ -20103,7 +20811,20 @@
         <w:rPr>
           <w:rFonts w:ascii="Times New Roman" w:hAnsi="Times New Roman" w:eastAsia="Times New Roman" w:cs="Times New Roman"/>
         </w:rPr>
-        <w:t xml:space="preserve">　C. </w:t>
+        <w:t xml:space="preserve">　</w:t>
+      </w:r>
+    </w:p>
+    <w:p>
+      <w:pPr>
+        <w:pStyle w:val="FirstParagraph"/>
+        <w:ind w:left="480" w:hanging="480"/>
+        <w:spacing w:before="0" w:after="0"/>
+      </w:pPr>
+      <w:r>
+        <w:rPr>
+          <w:rFonts w:ascii="Times New Roman" w:hAnsi="Times New Roman" w:eastAsia="Times New Roman" w:cs="Times New Roman"/>
+        </w:rPr>
+        <w:t xml:space="preserve">C. </w:t>
       </w:r>
       <w:r>
         <w:rPr>
@@ -20127,7 +20848,20 @@
         <w:rPr>
           <w:rFonts w:ascii="Times New Roman" w:hAnsi="Times New Roman" w:eastAsia="Times New Roman" w:cs="Times New Roman"/>
         </w:rPr>
-        <w:t xml:space="preserve">　D. </w:t>
+        <w:t xml:space="preserve">　</w:t>
+      </w:r>
+    </w:p>
+    <w:p>
+      <w:pPr>
+        <w:pStyle w:val="FirstParagraph"/>
+        <w:ind w:left="480" w:hanging="480"/>
+        <w:spacing w:before="0" w:after="180"/>
+      </w:pPr>
+      <w:r>
+        <w:rPr>
+          <w:rFonts w:ascii="Times New Roman" w:hAnsi="Times New Roman" w:eastAsia="Times New Roman" w:cs="Times New Roman"/>
+        </w:rPr>
+        <w:t xml:space="preserve">D. </w:t>
       </w:r>
       <w:r>
         <w:rPr>
@@ -20395,6 +21129,16 @@
         </w:rPr>
         <w:t>）。</w:t>
       </w:r>
+    </w:p>
+    <w:p>
+      <w:pPr>
+        <w:spacing w:before="0" w:after="0"/>
+      </w:pPr>
+    </w:p>
+    <w:p>
+      <w:pPr>
+        <w:spacing w:before="0" w:after="0"/>
+      </w:pPr>
     </w:p>
     <w:bookmarkEnd w:id="71"/>
     <w:bookmarkStart w:id="72" w:name="第-25-题"/>
@@ -21106,6 +21850,8 @@
           <w:ilvl w:val="0"/>
           <w:numId w:val="1030"/>
         </w:numPr>
+        <w:ind w:left="480" w:hanging="480"/>
+        <w:spacing w:after="0"/>
       </w:pPr>
       <m:oMath>
         <m:sSub>
@@ -21175,7 +21921,23 @@
         <w:rPr>
           <w:rFonts w:hint="eastAsia" w:ascii="Times New Roman" w:hAnsi="Times New Roman" w:eastAsia="Times New Roman" w:cs="Times New Roman"/>
         </w:rPr>
-        <w:t>____。A.</w:t>
+        <w:t>____。</w:t>
+      </w:r>
+    </w:p>
+    <w:p>
+      <w:pPr>
+        <w:numPr>
+          <w:ilvl w:val="0"/>
+          <w:numId w:val="1030"/>
+        </w:numPr>
+        <w:ind w:left="480" w:hanging="480"/>
+        <w:spacing w:before="0" w:after="0"/>
+      </w:pPr>
+      <w:r>
+        <w:rPr>
+          <w:rFonts w:hint="eastAsia" w:ascii="Times New Roman" w:hAnsi="Times New Roman" w:eastAsia="Times New Roman" w:cs="Times New Roman"/>
+        </w:rPr>
+        <w:t>A.</w:t>
       </w:r>
       <w:r>
         <w:rPr>
@@ -21193,7 +21955,23 @@
         <w:rPr>
           <w:rFonts w:ascii="Times New Roman" w:hAnsi="Times New Roman" w:eastAsia="Times New Roman" w:cs="Times New Roman"/>
         </w:rPr>
-        <w:t xml:space="preserve">　B. </w:t>
+        <w:t xml:space="preserve">　</w:t>
+      </w:r>
+    </w:p>
+    <w:p>
+      <w:pPr>
+        <w:numPr>
+          <w:ilvl w:val="0"/>
+          <w:numId w:val="1030"/>
+        </w:numPr>
+        <w:ind w:left="480" w:hanging="480"/>
+        <w:spacing w:before="0" w:after="0"/>
+      </w:pPr>
+      <w:r>
+        <w:rPr>
+          <w:rFonts w:ascii="Times New Roman" w:hAnsi="Times New Roman" w:eastAsia="Times New Roman" w:cs="Times New Roman"/>
+        </w:rPr>
+        <w:t xml:space="preserve">B. </w:t>
       </w:r>
       <w:r>
         <w:rPr>
@@ -21205,7 +21983,23 @@
         <w:rPr>
           <w:rFonts w:ascii="Times New Roman" w:hAnsi="Times New Roman" w:eastAsia="Times New Roman" w:cs="Times New Roman"/>
         </w:rPr>
-        <w:t xml:space="preserve">　C. </w:t>
+        <w:t xml:space="preserve">　</w:t>
+      </w:r>
+    </w:p>
+    <w:p>
+      <w:pPr>
+        <w:numPr>
+          <w:ilvl w:val="0"/>
+          <w:numId w:val="1030"/>
+        </w:numPr>
+        <w:ind w:left="480" w:hanging="480"/>
+        <w:spacing w:before="0" w:after="0"/>
+      </w:pPr>
+      <w:r>
+        <w:rPr>
+          <w:rFonts w:ascii="Times New Roman" w:hAnsi="Times New Roman" w:eastAsia="Times New Roman" w:cs="Times New Roman"/>
+        </w:rPr>
+        <w:t xml:space="preserve">C. </w:t>
       </w:r>
       <w:r>
         <w:rPr>
@@ -21217,7 +22011,23 @@
         <w:rPr>
           <w:rFonts w:ascii="Times New Roman" w:hAnsi="Times New Roman" w:eastAsia="Times New Roman" w:cs="Times New Roman"/>
         </w:rPr>
-        <w:t xml:space="preserve">　D. </w:t>
+        <w:t xml:space="preserve">　</w:t>
+      </w:r>
+    </w:p>
+    <w:p>
+      <w:pPr>
+        <w:numPr>
+          <w:ilvl w:val="0"/>
+          <w:numId w:val="1030"/>
+        </w:numPr>
+        <w:ind w:left="480" w:hanging="480"/>
+        <w:spacing w:before="0" w:after="180"/>
+      </w:pPr>
+      <w:r>
+        <w:rPr>
+          <w:rFonts w:ascii="Times New Roman" w:hAnsi="Times New Roman" w:eastAsia="Times New Roman" w:cs="Times New Roman"/>
+        </w:rPr>
+        <w:t xml:space="preserve">D. </w:t>
       </w:r>
       <w:r>
         <w:rPr>
@@ -21695,6 +22505,16 @@
         </w:rPr>
         <w:t>）。</w:t>
       </w:r>
+    </w:p>
+    <w:p>
+      <w:pPr>
+        <w:spacing w:before="0" w:after="0"/>
+      </w:pPr>
+    </w:p>
+    <w:p>
+      <w:pPr>
+        <w:spacing w:before="0" w:after="0"/>
+      </w:pPr>
     </w:p>
     <w:p>
       <w:pPr>

--- a/00-首页/题组Word/专项卷/一分册/专项卷III-学生版.docx
+++ b/00-首页/题组Word/专项卷/一分册/专项卷III-学生版.docx
@@ -12919,7 +12919,7 @@
         <m:sSub>
           <m:e>
             <m:r>
-              <m:t>​</m:t>
+              <m:t xml:space="preserve"> </m:t>
             </m:r>
           </m:e>
           <m:sub>
@@ -12968,7 +12968,7 @@
         <m:sSub>
           <m:e>
             <m:r>
-              <m:t>​</m:t>
+              <m:t xml:space="preserve"> </m:t>
             </m:r>
           </m:e>
           <m:sub>
@@ -13049,7 +13049,7 @@
         <m:sSub>
           <m:e>
             <m:r>
-              <m:t>​</m:t>
+              <m:t xml:space="preserve"> </m:t>
             </m:r>
           </m:e>
           <m:sub>
@@ -13125,7 +13125,7 @@
         <m:sSub>
           <m:e>
             <m:r>
-              <m:t>​</m:t>
+              <m:t xml:space="preserve"> </m:t>
             </m:r>
           </m:e>
           <m:sub>
@@ -13157,7 +13157,7 @@
         <m:sSub>
           <m:e>
             <m:r>
-              <m:t>​</m:t>
+              <m:t xml:space="preserve"> </m:t>
             </m:r>
           </m:e>
           <m:sub>
@@ -13189,7 +13189,7 @@
         <m:sSub>
           <m:e>
             <m:r>
-              <m:t>​</m:t>
+              <m:t xml:space="preserve"> </m:t>
             </m:r>
           </m:e>
           <m:sub>
@@ -13265,7 +13265,7 @@
         <m:sSub>
           <m:e>
             <m:r>
-              <m:t>​</m:t>
+              <m:t xml:space="preserve"> </m:t>
             </m:r>
           </m:e>
           <m:sub>
@@ -13365,7 +13365,7 @@
         <m:sSub>
           <m:e>
             <m:r>
-              <m:t>​</m:t>
+              <m:t xml:space="preserve"> </m:t>
             </m:r>
           </m:e>
           <m:sub>

--- a/00-首页/题组Word/专项卷/一分册/专项卷III-学生版.docx
+++ b/00-首页/题组Word/专项卷/一分册/专项卷III-学生版.docx
@@ -419,8 +419,8 @@
     <w:p>
       <w:pPr>
         <w:pStyle w:val="BodyText"/>
+        <w:spacing w:before="0" w:after="0"/>
         <w:ind w:left="480" w:hanging="480"/>
-        <w:spacing w:after="0"/>
       </w:pPr>
       <w:r>
         <w:rPr>
@@ -444,20 +444,45 @@
     <w:p>
       <w:pPr>
         <w:pStyle w:val="BodyText"/>
+        <w:spacing w:before="0" w:after="0"/>
         <w:ind w:left="480" w:hanging="480"/>
+      </w:pPr>
+      <w:r>
+        <w:rPr>
+          <w:rFonts w:ascii="Times New Roman" w:hAnsi="Times New Roman" w:eastAsia="Times New Roman" w:cs="Times New Roman"/>
+        </w:rPr>
+        <w:t xml:space="preserve">B. </w:t>
+      </w:r>
+      <w:r>
+        <w:rPr>
+          <w:rFonts w:hint="eastAsia" w:ascii="Times New Roman" w:hAnsi="Times New Roman" w:eastAsia="FangSong" w:cs="Times New Roman"/>
+        </w:rPr>
+        <w:t xml:space="preserve">不变</w:t>
+      </w:r>
+      <w:r>
+        <w:rPr>
+          <w:rFonts w:ascii="Times New Roman" w:hAnsi="Times New Roman" w:eastAsia="Times New Roman" w:cs="Times New Roman"/>
+        </w:rPr>
+        <w:t xml:space="preserve"> </w:t>
+      </w:r>
+    </w:p>
+    <w:p>
+      <w:pPr>
+        <w:pStyle w:val="BodyText"/>
         <w:spacing w:before="0" w:after="0"/>
-      </w:pPr>
-      <w:r>
-        <w:rPr>
-          <w:rFonts w:ascii="Times New Roman" w:hAnsi="Times New Roman" w:eastAsia="Times New Roman" w:cs="Times New Roman"/>
-        </w:rPr>
-        <w:t xml:space="preserve">B. </w:t>
-      </w:r>
-      <w:r>
-        <w:rPr>
-          <w:rFonts w:hint="eastAsia" w:ascii="Times New Roman" w:hAnsi="Times New Roman" w:eastAsia="FangSong" w:cs="Times New Roman"/>
-        </w:rPr>
-        <w:t xml:space="preserve">不变</w:t>
+        <w:ind w:left="480" w:hanging="480"/>
+      </w:pPr>
+      <w:r>
+        <w:rPr>
+          <w:rFonts w:ascii="Times New Roman" w:hAnsi="Times New Roman" w:eastAsia="Times New Roman" w:cs="Times New Roman"/>
+        </w:rPr>
+        <w:t xml:space="preserve">C. </w:t>
+      </w:r>
+      <w:r>
+        <w:rPr>
+          <w:rFonts w:hint="eastAsia" w:ascii="Times New Roman" w:hAnsi="Times New Roman" w:eastAsia="FangSong" w:cs="Times New Roman"/>
+        </w:rPr>
+        <w:t xml:space="preserve">减小</w:t>
       </w:r>
       <w:r>
         <w:rPr>
@@ -469,33 +494,8 @@
     <w:p>
       <w:pPr>
         <w:pStyle w:val="BodyText"/>
+        <w:spacing w:before="0" w:after="0"/>
         <w:ind w:left="480" w:hanging="480"/>
-        <w:spacing w:before="0" w:after="0"/>
-      </w:pPr>
-      <w:r>
-        <w:rPr>
-          <w:rFonts w:ascii="Times New Roman" w:hAnsi="Times New Roman" w:eastAsia="Times New Roman" w:cs="Times New Roman"/>
-        </w:rPr>
-        <w:t xml:space="preserve">C. </w:t>
-      </w:r>
-      <w:r>
-        <w:rPr>
-          <w:rFonts w:hint="eastAsia" w:ascii="Times New Roman" w:hAnsi="Times New Roman" w:eastAsia="FangSong" w:cs="Times New Roman"/>
-        </w:rPr>
-        <w:t xml:space="preserve">减小</w:t>
-      </w:r>
-      <w:r>
-        <w:rPr>
-          <w:rFonts w:ascii="Times New Roman" w:hAnsi="Times New Roman" w:eastAsia="Times New Roman" w:cs="Times New Roman"/>
-        </w:rPr>
-        <w:t xml:space="preserve"> </w:t>
-      </w:r>
-    </w:p>
-    <w:p>
-      <w:pPr>
-        <w:pStyle w:val="BodyText"/>
-        <w:ind w:left="480" w:hanging="480"/>
-        <w:spacing w:before="0" w:after="180"/>
       </w:pPr>
       <w:r>
         <w:rPr>
@@ -1045,6 +1045,14 @@
       <w:tblPr>
         <w:tblStyle w:val="Table"/>
         <w:tblW w:type="auto" w:w="0"/>
+        <w:tblBorders>
+          <w:top w:val="single" w:sz="12" w:space="0" w:color="000000"/>
+          <w:left w:val="none" w:sz="0" w:space="0" w:color="auto"/>
+          <w:bottom w:val="single" w:sz="12" w:space="0" w:color="000000"/>
+          <w:right w:val="none" w:sz="0" w:space="0" w:color="auto"/>
+          <w:insideH w:val="none" w:sz="0" w:space="0" w:color="auto"/>
+          <w:insideV w:val="none" w:sz="0" w:space="0" w:color="auto"/>
+        </w:tblBorders>
         <w:tblLook w:firstRow="1" w:lastRow="0" w:firstColumn="0" w:lastColumn="0" w:noHBand="0" w:noVBand="0" w:val="0020"/>
       </w:tblPr>
       <w:tblGrid>
@@ -1058,7 +1066,11 @@
           <w:tblHeader w:val="on"/>
         </w:trPr>
         <w:tc>
-          <w:tcPr/>
+          <w:tcPr>
+            <w:tcBorders>
+              <w:bottom w:val="single" w:sz="8" w:space="0" w:color="000000"/>
+            </w:tcBorders>
+          </w:tcPr>
           <w:p>
             <w:pPr>
               <w:pStyle w:val="Compact"/>
@@ -1096,7 +1108,11 @@
           </w:p>
         </w:tc>
         <w:tc>
-          <w:tcPr/>
+          <w:tcPr>
+            <w:tcBorders>
+              <w:bottom w:val="single" w:sz="8" w:space="0" w:color="000000"/>
+            </w:tcBorders>
+          </w:tcPr>
           <w:p>
             <w:pPr>
               <w:pStyle w:val="Compact"/>
@@ -1112,7 +1128,11 @@
           </w:p>
         </w:tc>
         <w:tc>
-          <w:tcPr/>
+          <w:tcPr>
+            <w:tcBorders>
+              <w:bottom w:val="single" w:sz="8" w:space="0" w:color="000000"/>
+            </w:tcBorders>
+          </w:tcPr>
           <w:p>
             <w:pPr>
               <w:pStyle w:val="Compact"/>
@@ -1128,7 +1148,11 @@
           </w:p>
         </w:tc>
         <w:tc>
-          <w:tcPr/>
+          <w:tcPr>
+            <w:tcBorders>
+              <w:bottom w:val="single" w:sz="8" w:space="0" w:color="000000"/>
+            </w:tcBorders>
+          </w:tcPr>
           <w:p>
             <w:pPr>
               <w:pStyle w:val="Compact"/>
@@ -1271,8 +1295,8 @@
     <w:p>
       <w:pPr>
         <w:pStyle w:val="BodyText"/>
+        <w:spacing w:before="0" w:after="0"/>
         <w:ind w:left="480" w:hanging="480"/>
-        <w:spacing w:after="0"/>
       </w:pPr>
       <w:r>
         <w:rPr>
@@ -1296,20 +1320,45 @@
     <w:p>
       <w:pPr>
         <w:pStyle w:val="BodyText"/>
+        <w:spacing w:before="0" w:after="0"/>
         <w:ind w:left="480" w:hanging="480"/>
+      </w:pPr>
+      <w:r>
+        <w:rPr>
+          <w:rFonts w:ascii="Times New Roman" w:hAnsi="Times New Roman" w:eastAsia="Times New Roman" w:cs="Times New Roman"/>
+        </w:rPr>
+        <w:t xml:space="preserve">B. </w:t>
+      </w:r>
+      <w:r>
+        <w:rPr>
+          <w:rFonts w:hint="eastAsia" w:ascii="Times New Roman" w:hAnsi="Times New Roman" w:eastAsia="FangSong" w:cs="Times New Roman"/>
+        </w:rPr>
+        <w:t xml:space="preserve">镁橄榄石生成</w:t>
+      </w:r>
+      <w:r>
+        <w:rPr>
+          <w:rFonts w:ascii="Times New Roman" w:hAnsi="Times New Roman" w:eastAsia="Times New Roman" w:cs="Times New Roman"/>
+        </w:rPr>
+        <w:t xml:space="preserve">　</w:t>
+      </w:r>
+    </w:p>
+    <w:p>
+      <w:pPr>
+        <w:pStyle w:val="BodyText"/>
         <w:spacing w:before="0" w:after="0"/>
-      </w:pPr>
-      <w:r>
-        <w:rPr>
-          <w:rFonts w:ascii="Times New Roman" w:hAnsi="Times New Roman" w:eastAsia="Times New Roman" w:cs="Times New Roman"/>
-        </w:rPr>
-        <w:t xml:space="preserve">B. </w:t>
-      </w:r>
-      <w:r>
-        <w:rPr>
-          <w:rFonts w:hint="eastAsia" w:ascii="Times New Roman" w:hAnsi="Times New Roman" w:eastAsia="FangSong" w:cs="Times New Roman"/>
-        </w:rPr>
-        <w:t xml:space="preserve">镁橄榄石生成</w:t>
+        <w:ind w:left="480" w:hanging="480"/>
+      </w:pPr>
+      <w:r>
+        <w:rPr>
+          <w:rFonts w:ascii="Times New Roman" w:hAnsi="Times New Roman" w:eastAsia="Times New Roman" w:cs="Times New Roman"/>
+        </w:rPr>
+        <w:t xml:space="preserve">C. </w:t>
+      </w:r>
+      <w:r>
+        <w:rPr>
+          <w:rFonts w:hint="eastAsia" w:ascii="Times New Roman" w:hAnsi="Times New Roman" w:eastAsia="FangSong" w:cs="Times New Roman"/>
+        </w:rPr>
+        <w:t xml:space="preserve">钙长石和镁橄榄石共存</w:t>
       </w:r>
       <w:r>
         <w:rPr>
@@ -1321,33 +1370,8 @@
     <w:p>
       <w:pPr>
         <w:pStyle w:val="BodyText"/>
+        <w:spacing w:before="0" w:after="0"/>
         <w:ind w:left="480" w:hanging="480"/>
-        <w:spacing w:before="0" w:after="0"/>
-      </w:pPr>
-      <w:r>
-        <w:rPr>
-          <w:rFonts w:ascii="Times New Roman" w:hAnsi="Times New Roman" w:eastAsia="Times New Roman" w:cs="Times New Roman"/>
-        </w:rPr>
-        <w:t xml:space="preserve">C. </w:t>
-      </w:r>
-      <w:r>
-        <w:rPr>
-          <w:rFonts w:hint="eastAsia" w:ascii="Times New Roman" w:hAnsi="Times New Roman" w:eastAsia="FangSong" w:cs="Times New Roman"/>
-        </w:rPr>
-        <w:t xml:space="preserve">钙长石和镁橄榄石共存</w:t>
-      </w:r>
-      <w:r>
-        <w:rPr>
-          <w:rFonts w:ascii="Times New Roman" w:hAnsi="Times New Roman" w:eastAsia="Times New Roman" w:cs="Times New Roman"/>
-        </w:rPr>
-        <w:t xml:space="preserve">　</w:t>
-      </w:r>
-    </w:p>
-    <w:p>
-      <w:pPr>
-        <w:pStyle w:val="BodyText"/>
-        <w:ind w:left="480" w:hanging="480"/>
-        <w:spacing w:before="0" w:after="180"/>
       </w:pPr>
       <w:r>
         <w:rPr>
@@ -2243,6 +2267,14 @@
       <w:tblPr>
         <w:tblStyle w:val="Table"/>
         <w:tblW w:type="auto" w:w="0"/>
+        <w:tblBorders>
+          <w:top w:val="single" w:sz="12" w:space="0" w:color="000000"/>
+          <w:left w:val="none" w:sz="0" w:space="0" w:color="auto"/>
+          <w:bottom w:val="single" w:sz="12" w:space="0" w:color="000000"/>
+          <w:right w:val="none" w:sz="0" w:space="0" w:color="auto"/>
+          <w:insideH w:val="none" w:sz="0" w:space="0" w:color="auto"/>
+          <w:insideV w:val="none" w:sz="0" w:space="0" w:color="auto"/>
+        </w:tblBorders>
         <w:tblLook w:firstRow="1" w:lastRow="0" w:firstColumn="0" w:lastColumn="0" w:noHBand="0" w:noVBand="0" w:val="0020"/>
       </w:tblPr>
       <w:tblGrid>
@@ -2256,7 +2288,11 @@
           <w:tblHeader w:val="on"/>
         </w:trPr>
         <w:tc>
-          <w:tcPr/>
+          <w:tcPr>
+            <w:tcBorders>
+              <w:bottom w:val="single" w:sz="8" w:space="0" w:color="000000"/>
+            </w:tcBorders>
+          </w:tcPr>
           <w:p>
             <w:pPr>
               <w:pStyle w:val="Compact"/>
@@ -2272,7 +2308,11 @@
           </w:p>
         </w:tc>
         <w:tc>
-          <w:tcPr/>
+          <w:tcPr>
+            <w:tcBorders>
+              <w:bottom w:val="single" w:sz="8" w:space="0" w:color="000000"/>
+            </w:tcBorders>
+          </w:tcPr>
           <w:p>
             <w:pPr>
               <w:pStyle w:val="Compact"/>
@@ -2288,7 +2328,11 @@
           </w:p>
         </w:tc>
         <w:tc>
-          <w:tcPr/>
+          <w:tcPr>
+            <w:tcBorders>
+              <w:bottom w:val="single" w:sz="8" w:space="0" w:color="000000"/>
+            </w:tcBorders>
+          </w:tcPr>
           <w:p>
             <w:pPr>
               <w:pStyle w:val="Compact"/>
@@ -2311,7 +2355,11 @@
           </w:p>
         </w:tc>
         <w:tc>
-          <w:tcPr/>
+          <w:tcPr>
+            <w:tcBorders>
+              <w:bottom w:val="single" w:sz="8" w:space="0" w:color="000000"/>
+            </w:tcBorders>
+          </w:tcPr>
           <w:p>
             <w:pPr>
               <w:pStyle w:val="Compact"/>
@@ -6732,6 +6780,14 @@
       <w:tblPr>
         <w:tblStyle w:val="Table"/>
         <w:tblW w:type="auto" w:w="0"/>
+        <w:tblBorders>
+          <w:top w:val="single" w:sz="12" w:space="0" w:color="000000"/>
+          <w:left w:val="none" w:sz="0" w:space="0" w:color="auto"/>
+          <w:bottom w:val="single" w:sz="12" w:space="0" w:color="000000"/>
+          <w:right w:val="none" w:sz="0" w:space="0" w:color="auto"/>
+          <w:insideH w:val="none" w:sz="0" w:space="0" w:color="auto"/>
+          <w:insideV w:val="none" w:sz="0" w:space="0" w:color="auto"/>
+        </w:tblBorders>
         <w:tblLook w:firstRow="1" w:lastRow="0" w:firstColumn="0" w:lastColumn="0" w:noHBand="0" w:noVBand="0" w:val="0020"/>
       </w:tblPr>
       <w:tblGrid>
@@ -6744,7 +6800,11 @@
           <w:tblHeader w:val="on"/>
         </w:trPr>
         <w:tc>
-          <w:tcPr/>
+          <w:tcPr>
+            <w:tcBorders>
+              <w:bottom w:val="single" w:sz="8" w:space="0" w:color="000000"/>
+            </w:tcBorders>
+          </w:tcPr>
           <w:p>
             <w:pPr>
               <w:pStyle w:val="Compact"/>
@@ -6760,7 +6820,11 @@
           </w:p>
         </w:tc>
         <w:tc>
-          <w:tcPr/>
+          <w:tcPr>
+            <w:tcBorders>
+              <w:bottom w:val="single" w:sz="8" w:space="0" w:color="000000"/>
+            </w:tcBorders>
+          </w:tcPr>
           <w:p>
             <w:pPr>
               <w:pStyle w:val="Compact"/>
@@ -6776,7 +6840,11 @@
           </w:p>
         </w:tc>
         <w:tc>
-          <w:tcPr/>
+          <w:tcPr>
+            <w:tcBorders>
+              <w:bottom w:val="single" w:sz="8" w:space="0" w:color="000000"/>
+            </w:tcBorders>
+          </w:tcPr>
           <w:p>
             <w:pPr>
               <w:pStyle w:val="Compact"/>
@@ -9142,6 +9210,7 @@
     <w:p>
       <w:pPr>
         <w:pStyle w:val="BodyText"/>
+        <w:spacing w:before="0" w:after="0"/>
       </w:pPr>
       <w:r>
         <w:rPr>
@@ -9407,6 +9476,7 @@
     <w:p>
       <w:pPr>
         <w:pStyle w:val="BodyText"/>
+        <w:spacing w:before="0" w:after="0"/>
       </w:pPr>
       <w:r>
         <w:rPr>
@@ -9618,6 +9688,7 @@
     <w:p>
       <w:pPr>
         <w:pStyle w:val="BodyText"/>
+        <w:spacing w:before="0" w:after="0"/>
       </w:pPr>
       <w:r>
         <w:rPr>
@@ -9671,6 +9742,7 @@
     <w:p>
       <w:pPr>
         <w:pStyle w:val="BodyText"/>
+        <w:spacing w:before="0" w:after="0"/>
       </w:pPr>
       <w:r>
         <w:rPr>
@@ -10005,8 +10077,8 @@
     <w:p>
       <w:pPr>
         <w:pStyle w:val="FirstParagraph"/>
+        <w:spacing w:before="0" w:after="0"/>
         <w:ind w:left="480" w:hanging="480"/>
-        <w:spacing w:after="0"/>
       </w:pPr>
       <w:r>
         <w:rPr>
@@ -10108,20 +10180,51 @@
     <w:p>
       <w:pPr>
         <w:pStyle w:val="FirstParagraph"/>
+        <w:spacing w:before="0" w:after="0"/>
         <w:ind w:left="480" w:hanging="480"/>
+      </w:pPr>
+      <w:r>
+        <w:rPr>
+          <w:rFonts w:ascii="Times New Roman" w:hAnsi="Times New Roman" w:eastAsia="Times New Roman" w:cs="Times New Roman"/>
+        </w:rPr>
+        <w:t xml:space="preserve">A. </w:t>
+      </w:r>
+      <w:r>
+        <w:rPr>
+          <w:rFonts w:hint="eastAsia" w:ascii="Times New Roman" w:hAnsi="Times New Roman" w:eastAsia="FangSong" w:cs="Times New Roman"/>
+        </w:rPr>
+        <w:t xml:space="preserve">此元素有三种同位素</w:t>
+      </w:r>
+      <w:r>
+        <w:rPr>
+          <w:rFonts w:ascii="Times New Roman" w:hAnsi="Times New Roman" w:eastAsia="Times New Roman" w:cs="Times New Roman"/>
+        </w:rPr>
+        <w:t xml:space="preserve"> </w:t>
+      </w:r>
+    </w:p>
+    <w:p>
+      <w:pPr>
+        <w:pStyle w:val="FirstParagraph"/>
         <w:spacing w:before="0" w:after="0"/>
-      </w:pPr>
-      <w:r>
-        <w:rPr>
-          <w:rFonts w:ascii="Times New Roman" w:hAnsi="Times New Roman" w:eastAsia="Times New Roman" w:cs="Times New Roman"/>
-        </w:rPr>
-        <w:t xml:space="preserve">A. </w:t>
-      </w:r>
-      <w:r>
-        <w:rPr>
-          <w:rFonts w:hint="eastAsia" w:ascii="Times New Roman" w:hAnsi="Times New Roman" w:eastAsia="FangSong" w:cs="Times New Roman"/>
-        </w:rPr>
-        <w:t xml:space="preserve">此元素有三种同位素</w:t>
+        <w:ind w:left="480" w:hanging="480"/>
+      </w:pPr>
+      <w:r>
+        <w:rPr>
+          <w:rFonts w:ascii="Times New Roman" w:hAnsi="Times New Roman" w:eastAsia="Times New Roman" w:cs="Times New Roman"/>
+        </w:rPr>
+        <w:t xml:space="preserve">B. </w:t>
+      </w:r>
+      <w:r>
+        <w:rPr>
+          <w:rFonts w:hint="eastAsia" w:ascii="Times New Roman" w:hAnsi="Times New Roman" w:eastAsia="FangSong" w:cs="Times New Roman"/>
+        </w:rPr>
+        <w:t xml:space="preserve">其中一种同位素质量数为</w:t>
+      </w:r>
+      <w:r>
+        <w:rPr>
+          <w:rFonts w:ascii="Times New Roman" w:hAnsi="Times New Roman" w:eastAsia="Times New Roman" w:cs="Times New Roman"/>
+        </w:rPr>
+        <w:t xml:space="preserve"> 80</w:t>
       </w:r>
       <w:r>
         <w:rPr>
@@ -10133,39 +10236,8 @@
     <w:p>
       <w:pPr>
         <w:pStyle w:val="FirstParagraph"/>
+        <w:spacing w:before="0" w:after="0"/>
         <w:ind w:left="480" w:hanging="480"/>
-        <w:spacing w:before="0" w:after="0"/>
-      </w:pPr>
-      <w:r>
-        <w:rPr>
-          <w:rFonts w:ascii="Times New Roman" w:hAnsi="Times New Roman" w:eastAsia="Times New Roman" w:cs="Times New Roman"/>
-        </w:rPr>
-        <w:t xml:space="preserve">B. </w:t>
-      </w:r>
-      <w:r>
-        <w:rPr>
-          <w:rFonts w:hint="eastAsia" w:ascii="Times New Roman" w:hAnsi="Times New Roman" w:eastAsia="FangSong" w:cs="Times New Roman"/>
-        </w:rPr>
-        <w:t xml:space="preserve">其中一种同位素质量数为</w:t>
-      </w:r>
-      <w:r>
-        <w:rPr>
-          <w:rFonts w:ascii="Times New Roman" w:hAnsi="Times New Roman" w:eastAsia="Times New Roman" w:cs="Times New Roman"/>
-        </w:rPr>
-        <w:t xml:space="preserve"> 80</w:t>
-      </w:r>
-      <w:r>
-        <w:rPr>
-          <w:rFonts w:ascii="Times New Roman" w:hAnsi="Times New Roman" w:eastAsia="Times New Roman" w:cs="Times New Roman"/>
-        </w:rPr>
-        <w:t xml:space="preserve"> </w:t>
-      </w:r>
-    </w:p>
-    <w:p>
-      <w:pPr>
-        <w:pStyle w:val="FirstParagraph"/>
-        <w:ind w:left="480" w:hanging="480"/>
-        <w:spacing w:before="0" w:after="0"/>
       </w:pPr>
       <w:r>
         <w:rPr>
@@ -10224,8 +10296,8 @@
     <w:p>
       <w:pPr>
         <w:pStyle w:val="FirstParagraph"/>
+        <w:spacing w:before="0" w:after="0"/>
         <w:ind w:left="480" w:hanging="480"/>
-        <w:spacing w:before="0" w:after="180"/>
       </w:pPr>
       <w:r>
         <w:rPr>
@@ -13542,6 +13614,14 @@
       <w:tblPr>
         <w:tblStyle w:val="Table"/>
         <w:tblW w:type="auto" w:w="0"/>
+        <w:tblBorders>
+          <w:top w:val="single" w:sz="12" w:space="0" w:color="000000"/>
+          <w:left w:val="none" w:sz="0" w:space="0" w:color="auto"/>
+          <w:bottom w:val="single" w:sz="12" w:space="0" w:color="000000"/>
+          <w:right w:val="none" w:sz="0" w:space="0" w:color="auto"/>
+          <w:insideH w:val="none" w:sz="0" w:space="0" w:color="auto"/>
+          <w:insideV w:val="none" w:sz="0" w:space="0" w:color="auto"/>
+        </w:tblBorders>
         <w:tblLook w:firstRow="0" w:lastRow="0" w:firstColumn="0" w:lastColumn="0" w:noHBand="0" w:noVBand="0" w:val="0000"/>
       </w:tblPr>
       <w:tblGrid>
@@ -13564,7 +13644,11 @@
       </w:tblGrid>
       <w:tr>
         <w:tc>
-          <w:tcPr/>
+          <w:tcPr>
+            <w:tcBorders>
+              <w:bottom w:val="single" w:sz="8" w:space="0" w:color="000000"/>
+            </w:tcBorders>
+          </w:tcPr>
           <w:p>
             <w:pPr>
               <w:pStyle w:val="Compact"/>
@@ -13573,7 +13657,11 @@
           </w:p>
         </w:tc>
         <w:tc>
-          <w:tcPr/>
+          <w:tcPr>
+            <w:tcBorders>
+              <w:bottom w:val="single" w:sz="8" w:space="0" w:color="000000"/>
+            </w:tcBorders>
+          </w:tcPr>
           <w:p>
             <w:pPr>
               <w:pStyle w:val="Compact"/>
@@ -13582,7 +13670,11 @@
           </w:p>
         </w:tc>
         <w:tc>
-          <w:tcPr/>
+          <w:tcPr>
+            <w:tcBorders>
+              <w:bottom w:val="single" w:sz="8" w:space="0" w:color="000000"/>
+            </w:tcBorders>
+          </w:tcPr>
           <w:p>
             <w:pPr>
               <w:pStyle w:val="Compact"/>
@@ -13591,7 +13683,11 @@
           </w:p>
         </w:tc>
         <w:tc>
-          <w:tcPr/>
+          <w:tcPr>
+            <w:tcBorders>
+              <w:bottom w:val="single" w:sz="8" w:space="0" w:color="000000"/>
+            </w:tcBorders>
+          </w:tcPr>
           <w:p>
             <w:pPr>
               <w:pStyle w:val="Compact"/>
@@ -13600,7 +13696,11 @@
           </w:p>
         </w:tc>
         <w:tc>
-          <w:tcPr/>
+          <w:tcPr>
+            <w:tcBorders>
+              <w:bottom w:val="single" w:sz="8" w:space="0" w:color="000000"/>
+            </w:tcBorders>
+          </w:tcPr>
           <w:p>
             <w:pPr>
               <w:pStyle w:val="Compact"/>
@@ -13609,7 +13709,11 @@
           </w:p>
         </w:tc>
         <w:tc>
-          <w:tcPr/>
+          <w:tcPr>
+            <w:tcBorders>
+              <w:bottom w:val="single" w:sz="8" w:space="0" w:color="000000"/>
+            </w:tcBorders>
+          </w:tcPr>
           <w:p>
             <w:pPr>
               <w:pStyle w:val="Compact"/>
@@ -13618,7 +13722,11 @@
           </w:p>
         </w:tc>
         <w:tc>
-          <w:tcPr/>
+          <w:tcPr>
+            <w:tcBorders>
+              <w:bottom w:val="single" w:sz="8" w:space="0" w:color="000000"/>
+            </w:tcBorders>
+          </w:tcPr>
           <w:p>
             <w:pPr>
               <w:pStyle w:val="Compact"/>
@@ -13627,7 +13735,11 @@
           </w:p>
         </w:tc>
         <w:tc>
-          <w:tcPr/>
+          <w:tcPr>
+            <w:tcBorders>
+              <w:bottom w:val="single" w:sz="8" w:space="0" w:color="000000"/>
+            </w:tcBorders>
+          </w:tcPr>
           <w:p>
             <w:pPr>
               <w:pStyle w:val="Compact"/>
@@ -13636,7 +13748,11 @@
           </w:p>
         </w:tc>
         <w:tc>
-          <w:tcPr/>
+          <w:tcPr>
+            <w:tcBorders>
+              <w:bottom w:val="single" w:sz="8" w:space="0" w:color="000000"/>
+            </w:tcBorders>
+          </w:tcPr>
           <w:p>
             <w:pPr>
               <w:pStyle w:val="Compact"/>
@@ -13645,7 +13761,11 @@
           </w:p>
         </w:tc>
         <w:tc>
-          <w:tcPr/>
+          <w:tcPr>
+            <w:tcBorders>
+              <w:bottom w:val="single" w:sz="8" w:space="0" w:color="000000"/>
+            </w:tcBorders>
+          </w:tcPr>
           <w:p>
             <w:pPr>
               <w:pStyle w:val="Compact"/>
@@ -13654,7 +13774,11 @@
           </w:p>
         </w:tc>
         <w:tc>
-          <w:tcPr/>
+          <w:tcPr>
+            <w:tcBorders>
+              <w:bottom w:val="single" w:sz="8" w:space="0" w:color="000000"/>
+            </w:tcBorders>
+          </w:tcPr>
           <w:p>
             <w:pPr>
               <w:pStyle w:val="Compact"/>
@@ -13663,7 +13787,11 @@
           </w:p>
         </w:tc>
         <w:tc>
-          <w:tcPr/>
+          <w:tcPr>
+            <w:tcBorders>
+              <w:bottom w:val="single" w:sz="8" w:space="0" w:color="000000"/>
+            </w:tcBorders>
+          </w:tcPr>
           <w:p>
             <w:pPr>
               <w:pStyle w:val="Compact"/>
@@ -13672,7 +13800,11 @@
           </w:p>
         </w:tc>
         <w:tc>
-          <w:tcPr/>
+          <w:tcPr>
+            <w:tcBorders>
+              <w:bottom w:val="single" w:sz="8" w:space="0" w:color="000000"/>
+            </w:tcBorders>
+          </w:tcPr>
           <w:p>
             <w:pPr>
               <w:pStyle w:val="Compact"/>
@@ -13681,7 +13813,11 @@
           </w:p>
         </w:tc>
         <w:tc>
-          <w:tcPr/>
+          <w:tcPr>
+            <w:tcBorders>
+              <w:bottom w:val="single" w:sz="8" w:space="0" w:color="000000"/>
+            </w:tcBorders>
+          </w:tcPr>
           <w:p>
             <w:pPr>
               <w:pStyle w:val="Compact"/>
@@ -13690,7 +13826,11 @@
           </w:p>
         </w:tc>
         <w:tc>
-          <w:tcPr/>
+          <w:tcPr>
+            <w:tcBorders>
+              <w:bottom w:val="single" w:sz="8" w:space="0" w:color="000000"/>
+            </w:tcBorders>
+          </w:tcPr>
           <w:p>
             <w:pPr>
               <w:pStyle w:val="Compact"/>
@@ -13699,7 +13839,11 @@
           </w:p>
         </w:tc>
         <w:tc>
-          <w:tcPr/>
+          <w:tcPr>
+            <w:tcBorders>
+              <w:bottom w:val="single" w:sz="8" w:space="0" w:color="000000"/>
+            </w:tcBorders>
+          </w:tcPr>
           <w:p>
             <w:pPr>
               <w:pStyle w:val="Compact"/>
@@ -14197,7 +14341,7 @@
     </w:tbl>
     <w:p>
       <w:pPr>
-        <w:spacing w:before="120"/>
+        <w:spacing w:before="0" w:after="0"/>
       </w:pPr>
       <w:r>
         <w:rPr>
@@ -19060,8 +19204,8 @@
     <w:p>
       <w:pPr>
         <w:pStyle w:val="FirstParagraph"/>
+        <w:spacing w:before="0" w:after="0"/>
         <w:ind w:left="480" w:hanging="480"/>
-        <w:spacing w:after="0"/>
       </w:pPr>
       <w:r>
         <w:rPr>
@@ -19167,33 +19311,33 @@
     <w:p>
       <w:pPr>
         <w:pStyle w:val="FirstParagraph"/>
+        <w:spacing w:before="0" w:after="0"/>
         <w:ind w:left="480" w:hanging="480"/>
+      </w:pPr>
+      <w:r>
+        <w:rPr>
+          <w:rFonts w:ascii="Times New Roman" w:hAnsi="Times New Roman" w:eastAsia="Times New Roman" w:cs="Times New Roman"/>
+        </w:rPr>
+        <w:t xml:space="preserve">B. </w:t>
+      </w:r>
+      <w:r>
+        <w:rPr>
+          <w:rFonts w:hint="eastAsia" w:ascii="Times New Roman" w:hAnsi="Times New Roman" w:eastAsia="FangSong" w:cs="Times New Roman"/>
+        </w:rPr>
+        <w:t xml:space="preserve">确定下一步还原所需铁的量</w:t>
+      </w:r>
+      <w:r>
+        <w:rPr>
+          <w:rFonts w:ascii="Times New Roman" w:hAnsi="Times New Roman" w:eastAsia="Times New Roman" w:cs="Times New Roman"/>
+        </w:rPr>
+        <w:t xml:space="preserve">　</w:t>
+      </w:r>
+    </w:p>
+    <w:p>
+      <w:pPr>
+        <w:pStyle w:val="FirstParagraph"/>
         <w:spacing w:before="0" w:after="0"/>
-      </w:pPr>
-      <w:r>
-        <w:rPr>
-          <w:rFonts w:ascii="Times New Roman" w:hAnsi="Times New Roman" w:eastAsia="Times New Roman" w:cs="Times New Roman"/>
-        </w:rPr>
-        <w:t xml:space="preserve">B. </w:t>
-      </w:r>
-      <w:r>
-        <w:rPr>
-          <w:rFonts w:hint="eastAsia" w:ascii="Times New Roman" w:hAnsi="Times New Roman" w:eastAsia="FangSong" w:cs="Times New Roman"/>
-        </w:rPr>
-        <w:t xml:space="preserve">确定下一步还原所需铁的量</w:t>
-      </w:r>
-      <w:r>
-        <w:rPr>
-          <w:rFonts w:ascii="Times New Roman" w:hAnsi="Times New Roman" w:eastAsia="Times New Roman" w:cs="Times New Roman"/>
-        </w:rPr>
-        <w:t xml:space="preserve">　</w:t>
-      </w:r>
-    </w:p>
-    <w:p>
-      <w:pPr>
-        <w:pStyle w:val="FirstParagraph"/>
         <w:ind w:left="480" w:hanging="480"/>
-        <w:spacing w:before="0" w:after="0"/>
       </w:pPr>
       <w:r>
         <w:rPr>
@@ -19310,8 +19454,8 @@
     <w:p>
       <w:pPr>
         <w:pStyle w:val="FirstParagraph"/>
+        <w:spacing w:before="0" w:after="0"/>
         <w:ind w:left="480" w:hanging="480"/>
-        <w:spacing w:before="0" w:after="180"/>
       </w:pPr>
       <w:r>
         <w:rPr>
@@ -20536,8 +20680,8 @@
     <w:p>
       <w:pPr>
         <w:pStyle w:val="FirstParagraph"/>
+        <w:spacing w:before="0" w:after="0"/>
         <w:ind w:left="480" w:hanging="480"/>
-        <w:spacing w:after="0"/>
       </w:pPr>
       <w:r>
         <w:rPr>
@@ -20549,8 +20693,8 @@
     <w:p>
       <w:pPr>
         <w:pStyle w:val="FirstParagraph"/>
+        <w:spacing w:before="0" w:after="0"/>
         <w:ind w:left="480" w:hanging="480"/>
-        <w:spacing w:before="0" w:after="0"/>
       </w:pPr>
       <w:r>
         <w:rPr>
@@ -20597,8 +20741,8 @@
     <w:p>
       <w:pPr>
         <w:pStyle w:val="FirstParagraph"/>
+        <w:spacing w:before="0" w:after="0"/>
         <w:ind w:left="480" w:hanging="480"/>
-        <w:spacing w:before="0" w:after="0"/>
       </w:pPr>
       <w:r>
         <w:rPr>
@@ -20645,8 +20789,8 @@
     <w:p>
       <w:pPr>
         <w:pStyle w:val="FirstParagraph"/>
+        <w:spacing w:before="0" w:after="0"/>
         <w:ind w:left="480" w:hanging="480"/>
-        <w:spacing w:before="0" w:after="180"/>
       </w:pPr>
       <w:r>
         <w:rPr>
@@ -20743,8 +20887,8 @@
     <w:p>
       <w:pPr>
         <w:pStyle w:val="FirstParagraph"/>
+        <w:spacing w:before="0" w:after="0"/>
         <w:ind w:left="480" w:hanging="480"/>
-        <w:spacing w:after="0"/>
       </w:pPr>
       <w:r>
         <w:rPr>
@@ -20780,20 +20924,57 @@
     <w:p>
       <w:pPr>
         <w:pStyle w:val="FirstParagraph"/>
+        <w:spacing w:before="0" w:after="0"/>
         <w:ind w:left="480" w:hanging="480"/>
+      </w:pPr>
+      <w:r>
+        <w:rPr>
+          <w:rFonts w:ascii="Times New Roman" w:hAnsi="Times New Roman" w:eastAsia="Times New Roman" w:cs="Times New Roman"/>
+        </w:rPr>
+        <w:t xml:space="preserve">B. </w:t>
+      </w:r>
+      <w:r>
+        <w:rPr>
+          <w:rFonts w:hint="eastAsia" w:ascii="Times New Roman" w:hAnsi="Times New Roman" w:eastAsia="FangSong" w:cs="Times New Roman"/>
+        </w:rPr>
+        <w:t>过滤</w:t>
+      </w:r>
+      <w:r>
+        <w:rPr>
+          <w:rFonts w:hint="eastAsia" w:ascii="Times New Roman" w:hAnsi="Times New Roman" w:eastAsia="Times New Roman" w:cs="Times New Roman"/>
+        </w:rPr>
+        <w:t>、</w:t>
+      </w:r>
+      <w:r>
+        <w:rPr>
+          <w:rFonts w:hint="eastAsia" w:ascii="Times New Roman" w:hAnsi="Times New Roman" w:eastAsia="FangSong" w:cs="Times New Roman"/>
+        </w:rPr>
+        <w:t>洗涤</w:t>
+      </w:r>
+      <w:r>
+        <w:rPr>
+          <w:rFonts w:ascii="Times New Roman" w:hAnsi="Times New Roman" w:eastAsia="Times New Roman" w:cs="Times New Roman"/>
+        </w:rPr>
+        <w:t xml:space="preserve">　</w:t>
+      </w:r>
+    </w:p>
+    <w:p>
+      <w:pPr>
+        <w:pStyle w:val="FirstParagraph"/>
         <w:spacing w:before="0" w:after="0"/>
-      </w:pPr>
-      <w:r>
-        <w:rPr>
-          <w:rFonts w:ascii="Times New Roman" w:hAnsi="Times New Roman" w:eastAsia="Times New Roman" w:cs="Times New Roman"/>
-        </w:rPr>
-        <w:t xml:space="preserve">B. </w:t>
-      </w:r>
-      <w:r>
-        <w:rPr>
-          <w:rFonts w:hint="eastAsia" w:ascii="Times New Roman" w:hAnsi="Times New Roman" w:eastAsia="FangSong" w:cs="Times New Roman"/>
-        </w:rPr>
-        <w:t>过滤</w:t>
+        <w:ind w:left="480" w:hanging="480"/>
+      </w:pPr>
+      <w:r>
+        <w:rPr>
+          <w:rFonts w:ascii="Times New Roman" w:hAnsi="Times New Roman" w:eastAsia="Times New Roman" w:cs="Times New Roman"/>
+        </w:rPr>
+        <w:t xml:space="preserve">C. </w:t>
+      </w:r>
+      <w:r>
+        <w:rPr>
+          <w:rFonts w:hint="eastAsia" w:ascii="Times New Roman" w:hAnsi="Times New Roman" w:eastAsia="FangSong" w:cs="Times New Roman"/>
+        </w:rPr>
+        <w:t>蒸发</w:t>
       </w:r>
       <w:r>
         <w:rPr>
@@ -20805,7 +20986,7 @@
         <w:rPr>
           <w:rFonts w:hint="eastAsia" w:ascii="Times New Roman" w:hAnsi="Times New Roman" w:eastAsia="FangSong" w:cs="Times New Roman"/>
         </w:rPr>
-        <w:t>洗涤</w:t>
+        <w:t>结晶</w:t>
       </w:r>
       <w:r>
         <w:rPr>
@@ -20817,45 +20998,8 @@
     <w:p>
       <w:pPr>
         <w:pStyle w:val="FirstParagraph"/>
+        <w:spacing w:before="0" w:after="0"/>
         <w:ind w:left="480" w:hanging="480"/>
-        <w:spacing w:before="0" w:after="0"/>
-      </w:pPr>
-      <w:r>
-        <w:rPr>
-          <w:rFonts w:ascii="Times New Roman" w:hAnsi="Times New Roman" w:eastAsia="Times New Roman" w:cs="Times New Roman"/>
-        </w:rPr>
-        <w:t xml:space="preserve">C. </w:t>
-      </w:r>
-      <w:r>
-        <w:rPr>
-          <w:rFonts w:hint="eastAsia" w:ascii="Times New Roman" w:hAnsi="Times New Roman" w:eastAsia="FangSong" w:cs="Times New Roman"/>
-        </w:rPr>
-        <w:t>蒸发</w:t>
-      </w:r>
-      <w:r>
-        <w:rPr>
-          <w:rFonts w:hint="eastAsia" w:ascii="Times New Roman" w:hAnsi="Times New Roman" w:eastAsia="Times New Roman" w:cs="Times New Roman"/>
-        </w:rPr>
-        <w:t>、</w:t>
-      </w:r>
-      <w:r>
-        <w:rPr>
-          <w:rFonts w:hint="eastAsia" w:ascii="Times New Roman" w:hAnsi="Times New Roman" w:eastAsia="FangSong" w:cs="Times New Roman"/>
-        </w:rPr>
-        <w:t>结晶</w:t>
-      </w:r>
-      <w:r>
-        <w:rPr>
-          <w:rFonts w:ascii="Times New Roman" w:hAnsi="Times New Roman" w:eastAsia="Times New Roman" w:cs="Times New Roman"/>
-        </w:rPr>
-        <w:t xml:space="preserve">　</w:t>
-      </w:r>
-    </w:p>
-    <w:p>
-      <w:pPr>
-        <w:pStyle w:val="FirstParagraph"/>
-        <w:ind w:left="480" w:hanging="480"/>
-        <w:spacing w:before="0" w:after="180"/>
       </w:pPr>
       <w:r>
         <w:rPr>
@@ -21850,8 +21994,8 @@
           <w:ilvl w:val="0"/>
           <w:numId w:val="1030"/>
         </w:numPr>
+        <w:spacing w:before="0" w:after="0"/>
         <w:ind w:left="480" w:hanging="480"/>
-        <w:spacing w:after="0"/>
       </w:pPr>
       <m:oMath>
         <m:sSub>
@@ -21930,8 +22074,8 @@
           <w:ilvl w:val="0"/>
           <w:numId w:val="1030"/>
         </w:numPr>
+        <w:spacing w:before="0" w:after="0"/>
         <w:ind w:left="480" w:hanging="480"/>
-        <w:spacing w:before="0" w:after="0"/>
       </w:pPr>
       <w:r>
         <w:rPr>
@@ -21964,8 +22108,8 @@
           <w:ilvl w:val="0"/>
           <w:numId w:val="1030"/>
         </w:numPr>
+        <w:spacing w:before="0" w:after="0"/>
         <w:ind w:left="480" w:hanging="480"/>
-        <w:spacing w:before="0" w:after="0"/>
       </w:pPr>
       <w:r>
         <w:rPr>
@@ -21992,8 +22136,8 @@
           <w:ilvl w:val="0"/>
           <w:numId w:val="1030"/>
         </w:numPr>
+        <w:spacing w:before="0" w:after="0"/>
         <w:ind w:left="480" w:hanging="480"/>
-        <w:spacing w:before="0" w:after="0"/>
       </w:pPr>
       <w:r>
         <w:rPr>
@@ -22020,8 +22164,8 @@
           <w:ilvl w:val="0"/>
           <w:numId w:val="1030"/>
         </w:numPr>
+        <w:spacing w:before="0" w:after="0"/>
         <w:ind w:left="480" w:hanging="480"/>
-        <w:spacing w:before="0" w:after="180"/>
       </w:pPr>
       <w:r>
         <w:rPr>
@@ -24908,7 +25052,7 @@
     <ns0:rPr>
       <ns0:rFonts ns0:ascii="Times New Roman" ns0:cs="Times New Roman" ns0:eastAsia="SimHei" ns0:hAnsi="Times New Roman"/>
       <ns0:b/>
-      <ns0:color ns0:val="17324D"/>
+      <ns0:color ns0:val="000000"/>
       <ns0:sz ns0:val="44"/>
       <ns0:szCs ns0:val="56"/>
     </ns0:rPr>
@@ -25050,7 +25194,7 @@
     <ns0:rPr>
       <ns0:rFonts ns0:ascii="Times New Roman" ns0:cs="Times New Roman" ns0:eastAsia="SimHei" ns0:hAnsi="Times New Roman"/>
       <ns0:b/>
-      <ns0:color ns0:val="17324D"/>
+      <ns0:color ns0:val="000000"/>
       <ns0:sz ns0:val="32"/>
       <ns0:szCs ns0:val="40"/>
     </ns0:rPr>
@@ -25074,7 +25218,7 @@
     <ns0:rPr>
       <ns0:rFonts ns0:ascii="Times New Roman" ns0:cs="Times New Roman" ns0:eastAsia="SimHei" ns0:hAnsi="Times New Roman"/>
       <ns0:b/>
-      <ns0:color ns0:val="17324D"/>
+      <ns0:color ns0:val="000000"/>
       <ns0:sz ns0:val="28"/>
       <ns0:szCs ns0:val="32"/>
     </ns0:rPr>
@@ -25098,7 +25242,7 @@
     <ns0:rPr>
       <ns0:rFonts ns0:ascii="Times New Roman" ns0:cs="Times New Roman" ns0:eastAsia="SimHei" ns0:hAnsi="Times New Roman"/>
       <ns0:b/>
-      <ns0:color ns0:val="17324D"/>
+      <ns0:color ns0:val="000000"/>
       <ns0:sz ns0:val="25"/>
       <ns0:szCs ns0:val="28"/>
     </ns0:rPr>
